--- a/8_Коллекции,_классы-прототипы/Макарчук_8_коллекции.docx
+++ b/8_Коллекции,_классы-прототипы/Макарчук_8_коллекции.docx
@@ -1,6 +1,6 @@
 
 <file path=word/document.xml><?xml version="1.0" encoding="utf-8"?>
-<w:document xmlns:wpc="http://schemas.microsoft.com/office/word/2010/wordprocessingCanvas" xmlns:cx="http://schemas.microsoft.com/office/drawing/2014/chartex" xmlns:cx1="http://schemas.microsoft.com/office/drawing/2015/9/8/chartex" xmlns:cx2="http://schemas.microsoft.com/office/drawing/2015/10/21/chartex" xmlns:cx3="http://schemas.microsoft.com/office/drawing/2016/5/9/chartex" xmlns:cx4="http://schemas.microsoft.com/office/drawing/2016/5/10/chartex" xmlns:cx5="http://schemas.microsoft.com/office/drawing/2016/5/11/chartex" xmlns:cx6="http://schemas.microsoft.com/office/drawing/2016/5/12/chartex" xmlns:cx7="http://schemas.microsoft.com/office/drawing/2016/5/13/chartex" xmlns:cx8="http://schemas.microsoft.com/office/drawing/2016/5/14/chartex" xmlns:mc="http://schemas.openxmlformats.org/markup-compatibility/2006" xmlns:aink="http://schemas.microsoft.com/office/drawing/2016/ink" xmlns:am3d="http://schemas.microsoft.com/office/drawing/2017/model3d" xmlns:o="urn:schemas-microsoft-com:office:office" xmlns:oel="http://schemas.microsoft.com/office/2019/extlst" xmlns:r="http://schemas.openxmlformats.org/officeDocument/2006/relationships" xmlns:m="http://schemas.openxmlformats.org/officeDocument/2006/math" xmlns:v="urn:schemas-microsoft-com:vml" xmlns:wp14="http://schemas.microsoft.com/office/word/2010/wordprocessingDrawing" xmlns:wp="http://schemas.openxmlformats.org/drawingml/2006/wordprocessingDrawing" xmlns:w10="urn:schemas-microsoft-com:office:word" xmlns:w="http://schemas.openxmlformats.org/wordprocessingml/2006/main" xmlns:w14="http://schemas.microsoft.com/office/word/2010/wordml" xmlns:w15="http://schemas.microsoft.com/office/word/2012/wordml" xmlns:w16cex="http://schemas.microsoft.com/office/word/2018/wordml/cex" xmlns:w16cid="http://schemas.microsoft.com/office/word/2016/wordml/cid" xmlns:w16="http://schemas.microsoft.com/office/word/2018/wordml" xmlns:w16sdtdh="http://schemas.microsoft.com/office/word/2020/wordml/sdtdatahash" xmlns:w16se="http://schemas.microsoft.com/office/word/2015/wordml/symex" xmlns:wpg="http://schemas.microsoft.com/office/word/2010/wordprocessingGroup" xmlns:wpi="http://schemas.microsoft.com/office/word/2010/wordprocessingInk" xmlns:wne="http://schemas.microsoft.com/office/word/2006/wordml" xmlns:wps="http://schemas.microsoft.com/office/word/2010/wordprocessingShape" mc:Ignorable="w14 w15 w16se w16cid w16 w16cex w16sdtdh wp14">
+<w:document xmlns:wpc="http://schemas.microsoft.com/office/word/2010/wordprocessingCanvas" xmlns:cx="http://schemas.microsoft.com/office/drawing/2014/chartex" xmlns:cx1="http://schemas.microsoft.com/office/drawing/2015/9/8/chartex" xmlns:cx2="http://schemas.microsoft.com/office/drawing/2015/10/21/chartex" xmlns:cx3="http://schemas.microsoft.com/office/drawing/2016/5/9/chartex" xmlns:cx4="http://schemas.microsoft.com/office/drawing/2016/5/10/chartex" xmlns:cx5="http://schemas.microsoft.com/office/drawing/2016/5/11/chartex" xmlns:cx6="http://schemas.microsoft.com/office/drawing/2016/5/12/chartex" xmlns:cx7="http://schemas.microsoft.com/office/drawing/2016/5/13/chartex" xmlns:cx8="http://schemas.microsoft.com/office/drawing/2016/5/14/chartex" xmlns:mc="http://schemas.openxmlformats.org/markup-compatibility/2006" xmlns:aink="http://schemas.microsoft.com/office/drawing/2016/ink" xmlns:am3d="http://schemas.microsoft.com/office/drawing/2017/model3d" xmlns:o="urn:schemas-microsoft-com:office:office" xmlns:oel="http://schemas.microsoft.com/office/2019/extlst" xmlns:r="http://schemas.openxmlformats.org/officeDocument/2006/relationships" xmlns:m="http://schemas.openxmlformats.org/officeDocument/2006/math" xmlns:v="urn:schemas-microsoft-com:vml" xmlns:wp14="http://schemas.microsoft.com/office/word/2010/wordprocessingDrawing" xmlns:wp="http://schemas.openxmlformats.org/drawingml/2006/wordprocessingDrawing" xmlns:w10="urn:schemas-microsoft-com:office:word" xmlns:w="http://schemas.openxmlformats.org/wordprocessingml/2006/main" xmlns:w14="http://schemas.microsoft.com/office/word/2010/wordml" xmlns:w15="http://schemas.microsoft.com/office/word/2012/wordml" xmlns:w16cex="http://schemas.microsoft.com/office/word/2018/wordml/cex" xmlns:w16cid="http://schemas.microsoft.com/office/word/2016/wordml/cid" xmlns:w16="http://schemas.microsoft.com/office/word/2018/wordml" xmlns:w16du="http://schemas.microsoft.com/office/word/2023/wordml/word16du" xmlns:w16sdtdh="http://schemas.microsoft.com/office/word/2020/wordml/sdtdatahash" xmlns:w16sdtfl="http://schemas.microsoft.com/office/word/2024/wordml/sdtformatlock" xmlns:w16se="http://schemas.microsoft.com/office/word/2015/wordml/symex" xmlns:wpg="http://schemas.microsoft.com/office/word/2010/wordprocessingGroup" xmlns:wpi="http://schemas.microsoft.com/office/word/2010/wordprocessingInk" xmlns:wne="http://schemas.microsoft.com/office/word/2006/wordml" xmlns:wps="http://schemas.microsoft.com/office/word/2010/wordprocessingShape" mc:Ignorable="w14 w15 w16se w16cid w16 w16cex w16sdtdh w16sdtfl w16du wp14">
   <w:body>
     <w:p>
       <w:pPr>
@@ -190,25 +190,7 @@
           <w:sz w:val="28"/>
           <w:szCs w:val="28"/>
         </w:rPr>
-        <w:t>Система обработки задач (</w:t>
-      </w:r>
-      <w:proofErr w:type="spellStart"/>
-      <w:r>
-        <w:rPr>
-          <w:color w:val="000000"/>
-          <w:sz w:val="28"/>
-          <w:szCs w:val="28"/>
-        </w:rPr>
-        <w:t>Queue</w:t>
-      </w:r>
-      <w:proofErr w:type="spellEnd"/>
-      <w:r>
-        <w:rPr>
-          <w:color w:val="000000"/>
-          <w:sz w:val="28"/>
-          <w:szCs w:val="28"/>
-        </w:rPr>
-        <w:t>)</w:t>
+        <w:t>Система обработки задач (Queue)</w:t>
       </w:r>
     </w:p>
     <w:p>
@@ -225,7 +207,6 @@
           <w:color w:val="000000"/>
           <w:sz w:val="28"/>
           <w:szCs w:val="28"/>
-          <w:lang w:val="en-US"/>
         </w:rPr>
       </w:pPr>
       <w:r>
@@ -233,16 +214,22 @@
           <w:color w:val="000000"/>
           <w:sz w:val="28"/>
           <w:szCs w:val="28"/>
-          <w:lang w:val="en-US"/>
-        </w:rPr>
-        <w:t>-</w:t>
+        </w:rPr>
+        <w:t xml:space="preserve">- </w:t>
       </w:r>
       <w:r>
         <w:rPr>
           <w:color w:val="000000"/>
           <w:sz w:val="28"/>
           <w:szCs w:val="28"/>
-          <w:lang w:val="en-US"/>
+        </w:rPr>
+        <w:t>Класс</w:t>
+      </w:r>
+      <w:r>
+        <w:rPr>
+          <w:color w:val="000000"/>
+          <w:sz w:val="28"/>
+          <w:szCs w:val="28"/>
         </w:rPr>
         <w:t xml:space="preserve"> </w:t>
       </w:r>
@@ -251,17 +238,17 @@
           <w:color w:val="000000"/>
           <w:sz w:val="28"/>
           <w:szCs w:val="28"/>
-        </w:rPr>
-        <w:t>Класс</w:t>
+          <w:lang w:val="en-US"/>
+        </w:rPr>
+        <w:t>Task</w:t>
       </w:r>
       <w:r>
         <w:rPr>
           <w:color w:val="000000"/>
           <w:sz w:val="28"/>
           <w:szCs w:val="28"/>
-          <w:lang w:val="en-US"/>
-        </w:rPr>
-        <w:t xml:space="preserve"> Task </w:t>
+        </w:rPr>
+        <w:t xml:space="preserve"> </w:t>
       </w:r>
       <w:r>
         <w:rPr>
@@ -276,7 +263,6 @@
           <w:color w:val="000000"/>
           <w:sz w:val="28"/>
           <w:szCs w:val="28"/>
-          <w:lang w:val="en-US"/>
         </w:rPr>
         <w:t xml:space="preserve"> </w:t>
       </w:r>
@@ -293,9 +279,59 @@
           <w:color w:val="000000"/>
           <w:sz w:val="28"/>
           <w:szCs w:val="28"/>
-          <w:lang w:val="en-US"/>
-        </w:rPr>
-        <w:t xml:space="preserve"> Id, Title, Priority.</w:t>
+        </w:rPr>
+        <w:t xml:space="preserve"> </w:t>
+      </w:r>
+      <w:r>
+        <w:rPr>
+          <w:color w:val="000000"/>
+          <w:sz w:val="28"/>
+          <w:szCs w:val="28"/>
+          <w:lang w:val="en-US"/>
+        </w:rPr>
+        <w:t>Id</w:t>
+      </w:r>
+      <w:r>
+        <w:rPr>
+          <w:color w:val="000000"/>
+          <w:sz w:val="28"/>
+          <w:szCs w:val="28"/>
+        </w:rPr>
+        <w:t xml:space="preserve">, </w:t>
+      </w:r>
+      <w:r>
+        <w:rPr>
+          <w:color w:val="000000"/>
+          <w:sz w:val="28"/>
+          <w:szCs w:val="28"/>
+          <w:lang w:val="en-US"/>
+        </w:rPr>
+        <w:t>Title</w:t>
+      </w:r>
+      <w:r>
+        <w:rPr>
+          <w:color w:val="000000"/>
+          <w:sz w:val="28"/>
+          <w:szCs w:val="28"/>
+        </w:rPr>
+        <w:t xml:space="preserve">, </w:t>
+      </w:r>
+      <w:r>
+        <w:rPr>
+          <w:color w:val="000000"/>
+          <w:sz w:val="28"/>
+          <w:szCs w:val="28"/>
+          <w:lang w:val="en-US"/>
+        </w:rPr>
+        <w:t>Priority</w:t>
+      </w:r>
+      <w:r>
+        <w:rPr>
+          <w:color w:val="000000"/>
+          <w:sz w:val="28"/>
+          <w:szCs w:val="28"/>
+        </w:rPr>
+        <w:t>.</w:t>
       </w:r>
     </w:p>
     <w:p>
@@ -328,61 +364,7 @@
           <w:sz w:val="28"/>
           <w:szCs w:val="28"/>
         </w:rPr>
-        <w:t xml:space="preserve">Класс </w:t>
-      </w:r>
-      <w:proofErr w:type="spellStart"/>
-      <w:r>
-        <w:rPr>
-          <w:color w:val="000000"/>
-          <w:sz w:val="28"/>
-          <w:szCs w:val="28"/>
-        </w:rPr>
-        <w:t>TaskManager</w:t>
-      </w:r>
-      <w:proofErr w:type="spellEnd"/>
-      <w:r>
-        <w:rPr>
-          <w:color w:val="000000"/>
-          <w:sz w:val="28"/>
-          <w:szCs w:val="28"/>
-        </w:rPr>
-        <w:t xml:space="preserve"> использует </w:t>
-      </w:r>
-      <w:proofErr w:type="spellStart"/>
-      <w:r>
-        <w:rPr>
-          <w:color w:val="000000"/>
-          <w:sz w:val="28"/>
-          <w:szCs w:val="28"/>
-        </w:rPr>
-        <w:t>Queue&amp;</w:t>
-      </w:r>
-      <w:proofErr w:type="gramStart"/>
-      <w:r>
-        <w:rPr>
-          <w:color w:val="000000"/>
-          <w:sz w:val="28"/>
-          <w:szCs w:val="28"/>
-        </w:rPr>
-        <w:t>lt;Task</w:t>
-      </w:r>
-      <w:proofErr w:type="gramEnd"/>
-      <w:r>
-        <w:rPr>
-          <w:color w:val="000000"/>
-          <w:sz w:val="28"/>
-          <w:szCs w:val="28"/>
-        </w:rPr>
-        <w:t>&amp;gt</w:t>
-      </w:r>
-      <w:proofErr w:type="spellEnd"/>
-      <w:r>
-        <w:rPr>
-          <w:color w:val="000000"/>
-          <w:sz w:val="28"/>
-          <w:szCs w:val="28"/>
-        </w:rPr>
-        <w:t>; для управления задачами.</w:t>
+        <w:t>Класс TaskManager использует Queue&amp;lt;Task&amp;gt; для управления задачами.</w:t>
       </w:r>
     </w:p>
     <w:p>
@@ -399,6 +381,7 @@
           <w:color w:val="000000"/>
           <w:sz w:val="28"/>
           <w:szCs w:val="28"/>
+          <w:lang w:val="en-US"/>
         </w:rPr>
       </w:pPr>
       <w:r>
@@ -406,72 +389,43 @@
           <w:color w:val="000000"/>
           <w:sz w:val="28"/>
           <w:szCs w:val="28"/>
-        </w:rPr>
-        <w:t xml:space="preserve">o Реализовать методы </w:t>
-      </w:r>
-      <w:proofErr w:type="spellStart"/>
-      <w:proofErr w:type="gramStart"/>
+          <w:lang w:val="en-US"/>
+        </w:rPr>
+        <w:t xml:space="preserve">o </w:t>
+      </w:r>
       <w:r>
         <w:rPr>
           <w:color w:val="000000"/>
           <w:sz w:val="28"/>
           <w:szCs w:val="28"/>
         </w:rPr>
-        <w:t>AddTask</w:t>
-      </w:r>
-      <w:proofErr w:type="spellEnd"/>
+        <w:t>Реализовать</w:t>
+      </w:r>
       <w:r>
         <w:rPr>
           <w:color w:val="000000"/>
           <w:sz w:val="28"/>
           <w:szCs w:val="28"/>
-        </w:rPr>
-        <w:t>(</w:t>
-      </w:r>
-      <w:proofErr w:type="gramEnd"/>
+          <w:lang w:val="en-US"/>
+        </w:rPr>
+        <w:t xml:space="preserve"> </w:t>
+      </w:r>
       <w:r>
         <w:rPr>
           <w:color w:val="000000"/>
           <w:sz w:val="28"/>
           <w:szCs w:val="28"/>
         </w:rPr>
-        <w:t xml:space="preserve">), </w:t>
-      </w:r>
-      <w:proofErr w:type="spellStart"/>
+        <w:t>методы</w:t>
+      </w:r>
       <w:r>
         <w:rPr>
           <w:color w:val="000000"/>
           <w:sz w:val="28"/>
           <w:szCs w:val="28"/>
-        </w:rPr>
-        <w:t>ProcessTask</w:t>
-      </w:r>
-      <w:proofErr w:type="spellEnd"/>
-      <w:r>
-        <w:rPr>
-          <w:color w:val="000000"/>
-          <w:sz w:val="28"/>
-          <w:szCs w:val="28"/>
-        </w:rPr>
-        <w:t xml:space="preserve">(), </w:t>
-      </w:r>
-      <w:proofErr w:type="spellStart"/>
-      <w:r>
-        <w:rPr>
-          <w:color w:val="000000"/>
-          <w:sz w:val="28"/>
-          <w:szCs w:val="28"/>
-        </w:rPr>
-        <w:t>GetPendingTasks</w:t>
-      </w:r>
-      <w:proofErr w:type="spellEnd"/>
-      <w:r>
-        <w:rPr>
-          <w:color w:val="000000"/>
-          <w:sz w:val="28"/>
-          <w:szCs w:val="28"/>
-        </w:rPr>
-        <w:t>().</w:t>
+          <w:lang w:val="en-US"/>
+        </w:rPr>
+        <w:t xml:space="preserve"> AddTask(), ProcessTask(), GetPendingTasks().</w:t>
       </w:r>
     </w:p>
     <w:p>
@@ -488,6 +442,7 @@
           <w:color w:val="000000"/>
           <w:sz w:val="28"/>
           <w:szCs w:val="28"/>
+          <w:lang w:val="en-US"/>
         </w:rPr>
       </w:pPr>
     </w:p>
@@ -505,6 +460,7 @@
           <w:color w:val="000000"/>
           <w:sz w:val="28"/>
           <w:szCs w:val="28"/>
+          <w:lang w:val="en-US"/>
         </w:rPr>
       </w:pPr>
       <w:r>
@@ -520,6 +476,7 @@
           <w:color w:val="000000"/>
           <w:sz w:val="28"/>
           <w:szCs w:val="28"/>
+          <w:lang w:val="en-US"/>
         </w:rPr>
         <w:t xml:space="preserve"> </w:t>
       </w:r>
@@ -536,6 +493,7 @@
           <w:color w:val="000000"/>
           <w:sz w:val="28"/>
           <w:szCs w:val="28"/>
+          <w:lang w:val="en-US"/>
         </w:rPr>
         <w:t>:</w:t>
       </w:r>
@@ -549,6 +507,7 @@
           <w:color w:val="000000" w:themeColor="text1"/>
           <w:sz w:val="28"/>
           <w:szCs w:val="28"/>
+          <w:lang w:val="en-US"/>
         </w:rPr>
       </w:pPr>
       <w:r>
@@ -565,6 +524,7 @@
           <w:color w:val="000000" w:themeColor="text1"/>
           <w:sz w:val="28"/>
           <w:szCs w:val="28"/>
+          <w:lang w:val="en-US"/>
         </w:rPr>
         <w:t xml:space="preserve"> </w:t>
       </w:r>
@@ -582,6 +542,7 @@
           <w:color w:val="000000" w:themeColor="text1"/>
           <w:sz w:val="28"/>
           <w:szCs w:val="28"/>
+          <w:lang w:val="en-US"/>
         </w:rPr>
         <w:t>01</w:t>
       </w:r>
@@ -595,13 +556,15 @@
           <w:color w:val="000000" w:themeColor="text1"/>
           <w:sz w:val="28"/>
           <w:szCs w:val="28"/>
-        </w:rPr>
-      </w:pPr>
-      <w:r>
-        <w:rPr>
-          <w:color w:val="000000" w:themeColor="text1"/>
-          <w:sz w:val="28"/>
-          <w:szCs w:val="28"/>
+          <w:lang w:val="en-US"/>
+        </w:rPr>
+      </w:pPr>
+      <w:r>
+        <w:rPr>
+          <w:color w:val="000000" w:themeColor="text1"/>
+          <w:sz w:val="28"/>
+          <w:szCs w:val="28"/>
+          <w:lang w:val="en-US"/>
         </w:rPr>
         <w:t>{</w:t>
       </w:r>
@@ -615,13 +578,15 @@
           <w:color w:val="000000" w:themeColor="text1"/>
           <w:sz w:val="28"/>
           <w:szCs w:val="28"/>
-        </w:rPr>
-      </w:pPr>
-      <w:r>
-        <w:rPr>
-          <w:color w:val="000000" w:themeColor="text1"/>
-          <w:sz w:val="28"/>
-          <w:szCs w:val="28"/>
+          <w:lang w:val="en-US"/>
+        </w:rPr>
+      </w:pPr>
+      <w:r>
+        <w:rPr>
+          <w:color w:val="000000" w:themeColor="text1"/>
+          <w:sz w:val="28"/>
+          <w:szCs w:val="28"/>
+          <w:lang w:val="en-US"/>
         </w:rPr>
         <w:t xml:space="preserve">    </w:t>
       </w:r>
@@ -639,6 +604,7 @@
           <w:color w:val="000000" w:themeColor="text1"/>
           <w:sz w:val="28"/>
           <w:szCs w:val="28"/>
+          <w:lang w:val="en-US"/>
         </w:rPr>
         <w:t xml:space="preserve"> </w:t>
       </w:r>
@@ -669,6 +635,7 @@
           <w:color w:val="000000" w:themeColor="text1"/>
           <w:sz w:val="28"/>
           <w:szCs w:val="28"/>
+          <w:lang w:val="en-US"/>
         </w:rPr>
         <w:t xml:space="preserve">    </w:t>
       </w:r>
@@ -701,27 +668,7 @@
           <w:szCs w:val="28"/>
           <w:lang w:val="en-US"/>
         </w:rPr>
-        <w:t xml:space="preserve">        public static void </w:t>
-      </w:r>
-      <w:proofErr w:type="gramStart"/>
-      <w:r>
-        <w:rPr>
-          <w:color w:val="000000" w:themeColor="text1"/>
-          <w:sz w:val="28"/>
-          <w:szCs w:val="28"/>
-          <w:lang w:val="en-US"/>
-        </w:rPr>
-        <w:t>Main(</w:t>
-      </w:r>
-      <w:proofErr w:type="gramEnd"/>
-      <w:r>
-        <w:rPr>
-          <w:color w:val="000000" w:themeColor="text1"/>
-          <w:sz w:val="28"/>
-          <w:szCs w:val="28"/>
-          <w:lang w:val="en-US"/>
-        </w:rPr>
-        <w:t>)</w:t>
+        <w:t xml:space="preserve">        public static void Main()</w:t>
       </w:r>
     </w:p>
     <w:p>
@@ -765,58 +712,7 @@
           <w:szCs w:val="28"/>
           <w:lang w:val="en-US"/>
         </w:rPr>
-        <w:t xml:space="preserve">            </w:t>
-      </w:r>
-      <w:proofErr w:type="spellStart"/>
-      <w:r>
-        <w:rPr>
-          <w:color w:val="000000" w:themeColor="text1"/>
-          <w:sz w:val="28"/>
-          <w:szCs w:val="28"/>
-          <w:lang w:val="en-US"/>
-        </w:rPr>
-        <w:t>TaskManager</w:t>
-      </w:r>
-      <w:proofErr w:type="spellEnd"/>
-      <w:r>
-        <w:rPr>
-          <w:color w:val="000000" w:themeColor="text1"/>
-          <w:sz w:val="28"/>
-          <w:szCs w:val="28"/>
-          <w:lang w:val="en-US"/>
-        </w:rPr>
-        <w:t xml:space="preserve"> manager = new </w:t>
-      </w:r>
-      <w:proofErr w:type="spellStart"/>
-      <w:proofErr w:type="gramStart"/>
-      <w:r>
-        <w:rPr>
-          <w:color w:val="000000" w:themeColor="text1"/>
-          <w:sz w:val="28"/>
-          <w:szCs w:val="28"/>
-          <w:lang w:val="en-US"/>
-        </w:rPr>
-        <w:t>TaskManager</w:t>
-      </w:r>
-      <w:proofErr w:type="spellEnd"/>
-      <w:r>
-        <w:rPr>
-          <w:color w:val="000000" w:themeColor="text1"/>
-          <w:sz w:val="28"/>
-          <w:szCs w:val="28"/>
-          <w:lang w:val="en-US"/>
-        </w:rPr>
-        <w:t>(</w:t>
-      </w:r>
-      <w:proofErr w:type="gramEnd"/>
-      <w:r>
-        <w:rPr>
-          <w:color w:val="000000" w:themeColor="text1"/>
-          <w:sz w:val="28"/>
-          <w:szCs w:val="28"/>
-          <w:lang w:val="en-US"/>
-        </w:rPr>
-        <w:t>);</w:t>
+        <w:t xml:space="preserve">            TaskManager manager = new TaskManager();</w:t>
       </w:r>
     </w:p>
     <w:p>
@@ -851,29 +747,7 @@
           <w:szCs w:val="28"/>
           <w:lang w:val="en-US"/>
         </w:rPr>
-        <w:t xml:space="preserve">            </w:t>
-      </w:r>
-      <w:proofErr w:type="spellStart"/>
-      <w:proofErr w:type="gramStart"/>
-      <w:r>
-        <w:rPr>
-          <w:color w:val="000000" w:themeColor="text1"/>
-          <w:sz w:val="28"/>
-          <w:szCs w:val="28"/>
-          <w:lang w:val="en-US"/>
-        </w:rPr>
-        <w:t>manager.AddTask</w:t>
-      </w:r>
-      <w:proofErr w:type="spellEnd"/>
-      <w:proofErr w:type="gramEnd"/>
-      <w:r>
-        <w:rPr>
-          <w:color w:val="000000" w:themeColor="text1"/>
-          <w:sz w:val="28"/>
-          <w:szCs w:val="28"/>
-          <w:lang w:val="en-US"/>
-        </w:rPr>
-        <w:t>(new Task(1, "My PC", "High"));</w:t>
+        <w:t xml:space="preserve">            manager.AddTask(new Task(1, "My PC", "High"));</w:t>
       </w:r>
     </w:p>
     <w:p>
@@ -895,29 +769,7 @@
           <w:szCs w:val="28"/>
           <w:lang w:val="en-US"/>
         </w:rPr>
-        <w:t xml:space="preserve">            </w:t>
-      </w:r>
-      <w:proofErr w:type="spellStart"/>
-      <w:proofErr w:type="gramStart"/>
-      <w:r>
-        <w:rPr>
-          <w:color w:val="000000" w:themeColor="text1"/>
-          <w:sz w:val="28"/>
-          <w:szCs w:val="28"/>
-          <w:lang w:val="en-US"/>
-        </w:rPr>
-        <w:t>manager.AddTask</w:t>
-      </w:r>
-      <w:proofErr w:type="spellEnd"/>
-      <w:proofErr w:type="gramEnd"/>
-      <w:r>
-        <w:rPr>
-          <w:color w:val="000000" w:themeColor="text1"/>
-          <w:sz w:val="28"/>
-          <w:szCs w:val="28"/>
-          <w:lang w:val="en-US"/>
-        </w:rPr>
-        <w:t>(new Task(2, "Chrome", "Medium"));</w:t>
+        <w:t xml:space="preserve">            manager.AddTask(new Task(2, "Chrome", "Medium"));</w:t>
       </w:r>
     </w:p>
     <w:p>
@@ -939,29 +791,7 @@
           <w:szCs w:val="28"/>
           <w:lang w:val="en-US"/>
         </w:rPr>
-        <w:t xml:space="preserve">            </w:t>
-      </w:r>
-      <w:proofErr w:type="spellStart"/>
-      <w:proofErr w:type="gramStart"/>
-      <w:r>
-        <w:rPr>
-          <w:color w:val="000000" w:themeColor="text1"/>
-          <w:sz w:val="28"/>
-          <w:szCs w:val="28"/>
-          <w:lang w:val="en-US"/>
-        </w:rPr>
-        <w:t>manager.AddTask</w:t>
-      </w:r>
-      <w:proofErr w:type="spellEnd"/>
-      <w:proofErr w:type="gramEnd"/>
-      <w:r>
-        <w:rPr>
-          <w:color w:val="000000" w:themeColor="text1"/>
-          <w:sz w:val="28"/>
-          <w:szCs w:val="28"/>
-          <w:lang w:val="en-US"/>
-        </w:rPr>
-        <w:t>(new Task(3, "Music", "Low"));</w:t>
+        <w:t xml:space="preserve">            manager.AddTask(new Task(3, "Music", "Low"));</w:t>
       </w:r>
     </w:p>
     <w:p>
@@ -983,29 +813,7 @@
           <w:szCs w:val="28"/>
           <w:lang w:val="en-US"/>
         </w:rPr>
-        <w:t xml:space="preserve">            </w:t>
-      </w:r>
-      <w:proofErr w:type="spellStart"/>
-      <w:proofErr w:type="gramStart"/>
-      <w:r>
-        <w:rPr>
-          <w:color w:val="000000" w:themeColor="text1"/>
-          <w:sz w:val="28"/>
-          <w:szCs w:val="28"/>
-          <w:lang w:val="en-US"/>
-        </w:rPr>
-        <w:t>manager.ProcessTask</w:t>
-      </w:r>
-      <w:proofErr w:type="spellEnd"/>
-      <w:proofErr w:type="gramEnd"/>
-      <w:r>
-        <w:rPr>
-          <w:color w:val="000000" w:themeColor="text1"/>
-          <w:sz w:val="28"/>
-          <w:szCs w:val="28"/>
-          <w:lang w:val="en-US"/>
-        </w:rPr>
-        <w:t>();</w:t>
+        <w:t xml:space="preserve">            manager.ProcessTask();</w:t>
       </w:r>
     </w:p>
     <w:p>
@@ -1027,47 +835,7 @@
           <w:szCs w:val="28"/>
           <w:lang w:val="en-US"/>
         </w:rPr>
-        <w:t xml:space="preserve">            </w:t>
-      </w:r>
-      <w:proofErr w:type="gramStart"/>
-      <w:r>
-        <w:rPr>
-          <w:color w:val="000000" w:themeColor="text1"/>
-          <w:sz w:val="28"/>
-          <w:szCs w:val="28"/>
-          <w:lang w:val="en-US"/>
-        </w:rPr>
-        <w:t>Task[</w:t>
-      </w:r>
-      <w:proofErr w:type="gramEnd"/>
-      <w:r>
-        <w:rPr>
-          <w:color w:val="000000" w:themeColor="text1"/>
-          <w:sz w:val="28"/>
-          <w:szCs w:val="28"/>
-          <w:lang w:val="en-US"/>
-        </w:rPr>
-        <w:t xml:space="preserve">] array = </w:t>
-      </w:r>
-      <w:proofErr w:type="spellStart"/>
-      <w:r>
-        <w:rPr>
-          <w:color w:val="000000" w:themeColor="text1"/>
-          <w:sz w:val="28"/>
-          <w:szCs w:val="28"/>
-          <w:lang w:val="en-US"/>
-        </w:rPr>
-        <w:t>manager.GetPendingTasks</w:t>
-      </w:r>
-      <w:proofErr w:type="spellEnd"/>
-      <w:r>
-        <w:rPr>
-          <w:color w:val="000000" w:themeColor="text1"/>
-          <w:sz w:val="28"/>
-          <w:szCs w:val="28"/>
-          <w:lang w:val="en-US"/>
-        </w:rPr>
-        <w:t>();</w:t>
+        <w:t xml:space="preserve">            Task[] array = manager.GetPendingTasks();</w:t>
       </w:r>
     </w:p>
     <w:p>
@@ -1098,49 +866,7 @@
           <w:szCs w:val="28"/>
           <w:lang w:val="nb-NO"/>
         </w:rPr>
-        <w:t>for (</w:t>
-      </w:r>
-      <w:proofErr w:type="spellStart"/>
-      <w:r>
-        <w:rPr>
-          <w:color w:val="000000" w:themeColor="text1"/>
-          <w:sz w:val="28"/>
-          <w:szCs w:val="28"/>
-          <w:lang w:val="nb-NO"/>
-        </w:rPr>
-        <w:t>int</w:t>
-      </w:r>
-      <w:proofErr w:type="spellEnd"/>
-      <w:r>
-        <w:rPr>
-          <w:color w:val="000000" w:themeColor="text1"/>
-          <w:sz w:val="28"/>
-          <w:szCs w:val="28"/>
-          <w:lang w:val="nb-NO"/>
-        </w:rPr>
-        <w:t xml:space="preserve"> i = 0; i &lt; </w:t>
-      </w:r>
-      <w:proofErr w:type="spellStart"/>
-      <w:proofErr w:type="gramStart"/>
-      <w:r>
-        <w:rPr>
-          <w:color w:val="000000" w:themeColor="text1"/>
-          <w:sz w:val="28"/>
-          <w:szCs w:val="28"/>
-          <w:lang w:val="nb-NO"/>
-        </w:rPr>
-        <w:t>array.Length</w:t>
-      </w:r>
-      <w:proofErr w:type="spellEnd"/>
-      <w:proofErr w:type="gramEnd"/>
-      <w:r>
-        <w:rPr>
-          <w:color w:val="000000" w:themeColor="text1"/>
-          <w:sz w:val="28"/>
-          <w:szCs w:val="28"/>
-          <w:lang w:val="nb-NO"/>
-        </w:rPr>
-        <w:t>; i++)</w:t>
+        <w:t>for (int i = 0; i &lt; array.Length; i++)</w:t>
       </w:r>
     </w:p>
     <w:p>
@@ -1193,78 +919,7 @@
           <w:szCs w:val="28"/>
           <w:lang w:val="en-US"/>
         </w:rPr>
-        <w:t xml:space="preserve">                </w:t>
-      </w:r>
-      <w:proofErr w:type="spellStart"/>
-      <w:r>
-        <w:rPr>
-          <w:color w:val="000000" w:themeColor="text1"/>
-          <w:sz w:val="28"/>
-          <w:szCs w:val="28"/>
-          <w:lang w:val="en-US"/>
-        </w:rPr>
-        <w:t>Console.WriteLine</w:t>
-      </w:r>
-      <w:proofErr w:type="spellEnd"/>
-      <w:r>
-        <w:rPr>
-          <w:color w:val="000000" w:themeColor="text1"/>
-          <w:sz w:val="28"/>
-          <w:szCs w:val="28"/>
-          <w:lang w:val="en-US"/>
-        </w:rPr>
-        <w:t>(array[</w:t>
-      </w:r>
-      <w:proofErr w:type="spellStart"/>
-      <w:r>
-        <w:rPr>
-          <w:color w:val="000000" w:themeColor="text1"/>
-          <w:sz w:val="28"/>
-          <w:szCs w:val="28"/>
-          <w:lang w:val="en-US"/>
-        </w:rPr>
-        <w:t>i</w:t>
-      </w:r>
-      <w:proofErr w:type="spellEnd"/>
-      <w:proofErr w:type="gramStart"/>
-      <w:r>
-        <w:rPr>
-          <w:color w:val="000000" w:themeColor="text1"/>
-          <w:sz w:val="28"/>
-          <w:szCs w:val="28"/>
-          <w:lang w:val="en-US"/>
-        </w:rPr>
-        <w:t>].Id</w:t>
-      </w:r>
-      <w:proofErr w:type="gramEnd"/>
-      <w:r>
-        <w:rPr>
-          <w:color w:val="000000" w:themeColor="text1"/>
-          <w:sz w:val="28"/>
-          <w:szCs w:val="28"/>
-          <w:lang w:val="en-US"/>
-        </w:rPr>
-        <w:t xml:space="preserve"> + " " + array[</w:t>
-      </w:r>
-      <w:proofErr w:type="spellStart"/>
-      <w:r>
-        <w:rPr>
-          <w:color w:val="000000" w:themeColor="text1"/>
-          <w:sz w:val="28"/>
-          <w:szCs w:val="28"/>
-          <w:lang w:val="en-US"/>
-        </w:rPr>
-        <w:t>i</w:t>
-      </w:r>
-      <w:proofErr w:type="spellEnd"/>
-      <w:r>
-        <w:rPr>
-          <w:color w:val="000000" w:themeColor="text1"/>
-          <w:sz w:val="28"/>
-          <w:szCs w:val="28"/>
-          <w:lang w:val="en-US"/>
-        </w:rPr>
-        <w:t>].Title + " "</w:t>
+        <w:t xml:space="preserve">                Console.WriteLine(array[i].Id + " " + array[i].Title + " "</w:t>
       </w:r>
     </w:p>
     <w:p>
@@ -1286,38 +941,7 @@
           <w:szCs w:val="28"/>
           <w:lang w:val="en-US"/>
         </w:rPr>
-        <w:t xml:space="preserve">                    + array[</w:t>
-      </w:r>
-      <w:proofErr w:type="spellStart"/>
-      <w:r>
-        <w:rPr>
-          <w:color w:val="000000" w:themeColor="text1"/>
-          <w:sz w:val="28"/>
-          <w:szCs w:val="28"/>
-          <w:lang w:val="en-US"/>
-        </w:rPr>
-        <w:t>i</w:t>
-      </w:r>
-      <w:proofErr w:type="spellEnd"/>
-      <w:proofErr w:type="gramStart"/>
-      <w:r>
-        <w:rPr>
-          <w:color w:val="000000" w:themeColor="text1"/>
-          <w:sz w:val="28"/>
-          <w:szCs w:val="28"/>
-          <w:lang w:val="en-US"/>
-        </w:rPr>
-        <w:t>].Priority</w:t>
-      </w:r>
-      <w:proofErr w:type="gramEnd"/>
-      <w:r>
-        <w:rPr>
-          <w:color w:val="000000" w:themeColor="text1"/>
-          <w:sz w:val="28"/>
-          <w:szCs w:val="28"/>
-          <w:lang w:val="en-US"/>
-        </w:rPr>
-        <w:t>);</w:t>
+        <w:t xml:space="preserve">                    + array[i].Priority);</w:t>
       </w:r>
     </w:p>
     <w:p>
@@ -1361,29 +985,7 @@
           <w:szCs w:val="28"/>
           <w:lang w:val="en-US"/>
         </w:rPr>
-        <w:t xml:space="preserve">            </w:t>
-      </w:r>
-      <w:proofErr w:type="spellStart"/>
-      <w:proofErr w:type="gramStart"/>
-      <w:r>
-        <w:rPr>
-          <w:color w:val="000000" w:themeColor="text1"/>
-          <w:sz w:val="28"/>
-          <w:szCs w:val="28"/>
-          <w:lang w:val="en-US"/>
-        </w:rPr>
-        <w:t>manager.ProcessTask</w:t>
-      </w:r>
-      <w:proofErr w:type="spellEnd"/>
-      <w:proofErr w:type="gramEnd"/>
-      <w:r>
-        <w:rPr>
-          <w:color w:val="000000" w:themeColor="text1"/>
-          <w:sz w:val="28"/>
-          <w:szCs w:val="28"/>
-          <w:lang w:val="en-US"/>
-        </w:rPr>
-        <w:t>();</w:t>
+        <w:t xml:space="preserve">            manager.ProcessTask();</w:t>
       </w:r>
     </w:p>
     <w:p>
@@ -1591,27 +1193,7 @@
           <w:szCs w:val="28"/>
           <w:lang w:val="en-US"/>
         </w:rPr>
-        <w:t xml:space="preserve">        public int Id </w:t>
-      </w:r>
-      <w:proofErr w:type="gramStart"/>
-      <w:r>
-        <w:rPr>
-          <w:color w:val="000000" w:themeColor="text1"/>
-          <w:sz w:val="28"/>
-          <w:szCs w:val="28"/>
-          <w:lang w:val="en-US"/>
-        </w:rPr>
-        <w:t>{ get</w:t>
-      </w:r>
-      <w:proofErr w:type="gramEnd"/>
-      <w:r>
-        <w:rPr>
-          <w:color w:val="000000" w:themeColor="text1"/>
-          <w:sz w:val="28"/>
-          <w:szCs w:val="28"/>
-          <w:lang w:val="en-US"/>
-        </w:rPr>
-        <w:t>; set; }</w:t>
+        <w:t xml:space="preserve">        public int Id { get; set; }</w:t>
       </w:r>
     </w:p>
     <w:p>
@@ -1633,27 +1215,7 @@
           <w:szCs w:val="28"/>
           <w:lang w:val="en-US"/>
         </w:rPr>
-        <w:t xml:space="preserve">        public string Title </w:t>
-      </w:r>
-      <w:proofErr w:type="gramStart"/>
-      <w:r>
-        <w:rPr>
-          <w:color w:val="000000" w:themeColor="text1"/>
-          <w:sz w:val="28"/>
-          <w:szCs w:val="28"/>
-          <w:lang w:val="en-US"/>
-        </w:rPr>
-        <w:t>{ get</w:t>
-      </w:r>
-      <w:proofErr w:type="gramEnd"/>
-      <w:r>
-        <w:rPr>
-          <w:color w:val="000000" w:themeColor="text1"/>
-          <w:sz w:val="28"/>
-          <w:szCs w:val="28"/>
-          <w:lang w:val="en-US"/>
-        </w:rPr>
-        <w:t>; set; }</w:t>
+        <w:t xml:space="preserve">        public string Title { get; set; }</w:t>
       </w:r>
     </w:p>
     <w:p>
@@ -1675,27 +1237,7 @@
           <w:szCs w:val="28"/>
           <w:lang w:val="en-US"/>
         </w:rPr>
-        <w:t xml:space="preserve">        public string Priority </w:t>
-      </w:r>
-      <w:proofErr w:type="gramStart"/>
-      <w:r>
-        <w:rPr>
-          <w:color w:val="000000" w:themeColor="text1"/>
-          <w:sz w:val="28"/>
-          <w:szCs w:val="28"/>
-          <w:lang w:val="en-US"/>
-        </w:rPr>
-        <w:t>{ get</w:t>
-      </w:r>
-      <w:proofErr w:type="gramEnd"/>
-      <w:r>
-        <w:rPr>
-          <w:color w:val="000000" w:themeColor="text1"/>
-          <w:sz w:val="28"/>
-          <w:szCs w:val="28"/>
-          <w:lang w:val="en-US"/>
-        </w:rPr>
-        <w:t>; set; }</w:t>
+        <w:t xml:space="preserve">        public string Priority { get; set; }</w:t>
       </w:r>
     </w:p>
     <w:p>
@@ -1730,27 +1272,7 @@
           <w:szCs w:val="28"/>
           <w:lang w:val="en-US"/>
         </w:rPr>
-        <w:t xml:space="preserve">        public </w:t>
-      </w:r>
-      <w:proofErr w:type="gramStart"/>
-      <w:r>
-        <w:rPr>
-          <w:color w:val="000000" w:themeColor="text1"/>
-          <w:sz w:val="28"/>
-          <w:szCs w:val="28"/>
-          <w:lang w:val="en-US"/>
-        </w:rPr>
-        <w:t>Task(</w:t>
-      </w:r>
-      <w:proofErr w:type="gramEnd"/>
-      <w:r>
-        <w:rPr>
-          <w:color w:val="000000" w:themeColor="text1"/>
-          <w:sz w:val="28"/>
-          <w:szCs w:val="28"/>
-          <w:lang w:val="en-US"/>
-        </w:rPr>
-        <w:t>int id, string title, string priority)</w:t>
+        <w:t xml:space="preserve">        public Task(int id, string title, string priority)</w:t>
       </w:r>
     </w:p>
     <w:p>
@@ -1948,27 +1470,7 @@
           <w:szCs w:val="28"/>
           <w:lang w:val="en-US"/>
         </w:rPr>
-        <w:t xml:space="preserve">using </w:t>
-      </w:r>
-      <w:proofErr w:type="spellStart"/>
-      <w:r>
-        <w:rPr>
-          <w:color w:val="000000" w:themeColor="text1"/>
-          <w:sz w:val="28"/>
-          <w:szCs w:val="28"/>
-          <w:lang w:val="en-US"/>
-        </w:rPr>
-        <w:t>System.Collections</w:t>
-      </w:r>
-      <w:proofErr w:type="spellEnd"/>
-      <w:r>
-        <w:rPr>
-          <w:color w:val="000000" w:themeColor="text1"/>
-          <w:sz w:val="28"/>
-          <w:szCs w:val="28"/>
-          <w:lang w:val="en-US"/>
-        </w:rPr>
-        <w:t>;</w:t>
+        <w:t>using System.Collections;</w:t>
       </w:r>
     </w:p>
     <w:p>
@@ -2034,19 +1536,8 @@
           <w:szCs w:val="28"/>
           <w:lang w:val="en-US"/>
         </w:rPr>
-        <w:t xml:space="preserve">    public class </w:t>
-      </w:r>
-      <w:proofErr w:type="spellStart"/>
-      <w:r>
-        <w:rPr>
-          <w:color w:val="000000" w:themeColor="text1"/>
-          <w:sz w:val="28"/>
-          <w:szCs w:val="28"/>
-          <w:lang w:val="en-US"/>
-        </w:rPr>
-        <w:t>TaskManager</w:t>
-      </w:r>
-      <w:proofErr w:type="spellEnd"/>
+        <w:t xml:space="preserve">    public class TaskManager</w:t>
+      </w:r>
     </w:p>
     <w:p>
       <w:pPr>
@@ -2089,27 +1580,7 @@
           <w:szCs w:val="28"/>
           <w:lang w:val="en-US"/>
         </w:rPr>
-        <w:t xml:space="preserve">        Queue&lt;Task&gt; Tasks = new Queue&lt;Task</w:t>
-      </w:r>
-      <w:proofErr w:type="gramStart"/>
-      <w:r>
-        <w:rPr>
-          <w:color w:val="000000" w:themeColor="text1"/>
-          <w:sz w:val="28"/>
-          <w:szCs w:val="28"/>
-          <w:lang w:val="en-US"/>
-        </w:rPr>
-        <w:t>&gt;(</w:t>
-      </w:r>
-      <w:proofErr w:type="gramEnd"/>
-      <w:r>
-        <w:rPr>
-          <w:color w:val="000000" w:themeColor="text1"/>
-          <w:sz w:val="28"/>
-          <w:szCs w:val="28"/>
-          <w:lang w:val="en-US"/>
-        </w:rPr>
-        <w:t>);</w:t>
+        <w:t xml:space="preserve">        Queue&lt;Task&gt; Tasks = new Queue&lt;Task&gt;();</w:t>
       </w:r>
     </w:p>
     <w:p>
@@ -2131,38 +1602,7 @@
           <w:szCs w:val="28"/>
           <w:lang w:val="en-US"/>
         </w:rPr>
-        <w:t xml:space="preserve">        public void </w:t>
-      </w:r>
-      <w:proofErr w:type="spellStart"/>
-      <w:proofErr w:type="gramStart"/>
-      <w:r>
-        <w:rPr>
-          <w:color w:val="000000" w:themeColor="text1"/>
-          <w:sz w:val="28"/>
-          <w:szCs w:val="28"/>
-          <w:lang w:val="en-US"/>
-        </w:rPr>
-        <w:t>AddTask</w:t>
-      </w:r>
-      <w:proofErr w:type="spellEnd"/>
-      <w:r>
-        <w:rPr>
-          <w:color w:val="000000" w:themeColor="text1"/>
-          <w:sz w:val="28"/>
-          <w:szCs w:val="28"/>
-          <w:lang w:val="en-US"/>
-        </w:rPr>
-        <w:t>(</w:t>
-      </w:r>
-      <w:proofErr w:type="gramEnd"/>
-      <w:r>
-        <w:rPr>
-          <w:color w:val="000000" w:themeColor="text1"/>
-          <w:sz w:val="28"/>
-          <w:szCs w:val="28"/>
-          <w:lang w:val="en-US"/>
-        </w:rPr>
-        <w:t>Task task)</w:t>
+        <w:t xml:space="preserve">        public void AddTask(Task task)</w:t>
       </w:r>
     </w:p>
     <w:p>
@@ -2206,27 +1646,7 @@
           <w:szCs w:val="28"/>
           <w:lang w:val="en-US"/>
         </w:rPr>
-        <w:t xml:space="preserve">            </w:t>
-      </w:r>
-      <w:proofErr w:type="spellStart"/>
-      <w:r>
-        <w:rPr>
-          <w:color w:val="000000" w:themeColor="text1"/>
-          <w:sz w:val="28"/>
-          <w:szCs w:val="28"/>
-          <w:lang w:val="en-US"/>
-        </w:rPr>
-        <w:t>Tasks.Enqueue</w:t>
-      </w:r>
-      <w:proofErr w:type="spellEnd"/>
-      <w:r>
-        <w:rPr>
-          <w:color w:val="000000" w:themeColor="text1"/>
-          <w:sz w:val="28"/>
-          <w:szCs w:val="28"/>
-          <w:lang w:val="en-US"/>
-        </w:rPr>
-        <w:t>(task);</w:t>
+        <w:t xml:space="preserve">            Tasks.Enqueue(task);</w:t>
       </w:r>
     </w:p>
     <w:p>
@@ -2270,38 +1690,7 @@
           <w:szCs w:val="28"/>
           <w:lang w:val="en-US"/>
         </w:rPr>
-        <w:t xml:space="preserve">        public void </w:t>
-      </w:r>
-      <w:proofErr w:type="spellStart"/>
-      <w:proofErr w:type="gramStart"/>
-      <w:r>
-        <w:rPr>
-          <w:color w:val="000000" w:themeColor="text1"/>
-          <w:sz w:val="28"/>
-          <w:szCs w:val="28"/>
-          <w:lang w:val="en-US"/>
-        </w:rPr>
-        <w:t>ProcessTask</w:t>
-      </w:r>
-      <w:proofErr w:type="spellEnd"/>
-      <w:r>
-        <w:rPr>
-          <w:color w:val="000000" w:themeColor="text1"/>
-          <w:sz w:val="28"/>
-          <w:szCs w:val="28"/>
-          <w:lang w:val="en-US"/>
-        </w:rPr>
-        <w:t>(</w:t>
-      </w:r>
-      <w:proofErr w:type="gramEnd"/>
-      <w:r>
-        <w:rPr>
-          <w:color w:val="000000" w:themeColor="text1"/>
-          <w:sz w:val="28"/>
-          <w:szCs w:val="28"/>
-          <w:lang w:val="en-US"/>
-        </w:rPr>
-        <w:t>)</w:t>
+        <w:t xml:space="preserve">        public void ProcessTask()</w:t>
       </w:r>
     </w:p>
     <w:p>
@@ -2345,27 +1734,7 @@
           <w:szCs w:val="28"/>
           <w:lang w:val="en-US"/>
         </w:rPr>
-        <w:t xml:space="preserve">            if (</w:t>
-      </w:r>
-      <w:proofErr w:type="spellStart"/>
-      <w:r>
-        <w:rPr>
-          <w:color w:val="000000" w:themeColor="text1"/>
-          <w:sz w:val="28"/>
-          <w:szCs w:val="28"/>
-          <w:lang w:val="en-US"/>
-        </w:rPr>
-        <w:t>Tasks.Count</w:t>
-      </w:r>
-      <w:proofErr w:type="spellEnd"/>
-      <w:r>
-        <w:rPr>
-          <w:color w:val="000000" w:themeColor="text1"/>
-          <w:sz w:val="28"/>
-          <w:szCs w:val="28"/>
-          <w:lang w:val="en-US"/>
-        </w:rPr>
-        <w:t xml:space="preserve"> == 0)</w:t>
+        <w:t xml:space="preserve">            if (Tasks.Count == 0)</w:t>
       </w:r>
     </w:p>
     <w:p>
@@ -2409,87 +1778,7 @@
           <w:szCs w:val="28"/>
           <w:lang w:val="en-US"/>
         </w:rPr>
-        <w:t xml:space="preserve">                </w:t>
-      </w:r>
-      <w:proofErr w:type="spellStart"/>
-      <w:r>
-        <w:rPr>
-          <w:color w:val="000000" w:themeColor="text1"/>
-          <w:sz w:val="28"/>
-          <w:szCs w:val="28"/>
-          <w:lang w:val="en-US"/>
-        </w:rPr>
-        <w:t>Console.WriteLine</w:t>
-      </w:r>
-      <w:proofErr w:type="spellEnd"/>
-      <w:r>
-        <w:rPr>
-          <w:color w:val="000000" w:themeColor="text1"/>
-          <w:sz w:val="28"/>
-          <w:szCs w:val="28"/>
-          <w:lang w:val="en-US"/>
-        </w:rPr>
-        <w:t>("</w:t>
-      </w:r>
-      <w:proofErr w:type="spellStart"/>
-      <w:r>
-        <w:rPr>
-          <w:color w:val="000000" w:themeColor="text1"/>
-          <w:sz w:val="28"/>
-          <w:szCs w:val="28"/>
-          <w:lang w:val="en-US"/>
-        </w:rPr>
-        <w:t>Нет</w:t>
-      </w:r>
-      <w:proofErr w:type="spellEnd"/>
-      <w:r>
-        <w:rPr>
-          <w:color w:val="000000" w:themeColor="text1"/>
-          <w:sz w:val="28"/>
-          <w:szCs w:val="28"/>
-          <w:lang w:val="en-US"/>
-        </w:rPr>
-        <w:t xml:space="preserve"> </w:t>
-      </w:r>
-      <w:proofErr w:type="spellStart"/>
-      <w:r>
-        <w:rPr>
-          <w:color w:val="000000" w:themeColor="text1"/>
-          <w:sz w:val="28"/>
-          <w:szCs w:val="28"/>
-          <w:lang w:val="en-US"/>
-        </w:rPr>
-        <w:t>активных</w:t>
-      </w:r>
-      <w:proofErr w:type="spellEnd"/>
-      <w:r>
-        <w:rPr>
-          <w:color w:val="000000" w:themeColor="text1"/>
-          <w:sz w:val="28"/>
-          <w:szCs w:val="28"/>
-          <w:lang w:val="en-US"/>
-        </w:rPr>
-        <w:t xml:space="preserve"> </w:t>
-      </w:r>
-      <w:proofErr w:type="spellStart"/>
-      <w:r>
-        <w:rPr>
-          <w:color w:val="000000" w:themeColor="text1"/>
-          <w:sz w:val="28"/>
-          <w:szCs w:val="28"/>
-          <w:lang w:val="en-US"/>
-        </w:rPr>
-        <w:t>задач</w:t>
-      </w:r>
-      <w:proofErr w:type="spellEnd"/>
-      <w:r>
-        <w:rPr>
-          <w:color w:val="000000" w:themeColor="text1"/>
-          <w:sz w:val="28"/>
-          <w:szCs w:val="28"/>
-          <w:lang w:val="en-US"/>
-        </w:rPr>
-        <w:t>");</w:t>
+        <w:t xml:space="preserve">                Console.WriteLine("Нет активных задач");</w:t>
       </w:r>
     </w:p>
     <w:p>
@@ -2567,27 +1856,7 @@
           <w:szCs w:val="28"/>
           <w:lang w:val="en-US"/>
         </w:rPr>
-        <w:t xml:space="preserve">            var task = </w:t>
-      </w:r>
-      <w:proofErr w:type="spellStart"/>
-      <w:r>
-        <w:rPr>
-          <w:color w:val="000000" w:themeColor="text1"/>
-          <w:sz w:val="28"/>
-          <w:szCs w:val="28"/>
-          <w:lang w:val="en-US"/>
-        </w:rPr>
-        <w:t>Tasks.Dequeue</w:t>
-      </w:r>
-      <w:proofErr w:type="spellEnd"/>
-      <w:r>
-        <w:rPr>
-          <w:color w:val="000000" w:themeColor="text1"/>
-          <w:sz w:val="28"/>
-          <w:szCs w:val="28"/>
-          <w:lang w:val="en-US"/>
-        </w:rPr>
-        <w:t>();</w:t>
+        <w:t xml:space="preserve">            var task = Tasks.Dequeue();</w:t>
       </w:r>
     </w:p>
     <w:p>
@@ -2663,69 +1932,7 @@
           <w:szCs w:val="28"/>
           <w:lang w:val="en-US"/>
         </w:rPr>
-        <w:t xml:space="preserve">+ </w:t>
-      </w:r>
-      <w:proofErr w:type="spellStart"/>
-      <w:proofErr w:type="gramStart"/>
-      <w:r>
-        <w:rPr>
-          <w:color w:val="000000" w:themeColor="text1"/>
-          <w:sz w:val="28"/>
-          <w:szCs w:val="28"/>
-          <w:lang w:val="en-US"/>
-        </w:rPr>
-        <w:t>task.Id</w:t>
-      </w:r>
-      <w:proofErr w:type="spellEnd"/>
-      <w:proofErr w:type="gramEnd"/>
-      <w:r>
-        <w:rPr>
-          <w:color w:val="000000" w:themeColor="text1"/>
-          <w:sz w:val="28"/>
-          <w:szCs w:val="28"/>
-          <w:lang w:val="en-US"/>
-        </w:rPr>
-        <w:t xml:space="preserve"> + " " + </w:t>
-      </w:r>
-      <w:proofErr w:type="spellStart"/>
-      <w:r>
-        <w:rPr>
-          <w:color w:val="000000" w:themeColor="text1"/>
-          <w:sz w:val="28"/>
-          <w:szCs w:val="28"/>
-          <w:lang w:val="en-US"/>
-        </w:rPr>
-        <w:t>task.Priority</w:t>
-      </w:r>
-      <w:proofErr w:type="spellEnd"/>
-      <w:r>
-        <w:rPr>
-          <w:color w:val="000000" w:themeColor="text1"/>
-          <w:sz w:val="28"/>
-          <w:szCs w:val="28"/>
-          <w:lang w:val="en-US"/>
-        </w:rPr>
-        <w:t xml:space="preserve"> + " " + </w:t>
-      </w:r>
-      <w:proofErr w:type="spellStart"/>
-      <w:r>
-        <w:rPr>
-          <w:color w:val="000000" w:themeColor="text1"/>
-          <w:sz w:val="28"/>
-          <w:szCs w:val="28"/>
-          <w:lang w:val="en-US"/>
-        </w:rPr>
-        <w:t>task.Title</w:t>
-      </w:r>
-      <w:proofErr w:type="spellEnd"/>
-      <w:r>
-        <w:rPr>
-          <w:color w:val="000000" w:themeColor="text1"/>
-          <w:sz w:val="28"/>
-          <w:szCs w:val="28"/>
-          <w:lang w:val="en-US"/>
-        </w:rPr>
-        <w:t>);</w:t>
+        <w:t>+ task.Id + " " + task.Priority + " " + task.Title);</w:t>
       </w:r>
     </w:p>
     <w:p>
@@ -2782,47 +1989,7 @@
           <w:szCs w:val="28"/>
           <w:lang w:val="en-US"/>
         </w:rPr>
-        <w:t xml:space="preserve">        public </w:t>
-      </w:r>
-      <w:proofErr w:type="gramStart"/>
-      <w:r>
-        <w:rPr>
-          <w:color w:val="000000" w:themeColor="text1"/>
-          <w:sz w:val="28"/>
-          <w:szCs w:val="28"/>
-          <w:lang w:val="en-US"/>
-        </w:rPr>
-        <w:t>Task[</w:t>
-      </w:r>
-      <w:proofErr w:type="gramEnd"/>
-      <w:r>
-        <w:rPr>
-          <w:color w:val="000000" w:themeColor="text1"/>
-          <w:sz w:val="28"/>
-          <w:szCs w:val="28"/>
-          <w:lang w:val="en-US"/>
-        </w:rPr>
-        <w:t xml:space="preserve">] </w:t>
-      </w:r>
-      <w:proofErr w:type="spellStart"/>
-      <w:r>
-        <w:rPr>
-          <w:color w:val="000000" w:themeColor="text1"/>
-          <w:sz w:val="28"/>
-          <w:szCs w:val="28"/>
-          <w:lang w:val="en-US"/>
-        </w:rPr>
-        <w:t>GetPendingTasks</w:t>
-      </w:r>
-      <w:proofErr w:type="spellEnd"/>
-      <w:r>
-        <w:rPr>
-          <w:color w:val="000000" w:themeColor="text1"/>
-          <w:sz w:val="28"/>
-          <w:szCs w:val="28"/>
-          <w:lang w:val="en-US"/>
-        </w:rPr>
-        <w:t>()</w:t>
+        <w:t xml:space="preserve">        public Task[] GetPendingTasks()</w:t>
       </w:r>
     </w:p>
     <w:p>
@@ -2866,27 +2033,7 @@
           <w:szCs w:val="28"/>
           <w:lang w:val="en-US"/>
         </w:rPr>
-        <w:t xml:space="preserve">            return </w:t>
-      </w:r>
-      <w:proofErr w:type="spellStart"/>
-      <w:r>
-        <w:rPr>
-          <w:color w:val="000000" w:themeColor="text1"/>
-          <w:sz w:val="28"/>
-          <w:szCs w:val="28"/>
-          <w:lang w:val="en-US"/>
-        </w:rPr>
-        <w:t>Tasks.ToArray</w:t>
-      </w:r>
-      <w:proofErr w:type="spellEnd"/>
-      <w:r>
-        <w:rPr>
-          <w:color w:val="000000" w:themeColor="text1"/>
-          <w:sz w:val="28"/>
-          <w:szCs w:val="28"/>
-          <w:lang w:val="en-US"/>
-        </w:rPr>
-        <w:t>();</w:t>
+        <w:t xml:space="preserve">            return Tasks.ToArray();</w:t>
       </w:r>
     </w:p>
     <w:p>
@@ -3168,36 +2315,8 @@
                 <w:sz w:val="28"/>
                 <w:szCs w:val="28"/>
               </w:rPr>
-              <w:t xml:space="preserve">2 </w:t>
+              <w:t>2 Chrome Medium</w:t>
             </w:r>
-            <w:proofErr w:type="spellStart"/>
-            <w:r>
-              <w:rPr>
-                <w:color w:val="000000"/>
-                <w:sz w:val="28"/>
-                <w:szCs w:val="28"/>
-              </w:rPr>
-              <w:t>Chrome</w:t>
-            </w:r>
-            <w:proofErr w:type="spellEnd"/>
-            <w:r>
-              <w:rPr>
-                <w:color w:val="000000"/>
-                <w:sz w:val="28"/>
-                <w:szCs w:val="28"/>
-              </w:rPr>
-              <w:t xml:space="preserve"> </w:t>
-            </w:r>
-            <w:proofErr w:type="spellStart"/>
-            <w:r>
-              <w:rPr>
-                <w:color w:val="000000"/>
-                <w:sz w:val="28"/>
-                <w:szCs w:val="28"/>
-              </w:rPr>
-              <w:t>Medium</w:t>
-            </w:r>
-            <w:proofErr w:type="spellEnd"/>
           </w:p>
           <w:p>
             <w:pPr>
@@ -3215,18 +2334,8 @@
                 <w:sz w:val="28"/>
                 <w:szCs w:val="28"/>
               </w:rPr>
-              <w:t xml:space="preserve">3 Music </w:t>
+              <w:t>3 Music Low</w:t>
             </w:r>
-            <w:proofErr w:type="spellStart"/>
-            <w:r>
-              <w:rPr>
-                <w:color w:val="000000"/>
-                <w:sz w:val="28"/>
-                <w:szCs w:val="28"/>
-              </w:rPr>
-              <w:t>Low</w:t>
-            </w:r>
-            <w:proofErr w:type="spellEnd"/>
           </w:p>
           <w:p>
             <w:pPr>
@@ -3244,36 +2353,8 @@
                 <w:sz w:val="28"/>
                 <w:szCs w:val="28"/>
               </w:rPr>
-              <w:t xml:space="preserve">Операция была выполнена и удалена из очереди 2 </w:t>
+              <w:t>Операция была выполнена и удалена из очереди 2 Medium Chrome</w:t>
             </w:r>
-            <w:proofErr w:type="spellStart"/>
-            <w:r>
-              <w:rPr>
-                <w:color w:val="000000"/>
-                <w:sz w:val="28"/>
-                <w:szCs w:val="28"/>
-              </w:rPr>
-              <w:t>Medium</w:t>
-            </w:r>
-            <w:proofErr w:type="spellEnd"/>
-            <w:r>
-              <w:rPr>
-                <w:color w:val="000000"/>
-                <w:sz w:val="28"/>
-                <w:szCs w:val="28"/>
-              </w:rPr>
-              <w:t xml:space="preserve"> </w:t>
-            </w:r>
-            <w:proofErr w:type="spellStart"/>
-            <w:r>
-              <w:rPr>
-                <w:color w:val="000000"/>
-                <w:sz w:val="28"/>
-                <w:szCs w:val="28"/>
-              </w:rPr>
-              <w:t>Chrome</w:t>
-            </w:r>
-            <w:proofErr w:type="spellEnd"/>
           </w:p>
         </w:tc>
       </w:tr>
@@ -3332,7 +2413,7 @@
           <w:szCs w:val="28"/>
         </w:rPr>
         <w:drawing>
-          <wp:inline distT="0" distB="0" distL="0" distR="0">
+          <wp:inline distT="0" distB="0" distL="0" distR="0" wp14:anchorId="04DE8A25" wp14:editId="68665587">
             <wp:extent cx="5816600" cy="2362200"/>
             <wp:effectExtent l="0" t="0" r="0" b="0"/>
             <wp:docPr id="1600069175" name="Рисунок 1"/>
@@ -3424,7 +2505,7 @@
 </file>
 
 <file path=word/endnotes.xml><?xml version="1.0" encoding="utf-8"?>
-<w:endnotes xmlns:wpc="http://schemas.microsoft.com/office/word/2010/wordprocessingCanvas" xmlns:cx="http://schemas.microsoft.com/office/drawing/2014/chartex" xmlns:cx1="http://schemas.microsoft.com/office/drawing/2015/9/8/chartex" xmlns:cx2="http://schemas.microsoft.com/office/drawing/2015/10/21/chartex" xmlns:cx3="http://schemas.microsoft.com/office/drawing/2016/5/9/chartex" xmlns:cx4="http://schemas.microsoft.com/office/drawing/2016/5/10/chartex" xmlns:cx5="http://schemas.microsoft.com/office/drawing/2016/5/11/chartex" xmlns:cx6="http://schemas.microsoft.com/office/drawing/2016/5/12/chartex" xmlns:cx7="http://schemas.microsoft.com/office/drawing/2016/5/13/chartex" xmlns:cx8="http://schemas.microsoft.com/office/drawing/2016/5/14/chartex" xmlns:mc="http://schemas.openxmlformats.org/markup-compatibility/2006" xmlns:aink="http://schemas.microsoft.com/office/drawing/2016/ink" xmlns:am3d="http://schemas.microsoft.com/office/drawing/2017/model3d" xmlns:o="urn:schemas-microsoft-com:office:office" xmlns:oel="http://schemas.microsoft.com/office/2019/extlst" xmlns:r="http://schemas.openxmlformats.org/officeDocument/2006/relationships" xmlns:m="http://schemas.openxmlformats.org/officeDocument/2006/math" xmlns:v="urn:schemas-microsoft-com:vml" xmlns:wp14="http://schemas.microsoft.com/office/word/2010/wordprocessingDrawing" xmlns:wp="http://schemas.openxmlformats.org/drawingml/2006/wordprocessingDrawing" xmlns:w10="urn:schemas-microsoft-com:office:word" xmlns:w="http://schemas.openxmlformats.org/wordprocessingml/2006/main" xmlns:w14="http://schemas.microsoft.com/office/word/2010/wordml" xmlns:w15="http://schemas.microsoft.com/office/word/2012/wordml" xmlns:w16cex="http://schemas.microsoft.com/office/word/2018/wordml/cex" xmlns:w16cid="http://schemas.microsoft.com/office/word/2016/wordml/cid" xmlns:w16="http://schemas.microsoft.com/office/word/2018/wordml" xmlns:w16sdtdh="http://schemas.microsoft.com/office/word/2020/wordml/sdtdatahash" xmlns:w16se="http://schemas.microsoft.com/office/word/2015/wordml/symex" xmlns:wpg="http://schemas.microsoft.com/office/word/2010/wordprocessingGroup" xmlns:wpi="http://schemas.microsoft.com/office/word/2010/wordprocessingInk" xmlns:wne="http://schemas.microsoft.com/office/word/2006/wordml" xmlns:wps="http://schemas.microsoft.com/office/word/2010/wordprocessingShape" mc:Ignorable="w14 w15 w16se w16cid w16 w16cex w16sdtdh wp14">
+<w:endnotes xmlns:wpc="http://schemas.microsoft.com/office/word/2010/wordprocessingCanvas" xmlns:cx="http://schemas.microsoft.com/office/drawing/2014/chartex" xmlns:cx1="http://schemas.microsoft.com/office/drawing/2015/9/8/chartex" xmlns:cx2="http://schemas.microsoft.com/office/drawing/2015/10/21/chartex" xmlns:cx3="http://schemas.microsoft.com/office/drawing/2016/5/9/chartex" xmlns:cx4="http://schemas.microsoft.com/office/drawing/2016/5/10/chartex" xmlns:cx5="http://schemas.microsoft.com/office/drawing/2016/5/11/chartex" xmlns:cx6="http://schemas.microsoft.com/office/drawing/2016/5/12/chartex" xmlns:cx7="http://schemas.microsoft.com/office/drawing/2016/5/13/chartex" xmlns:cx8="http://schemas.microsoft.com/office/drawing/2016/5/14/chartex" xmlns:mc="http://schemas.openxmlformats.org/markup-compatibility/2006" xmlns:aink="http://schemas.microsoft.com/office/drawing/2016/ink" xmlns:am3d="http://schemas.microsoft.com/office/drawing/2017/model3d" xmlns:o="urn:schemas-microsoft-com:office:office" xmlns:oel="http://schemas.microsoft.com/office/2019/extlst" xmlns:r="http://schemas.openxmlformats.org/officeDocument/2006/relationships" xmlns:m="http://schemas.openxmlformats.org/officeDocument/2006/math" xmlns:v="urn:schemas-microsoft-com:vml" xmlns:wp14="http://schemas.microsoft.com/office/word/2010/wordprocessingDrawing" xmlns:wp="http://schemas.openxmlformats.org/drawingml/2006/wordprocessingDrawing" xmlns:w10="urn:schemas-microsoft-com:office:word" xmlns:w="http://schemas.openxmlformats.org/wordprocessingml/2006/main" xmlns:w14="http://schemas.microsoft.com/office/word/2010/wordml" xmlns:w15="http://schemas.microsoft.com/office/word/2012/wordml" xmlns:w16cex="http://schemas.microsoft.com/office/word/2018/wordml/cex" xmlns:w16cid="http://schemas.microsoft.com/office/word/2016/wordml/cid" xmlns:w16="http://schemas.microsoft.com/office/word/2018/wordml" xmlns:w16du="http://schemas.microsoft.com/office/word/2023/wordml/word16du" xmlns:w16sdtdh="http://schemas.microsoft.com/office/word/2020/wordml/sdtdatahash" xmlns:w16sdtfl="http://schemas.microsoft.com/office/word/2024/wordml/sdtformatlock" xmlns:w16se="http://schemas.microsoft.com/office/word/2015/wordml/symex" xmlns:wpg="http://schemas.microsoft.com/office/word/2010/wordprocessingGroup" xmlns:wpi="http://schemas.microsoft.com/office/word/2010/wordprocessingInk" xmlns:wne="http://schemas.microsoft.com/office/word/2006/wordml" xmlns:wps="http://schemas.microsoft.com/office/word/2010/wordprocessingShape" mc:Ignorable="w14 w15 w16se w16cid w16 w16cex w16sdtdh w16sdtfl w16du wp14">
   <w:endnote w:type="separator" w:id="-1">
     <w:p>
       <w:r>
@@ -3443,7 +2524,7 @@
 </file>
 
 <file path=word/footer1.xml><?xml version="1.0" encoding="utf-8"?>
-<w:ftr xmlns:wpc="http://schemas.microsoft.com/office/word/2010/wordprocessingCanvas" xmlns:cx="http://schemas.microsoft.com/office/drawing/2014/chartex" xmlns:cx1="http://schemas.microsoft.com/office/drawing/2015/9/8/chartex" xmlns:cx2="http://schemas.microsoft.com/office/drawing/2015/10/21/chartex" xmlns:cx3="http://schemas.microsoft.com/office/drawing/2016/5/9/chartex" xmlns:cx4="http://schemas.microsoft.com/office/drawing/2016/5/10/chartex" xmlns:cx5="http://schemas.microsoft.com/office/drawing/2016/5/11/chartex" xmlns:cx6="http://schemas.microsoft.com/office/drawing/2016/5/12/chartex" xmlns:cx7="http://schemas.microsoft.com/office/drawing/2016/5/13/chartex" xmlns:cx8="http://schemas.microsoft.com/office/drawing/2016/5/14/chartex" xmlns:mc="http://schemas.openxmlformats.org/markup-compatibility/2006" xmlns:aink="http://schemas.microsoft.com/office/drawing/2016/ink" xmlns:am3d="http://schemas.microsoft.com/office/drawing/2017/model3d" xmlns:o="urn:schemas-microsoft-com:office:office" xmlns:oel="http://schemas.microsoft.com/office/2019/extlst" xmlns:r="http://schemas.openxmlformats.org/officeDocument/2006/relationships" xmlns:m="http://schemas.openxmlformats.org/officeDocument/2006/math" xmlns:v="urn:schemas-microsoft-com:vml" xmlns:wp14="http://schemas.microsoft.com/office/word/2010/wordprocessingDrawing" xmlns:wp="http://schemas.openxmlformats.org/drawingml/2006/wordprocessingDrawing" xmlns:w10="urn:schemas-microsoft-com:office:word" xmlns:w="http://schemas.openxmlformats.org/wordprocessingml/2006/main" xmlns:w14="http://schemas.microsoft.com/office/word/2010/wordml" xmlns:w15="http://schemas.microsoft.com/office/word/2012/wordml" xmlns:w16cex="http://schemas.microsoft.com/office/word/2018/wordml/cex" xmlns:w16cid="http://schemas.microsoft.com/office/word/2016/wordml/cid" xmlns:w16="http://schemas.microsoft.com/office/word/2018/wordml" xmlns:w16sdtdh="http://schemas.microsoft.com/office/word/2020/wordml/sdtdatahash" xmlns:w16se="http://schemas.microsoft.com/office/word/2015/wordml/symex" xmlns:wpg="http://schemas.microsoft.com/office/word/2010/wordprocessingGroup" xmlns:wpi="http://schemas.microsoft.com/office/word/2010/wordprocessingInk" xmlns:wne="http://schemas.microsoft.com/office/word/2006/wordml" xmlns:wps="http://schemas.microsoft.com/office/word/2010/wordprocessingShape" mc:Ignorable="w14 w15 w16se w16cid w16 w16cex w16sdtdh wp14">
+<w:ftr xmlns:wpc="http://schemas.microsoft.com/office/word/2010/wordprocessingCanvas" xmlns:cx="http://schemas.microsoft.com/office/drawing/2014/chartex" xmlns:cx1="http://schemas.microsoft.com/office/drawing/2015/9/8/chartex" xmlns:cx2="http://schemas.microsoft.com/office/drawing/2015/10/21/chartex" xmlns:cx3="http://schemas.microsoft.com/office/drawing/2016/5/9/chartex" xmlns:cx4="http://schemas.microsoft.com/office/drawing/2016/5/10/chartex" xmlns:cx5="http://schemas.microsoft.com/office/drawing/2016/5/11/chartex" xmlns:cx6="http://schemas.microsoft.com/office/drawing/2016/5/12/chartex" xmlns:cx7="http://schemas.microsoft.com/office/drawing/2016/5/13/chartex" xmlns:cx8="http://schemas.microsoft.com/office/drawing/2016/5/14/chartex" xmlns:mc="http://schemas.openxmlformats.org/markup-compatibility/2006" xmlns:aink="http://schemas.microsoft.com/office/drawing/2016/ink" xmlns:am3d="http://schemas.microsoft.com/office/drawing/2017/model3d" xmlns:o="urn:schemas-microsoft-com:office:office" xmlns:oel="http://schemas.microsoft.com/office/2019/extlst" xmlns:r="http://schemas.openxmlformats.org/officeDocument/2006/relationships" xmlns:m="http://schemas.openxmlformats.org/officeDocument/2006/math" xmlns:v="urn:schemas-microsoft-com:vml" xmlns:wp14="http://schemas.microsoft.com/office/word/2010/wordprocessingDrawing" xmlns:wp="http://schemas.openxmlformats.org/drawingml/2006/wordprocessingDrawing" xmlns:w10="urn:schemas-microsoft-com:office:word" xmlns:w="http://schemas.openxmlformats.org/wordprocessingml/2006/main" xmlns:w14="http://schemas.microsoft.com/office/word/2010/wordml" xmlns:w15="http://schemas.microsoft.com/office/word/2012/wordml" xmlns:w16cex="http://schemas.microsoft.com/office/word/2018/wordml/cex" xmlns:w16cid="http://schemas.microsoft.com/office/word/2016/wordml/cid" xmlns:w16="http://schemas.microsoft.com/office/word/2018/wordml" xmlns:w16du="http://schemas.microsoft.com/office/word/2023/wordml/word16du" xmlns:w16sdtdh="http://schemas.microsoft.com/office/word/2020/wordml/sdtdatahash" xmlns:w16sdtfl="http://schemas.microsoft.com/office/word/2024/wordml/sdtformatlock" xmlns:w16se="http://schemas.microsoft.com/office/word/2015/wordml/symex" xmlns:wpg="http://schemas.microsoft.com/office/word/2010/wordprocessingGroup" xmlns:wpi="http://schemas.microsoft.com/office/word/2010/wordprocessingInk" xmlns:wne="http://schemas.microsoft.com/office/word/2006/wordml" xmlns:wps="http://schemas.microsoft.com/office/word/2010/wordprocessingShape" mc:Ignorable="w14 w15 w16se w16cid w16 w16cex w16sdtdh w16sdtfl w16du wp14">
   <w:p>
     <w:pPr>
       <w:pStyle w:val="a4"/>
@@ -3481,7 +2562,7 @@
 </file>
 
 <file path=word/footer2.xml><?xml version="1.0" encoding="utf-8"?>
-<w:ftr xmlns:wpc="http://schemas.microsoft.com/office/word/2010/wordprocessingCanvas" xmlns:cx="http://schemas.microsoft.com/office/drawing/2014/chartex" xmlns:cx1="http://schemas.microsoft.com/office/drawing/2015/9/8/chartex" xmlns:cx2="http://schemas.microsoft.com/office/drawing/2015/10/21/chartex" xmlns:cx3="http://schemas.microsoft.com/office/drawing/2016/5/9/chartex" xmlns:cx4="http://schemas.microsoft.com/office/drawing/2016/5/10/chartex" xmlns:cx5="http://schemas.microsoft.com/office/drawing/2016/5/11/chartex" xmlns:cx6="http://schemas.microsoft.com/office/drawing/2016/5/12/chartex" xmlns:cx7="http://schemas.microsoft.com/office/drawing/2016/5/13/chartex" xmlns:cx8="http://schemas.microsoft.com/office/drawing/2016/5/14/chartex" xmlns:mc="http://schemas.openxmlformats.org/markup-compatibility/2006" xmlns:aink="http://schemas.microsoft.com/office/drawing/2016/ink" xmlns:am3d="http://schemas.microsoft.com/office/drawing/2017/model3d" xmlns:o="urn:schemas-microsoft-com:office:office" xmlns:oel="http://schemas.microsoft.com/office/2019/extlst" xmlns:r="http://schemas.openxmlformats.org/officeDocument/2006/relationships" xmlns:m="http://schemas.openxmlformats.org/officeDocument/2006/math" xmlns:v="urn:schemas-microsoft-com:vml" xmlns:wp14="http://schemas.microsoft.com/office/word/2010/wordprocessingDrawing" xmlns:wp="http://schemas.openxmlformats.org/drawingml/2006/wordprocessingDrawing" xmlns:w10="urn:schemas-microsoft-com:office:word" xmlns:w="http://schemas.openxmlformats.org/wordprocessingml/2006/main" xmlns:w14="http://schemas.microsoft.com/office/word/2010/wordml" xmlns:w15="http://schemas.microsoft.com/office/word/2012/wordml" xmlns:w16cex="http://schemas.microsoft.com/office/word/2018/wordml/cex" xmlns:w16cid="http://schemas.microsoft.com/office/word/2016/wordml/cid" xmlns:w16="http://schemas.microsoft.com/office/word/2018/wordml" xmlns:w16sdtdh="http://schemas.microsoft.com/office/word/2020/wordml/sdtdatahash" xmlns:w16se="http://schemas.microsoft.com/office/word/2015/wordml/symex" xmlns:wpg="http://schemas.microsoft.com/office/word/2010/wordprocessingGroup" xmlns:wpi="http://schemas.microsoft.com/office/word/2010/wordprocessingInk" xmlns:wne="http://schemas.microsoft.com/office/word/2006/wordml" xmlns:wps="http://schemas.microsoft.com/office/word/2010/wordprocessingShape" mc:Ignorable="w14 w15 w16se w16cid w16 w16cex w16sdtdh wp14">
+<w:ftr xmlns:wpc="http://schemas.microsoft.com/office/word/2010/wordprocessingCanvas" xmlns:cx="http://schemas.microsoft.com/office/drawing/2014/chartex" xmlns:cx1="http://schemas.microsoft.com/office/drawing/2015/9/8/chartex" xmlns:cx2="http://schemas.microsoft.com/office/drawing/2015/10/21/chartex" xmlns:cx3="http://schemas.microsoft.com/office/drawing/2016/5/9/chartex" xmlns:cx4="http://schemas.microsoft.com/office/drawing/2016/5/10/chartex" xmlns:cx5="http://schemas.microsoft.com/office/drawing/2016/5/11/chartex" xmlns:cx6="http://schemas.microsoft.com/office/drawing/2016/5/12/chartex" xmlns:cx7="http://schemas.microsoft.com/office/drawing/2016/5/13/chartex" xmlns:cx8="http://schemas.microsoft.com/office/drawing/2016/5/14/chartex" xmlns:mc="http://schemas.openxmlformats.org/markup-compatibility/2006" xmlns:aink="http://schemas.microsoft.com/office/drawing/2016/ink" xmlns:am3d="http://schemas.microsoft.com/office/drawing/2017/model3d" xmlns:o="urn:schemas-microsoft-com:office:office" xmlns:oel="http://schemas.microsoft.com/office/2019/extlst" xmlns:r="http://schemas.openxmlformats.org/officeDocument/2006/relationships" xmlns:m="http://schemas.openxmlformats.org/officeDocument/2006/math" xmlns:v="urn:schemas-microsoft-com:vml" xmlns:wp14="http://schemas.microsoft.com/office/word/2010/wordprocessingDrawing" xmlns:wp="http://schemas.openxmlformats.org/drawingml/2006/wordprocessingDrawing" xmlns:w10="urn:schemas-microsoft-com:office:word" xmlns:w="http://schemas.openxmlformats.org/wordprocessingml/2006/main" xmlns:w14="http://schemas.microsoft.com/office/word/2010/wordml" xmlns:w15="http://schemas.microsoft.com/office/word/2012/wordml" xmlns:w16cex="http://schemas.microsoft.com/office/word/2018/wordml/cex" xmlns:w16cid="http://schemas.microsoft.com/office/word/2016/wordml/cid" xmlns:w16="http://schemas.microsoft.com/office/word/2018/wordml" xmlns:w16du="http://schemas.microsoft.com/office/word/2023/wordml/word16du" xmlns:w16sdtdh="http://schemas.microsoft.com/office/word/2020/wordml/sdtdatahash" xmlns:w16sdtfl="http://schemas.microsoft.com/office/word/2024/wordml/sdtformatlock" xmlns:w16se="http://schemas.microsoft.com/office/word/2015/wordml/symex" xmlns:wpg="http://schemas.microsoft.com/office/word/2010/wordprocessingGroup" xmlns:wpi="http://schemas.microsoft.com/office/word/2010/wordprocessingInk" xmlns:wne="http://schemas.microsoft.com/office/word/2006/wordml" xmlns:wps="http://schemas.microsoft.com/office/word/2010/wordprocessingShape" mc:Ignorable="w14 w15 w16se w16cid w16 w16cex w16sdtdh w16sdtfl w16du wp14">
   <w:p>
     <w:pPr>
       <w:pStyle w:val="a4"/>
@@ -3497,7 +2578,7 @@
       <mc:AlternateContent>
         <mc:Choice Requires="wps">
           <w:drawing>
-            <wp:anchor distT="4294967295" distB="4294967295" distL="114300" distR="114300" simplePos="0" relativeHeight="251631616" behindDoc="0" locked="0" layoutInCell="1" allowOverlap="1" wp14:anchorId="4A4BA2A3">
+            <wp:anchor distT="4294967295" distB="4294967295" distL="114300" distR="114300" simplePos="0" relativeHeight="251631616" behindDoc="0" locked="0" layoutInCell="1" allowOverlap="1" wp14:anchorId="4A4BA2A3" wp14:editId="5A9572A9">
               <wp:simplePos x="0" y="0"/>
               <wp:positionH relativeFrom="page">
                 <wp:posOffset>7021195</wp:posOffset>
@@ -3551,7 +2632,7 @@
         </mc:Choice>
         <mc:Fallback>
           <w:pict>
-            <v:line w14:anchorId="726189D0" id="Прямая соединительная линия 39" o:spid="_x0000_s1026" style="position:absolute;z-index:251631616;visibility:visible;mso-wrap-style:square;mso-width-percent:0;mso-height-percent:0;mso-wrap-distance-left:9pt;mso-wrap-distance-top:.mm;mso-wrap-distance-right:9pt;mso-wrap-distance-bottom:.mm;mso-position-horizontal:absolute;mso-position-horizontal-relative:page;mso-position-vertical:absolute;mso-position-vertical-relative:page;mso-width-percent:0;mso-height-percent:0;mso-width-relative:page;mso-height-relative:page" from="552.85pt,801.75pt" to="581.2pt,801.75pt" o:gfxdata="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" strokeweight="1.5pt">
+            <v:line w14:anchorId="726189D0" id="Прямая соединительная линия 39" o:spid="_x0000_s1026" style="position:absolute;z-index:251631616;visibility:visible;mso-wrap-style:square;mso-width-percent:0;mso-height-percent:0;mso-wrap-distance-left:9pt;mso-wrap-distance-top:.mm;mso-wrap-distance-right:9pt;mso-wrap-distance-bottom:.mm;mso-position-horizontal:absolute;mso-position-horizontal-relative:page;mso-position-vertical:absolute;mso-position-vertical-relative:page;mso-width-percent:0;mso-height-percent:0;mso-width-relative:page;mso-height-relative:page" from="552.85pt,801.75pt" to="581.2pt,801.75pt" o:gfxdata="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" strokeweight="1.5pt">
               <o:lock v:ext="edit" shapetype="f"/>
               <w10:wrap anchorx="page" anchory="page"/>
             </v:line>
@@ -3603,7 +2684,7 @@
       <mc:AlternateContent>
         <mc:Choice Requires="wps">
           <w:drawing>
-            <wp:anchor distT="0" distB="0" distL="114300" distR="114300" simplePos="0" relativeHeight="251641856" behindDoc="0" locked="0" layoutInCell="1" allowOverlap="1" wp14:anchorId="6A638B70">
+            <wp:anchor distT="0" distB="0" distL="114300" distR="114300" simplePos="0" relativeHeight="251641856" behindDoc="0" locked="0" layoutInCell="1" allowOverlap="1" wp14:anchorId="6A638B70" wp14:editId="325CA7A5">
               <wp:simplePos x="0" y="0"/>
               <wp:positionH relativeFrom="column">
                 <wp:posOffset>6011545</wp:posOffset>
@@ -3680,7 +2761,7 @@
               <v:stroke joinstyle="miter"/>
               <v:path gradientshapeok="t" o:connecttype="rect"/>
             </v:shapetype>
-            <v:shape id="Надпись 38" o:spid="_x0000_s1026" type="#_x0000_t202" style="position:absolute;margin-left:473.35pt;margin-top:-7.65pt;width:45.75pt;height:21.8pt;z-index:251641856;visibility:visible;mso-wrap-style:square;mso-width-percent:0;mso-height-percent:0;mso-wrap-distance-left:9pt;mso-wrap-distance-top:0;mso-wrap-distance-right:9pt;mso-wrap-distance-bottom:0;mso-position-horizontal:absolute;mso-position-horizontal-relative:text;mso-position-vertical:absolute;mso-position-vertical-relative:text;mso-width-percent:0;mso-height-percent:0;mso-width-relative:page;mso-height-relative:page;v-text-anchor:top" o:gfxdata="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" filled="f" stroked="f">
+            <v:shape id="Надпись 38" o:spid="_x0000_s1026" type="#_x0000_t202" style="position:absolute;margin-left:473.35pt;margin-top:-7.65pt;width:45.75pt;height:21.8pt;z-index:251641856;visibility:visible;mso-wrap-style:square;mso-width-percent:0;mso-height-percent:0;mso-wrap-distance-left:9pt;mso-wrap-distance-top:0;mso-wrap-distance-right:9pt;mso-wrap-distance-bottom:0;mso-position-horizontal:absolute;mso-position-horizontal-relative:text;mso-position-vertical:absolute;mso-position-vertical-relative:text;mso-width-percent:0;mso-height-percent:0;mso-width-relative:page;mso-height-relative:page;v-text-anchor:top" o:gfxdata="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" filled="f" stroked="f">
               <v:textbox inset="0,0,0,0">
                 <w:txbxContent>
                   <w:p>
@@ -3715,7 +2796,7 @@
       <mc:AlternateContent>
         <mc:Choice Requires="wps">
           <w:drawing>
-            <wp:anchor distT="0" distB="0" distL="114298" distR="114298" simplePos="0" relativeHeight="251633664" behindDoc="0" locked="0" layoutInCell="1" allowOverlap="1" wp14:anchorId="69E8EE42">
+            <wp:anchor distT="0" distB="0" distL="114298" distR="114298" simplePos="0" relativeHeight="251633664" behindDoc="0" locked="0" layoutInCell="1" allowOverlap="1" wp14:anchorId="69E8EE42" wp14:editId="27982E26">
               <wp:simplePos x="0" y="0"/>
               <wp:positionH relativeFrom="page">
                 <wp:posOffset>1381124</wp:posOffset>
@@ -3769,7 +2850,7 @@
         </mc:Choice>
         <mc:Fallback>
           <w:pict>
-            <v:line w14:anchorId="0724975F" id="Прямая соединительная линия 37" o:spid="_x0000_s1026" style="position:absolute;z-index:251633664;visibility:visible;mso-wrap-style:square;mso-width-percent:0;mso-height-percent:0;mso-wrap-distance-left:3.17494mm;mso-wrap-distance-top:0;mso-wrap-distance-right:3.17494mm;mso-wrap-distance-bottom:0;mso-position-horizontal:absolute;mso-position-horizontal-relative:page;mso-position-vertical:absolute;mso-position-vertical-relative:page;mso-width-percent:0;mso-height-percent:0;mso-width-relative:page;mso-height-relative:page" from="108.75pt,782.95pt" to="108.75pt,825.45pt" o:gfxdata="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" strokeweight="1.5pt">
+            <v:line w14:anchorId="0724975F" id="Прямая соединительная линия 37" o:spid="_x0000_s1026" style="position:absolute;z-index:251633664;visibility:visible;mso-wrap-style:square;mso-width-percent:0;mso-height-percent:0;mso-wrap-distance-left:3.17494mm;mso-wrap-distance-top:0;mso-wrap-distance-right:3.17494mm;mso-wrap-distance-bottom:0;mso-position-horizontal:absolute;mso-position-horizontal-relative:page;mso-position-vertical:absolute;mso-position-vertical-relative:page;mso-width-percent:0;mso-height-percent:0;mso-width-relative:page;mso-height-relative:page" from="108.75pt,782.95pt" to="108.75pt,825.45pt" o:gfxdata="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" strokeweight="1.5pt">
               <o:lock v:ext="edit" shapetype="f"/>
               <w10:wrap anchorx="page" anchory="page"/>
             </v:line>
@@ -3784,7 +2865,7 @@
       <mc:AlternateContent>
         <mc:Choice Requires="wps">
           <w:drawing>
-            <wp:anchor distT="0" distB="0" distL="114298" distR="114298" simplePos="0" relativeHeight="251632640" behindDoc="0" locked="0" layoutInCell="1" allowOverlap="1" wp14:anchorId="5BC3678F">
+            <wp:anchor distT="0" distB="0" distL="114298" distR="114298" simplePos="0" relativeHeight="251632640" behindDoc="0" locked="0" layoutInCell="1" allowOverlap="1" wp14:anchorId="5BC3678F" wp14:editId="142F2D0B">
               <wp:simplePos x="0" y="0"/>
               <wp:positionH relativeFrom="page">
                 <wp:posOffset>1025524</wp:posOffset>
@@ -3838,7 +2919,7 @@
         </mc:Choice>
         <mc:Fallback>
           <w:pict>
-            <v:line w14:anchorId="4FBFAE97" id="Прямая соединительная линия 36" o:spid="_x0000_s1026" style="position:absolute;z-index:251632640;visibility:visible;mso-wrap-style:square;mso-width-percent:0;mso-height-percent:0;mso-wrap-distance-left:3.17494mm;mso-wrap-distance-top:0;mso-wrap-distance-right:3.17494mm;mso-wrap-distance-bottom:0;mso-position-horizontal:absolute;mso-position-horizontal-relative:page;mso-position-vertical:absolute;mso-position-vertical-relative:page;mso-width-percent:0;mso-height-percent:0;mso-width-relative:page;mso-height-relative:page" from="80.75pt,781.9pt" to="80.75pt,824.4pt" o:gfxdata="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" strokeweight="1.5pt">
+            <v:line w14:anchorId="4FBFAE97" id="Прямая соединительная линия 36" o:spid="_x0000_s1026" style="position:absolute;z-index:251632640;visibility:visible;mso-wrap-style:square;mso-width-percent:0;mso-height-percent:0;mso-wrap-distance-left:3.17494mm;mso-wrap-distance-top:0;mso-wrap-distance-right:3.17494mm;mso-wrap-distance-bottom:0;mso-position-horizontal:absolute;mso-position-horizontal-relative:page;mso-position-vertical:absolute;mso-position-vertical-relative:page;mso-width-percent:0;mso-height-percent:0;mso-width-relative:page;mso-height-relative:page" from="80.75pt,781.9pt" to="80.75pt,824.4pt" o:gfxdata="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" strokeweight="1.5pt">
               <o:lock v:ext="edit" shapetype="f"/>
               <w10:wrap anchorx="page" anchory="page"/>
             </v:line>
@@ -3853,7 +2934,7 @@
       <mc:AlternateContent>
         <mc:Choice Requires="wps">
           <w:drawing>
-            <wp:anchor distT="0" distB="0" distL="114300" distR="114300" simplePos="0" relativeHeight="251638784" behindDoc="0" locked="0" layoutInCell="1" allowOverlap="1" wp14:anchorId="619866A4">
+            <wp:anchor distT="0" distB="0" distL="114300" distR="114300" simplePos="0" relativeHeight="251638784" behindDoc="0" locked="0" layoutInCell="1" allowOverlap="1" wp14:anchorId="619866A4" wp14:editId="70DFAC2D">
               <wp:simplePos x="0" y="0"/>
               <wp:positionH relativeFrom="column">
                 <wp:posOffset>589915</wp:posOffset>
@@ -3930,7 +3011,7 @@
         </mc:Choice>
         <mc:Fallback>
           <w:pict>
-            <v:shape w14:anchorId="619866A4" id="Надпись 35" o:spid="_x0000_s1027" type="#_x0000_t202" style="position:absolute;margin-left:46.45pt;margin-top:16.7pt;width:45.55pt;height:12.35pt;z-index:251638784;visibility:visible;mso-wrap-style:square;mso-width-percent:0;mso-height-percent:0;mso-wrap-distance-left:9pt;mso-wrap-distance-top:0;mso-wrap-distance-right:9pt;mso-wrap-distance-bottom:0;mso-position-horizontal:absolute;mso-position-horizontal-relative:text;mso-position-vertical:absolute;mso-position-vertical-relative:text;mso-width-percent:0;mso-height-percent:0;mso-width-relative:page;mso-height-relative:page;v-text-anchor:top" o:gfxdata="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" filled="f" stroked="f">
+            <v:shape w14:anchorId="619866A4" id="Надпись 35" o:spid="_x0000_s1027" type="#_x0000_t202" style="position:absolute;margin-left:46.45pt;margin-top:16.7pt;width:45.55pt;height:12.35pt;z-index:251638784;visibility:visible;mso-wrap-style:square;mso-width-percent:0;mso-height-percent:0;mso-wrap-distance-left:9pt;mso-wrap-distance-top:0;mso-wrap-distance-right:9pt;mso-wrap-distance-bottom:0;mso-position-horizontal:absolute;mso-position-horizontal-relative:text;mso-position-vertical:absolute;mso-position-vertical-relative:text;mso-width-percent:0;mso-height-percent:0;mso-width-relative:page;mso-height-relative:page;v-text-anchor:top" o:gfxdata="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" filled="f" stroked="f">
               <v:textbox inset="0,0,0,0">
                 <w:txbxContent>
                   <w:p>
@@ -3969,7 +3050,7 @@
       <mc:AlternateContent>
         <mc:Choice Requires="wps">
           <w:drawing>
-            <wp:anchor distT="0" distB="0" distL="114300" distR="114300" simplePos="0" relativeHeight="251679744" behindDoc="0" locked="0" layoutInCell="1" allowOverlap="1" wp14:anchorId="7FDAB895">
+            <wp:anchor distT="0" distB="0" distL="114300" distR="114300" simplePos="0" relativeHeight="251679744" behindDoc="0" locked="0" layoutInCell="1" allowOverlap="1" wp14:anchorId="7FDAB895" wp14:editId="4FDD287E">
               <wp:simplePos x="0" y="0"/>
               <wp:positionH relativeFrom="column">
                 <wp:posOffset>173355</wp:posOffset>
@@ -4069,7 +3150,7 @@
         </mc:Choice>
         <mc:Fallback>
           <w:pict>
-            <v:shape w14:anchorId="7FDAB895" id="Надпись 34" o:spid="_x0000_s1028" type="#_x0000_t202" style="position:absolute;margin-left:13.65pt;margin-top:16.55pt;width:28.3pt;height:14.5pt;z-index:251679744;visibility:visible;mso-wrap-style:square;mso-width-percent:0;mso-height-percent:0;mso-wrap-distance-left:9pt;mso-wrap-distance-top:0;mso-wrap-distance-right:9pt;mso-wrap-distance-bottom:0;mso-position-horizontal:absolute;mso-position-horizontal-relative:text;mso-position-vertical:absolute;mso-position-vertical-relative:text;mso-width-percent:0;mso-height-percent:0;mso-width-relative:page;mso-height-relative:page;v-text-anchor:top" o:gfxdata="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" filled="f" stroked="f">
+            <v:shape w14:anchorId="7FDAB895" id="Надпись 34" o:spid="_x0000_s1028" type="#_x0000_t202" style="position:absolute;margin-left:13.65pt;margin-top:16.55pt;width:28.3pt;height:14.5pt;z-index:251679744;visibility:visible;mso-wrap-style:square;mso-width-percent:0;mso-height-percent:0;mso-wrap-distance-left:9pt;mso-wrap-distance-top:0;mso-wrap-distance-right:9pt;mso-wrap-distance-bottom:0;mso-position-horizontal:absolute;mso-position-horizontal-relative:text;mso-position-vertical:absolute;mso-position-vertical-relative:text;mso-width-percent:0;mso-height-percent:0;mso-width-relative:page;mso-height-relative:page;v-text-anchor:top" o:gfxdata="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" filled="f" stroked="f">
               <v:textbox inset="0,0,0,0">
                 <w:txbxContent>
                   <w:p>
@@ -4131,7 +3212,7 @@
       <mc:AlternateContent>
         <mc:Choice Requires="wps">
           <w:drawing>
-            <wp:anchor distT="0" distB="0" distL="114300" distR="114300" simplePos="0" relativeHeight="251642880" behindDoc="0" locked="0" layoutInCell="1" allowOverlap="1" wp14:anchorId="262DC663">
+            <wp:anchor distT="0" distB="0" distL="114300" distR="114300" simplePos="0" relativeHeight="251642880" behindDoc="0" locked="0" layoutInCell="1" allowOverlap="1" wp14:anchorId="262DC663" wp14:editId="72674436">
               <wp:simplePos x="0" y="0"/>
               <wp:positionH relativeFrom="column">
                 <wp:posOffset>6130925</wp:posOffset>
@@ -4213,7 +3294,7 @@
         </mc:Choice>
         <mc:Fallback>
           <w:pict>
-            <v:shape w14:anchorId="262DC663" id="Text Box 75" o:spid="_x0000_s1029" type="#_x0000_t202" style="position:absolute;margin-left:482.75pt;margin-top:7.75pt;width:26.85pt;height:16.05pt;z-index:251642880;visibility:visible;mso-wrap-style:square;mso-width-percent:0;mso-height-percent:0;mso-wrap-distance-left:9pt;mso-wrap-distance-top:0;mso-wrap-distance-right:9pt;mso-wrap-distance-bottom:0;mso-position-horizontal:absolute;mso-position-horizontal-relative:text;mso-position-vertical:absolute;mso-position-vertical-relative:text;mso-width-percent:0;mso-height-percent:0;mso-width-relative:page;mso-height-relative:page;v-text-anchor:top" o:gfxdata="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" filled="f" stroked="f">
+            <v:shape w14:anchorId="262DC663" id="Text Box 75" o:spid="_x0000_s1029" type="#_x0000_t202" style="position:absolute;margin-left:482.75pt;margin-top:7.75pt;width:26.85pt;height:16.05pt;z-index:251642880;visibility:visible;mso-wrap-style:square;mso-width-percent:0;mso-height-percent:0;mso-wrap-distance-left:9pt;mso-wrap-distance-top:0;mso-wrap-distance-right:9pt;mso-wrap-distance-bottom:0;mso-position-horizontal:absolute;mso-position-horizontal-relative:text;mso-position-vertical:absolute;mso-position-vertical-relative:text;mso-width-percent:0;mso-height-percent:0;mso-width-relative:page;mso-height-relative:page;v-text-anchor:top" o:gfxdata="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" filled="f" stroked="f">
               <v:path arrowok="t"/>
               <v:textbox inset="0,0,0,0">
                 <w:txbxContent>
@@ -4239,7 +3320,7 @@
       <mc:AlternateContent>
         <mc:Choice Requires="wps">
           <w:drawing>
-            <wp:anchor distT="0" distB="0" distL="114300" distR="114300" simplePos="0" relativeHeight="251636736" behindDoc="0" locked="0" layoutInCell="1" allowOverlap="1" wp14:anchorId="343F13DE">
+            <wp:anchor distT="0" distB="0" distL="114300" distR="114300" simplePos="0" relativeHeight="251636736" behindDoc="0" locked="0" layoutInCell="1" allowOverlap="1" wp14:anchorId="343F13DE" wp14:editId="7EB0AEAB">
               <wp:simplePos x="0" y="0"/>
               <wp:positionH relativeFrom="column">
                 <wp:posOffset>2163445</wp:posOffset>
@@ -4308,15 +3389,7 @@
                               <w:sz w:val="28"/>
                               <w:szCs w:val="28"/>
                             </w:rPr>
-                            <w:t>УП 5-04-0612-</w:t>
-                          </w:r>
-                          <w:proofErr w:type="gramStart"/>
-                          <w:r>
-                            <w:rPr>
-                              <w:sz w:val="28"/>
-                              <w:szCs w:val="28"/>
-                            </w:rPr>
-                            <w:t>02.4</w:t>
+                            <w:t>УП 5-04-0612-02.4</w:t>
                           </w:r>
                           <w:r>
                             <w:rPr>
@@ -4337,15 +3410,7 @@
                               <w:sz w:val="28"/>
                               <w:szCs w:val="28"/>
                             </w:rPr>
-                            <w:t>М</w:t>
-                          </w:r>
-                          <w:proofErr w:type="gramEnd"/>
-                          <w:r>
-                            <w:rPr>
-                              <w:sz w:val="28"/>
-                              <w:szCs w:val="28"/>
-                            </w:rPr>
-                            <w:t>-134</w:t>
+                            <w:t>М-134</w:t>
                           </w:r>
                           <w:r>
                             <w:rPr>
@@ -4359,7 +3424,14 @@
                               <w:sz w:val="28"/>
                               <w:szCs w:val="28"/>
                             </w:rPr>
-                            <w:t>25</w:t>
+                            <w:t>2</w:t>
+                          </w:r>
+                          <w:r>
+                            <w:rPr>
+                              <w:sz w:val="28"/>
+                              <w:szCs w:val="28"/>
+                            </w:rPr>
+                            <w:t>6</w:t>
                           </w:r>
                           <w:r>
                             <w:rPr>
@@ -4403,11 +3475,7 @@
         </mc:Choice>
         <mc:Fallback>
           <w:pict>
-            <v:shapetype w14:anchorId="343F13DE" id="_x0000_t202" coordsize="21600,21600" o:spt="202" path="m,l,21600r21600,l21600,xe">
-              <v:stroke joinstyle="miter"/>
-              <v:path gradientshapeok="t" o:connecttype="rect"/>
-            </v:shapetype>
-            <v:shape id="Text Box 66" o:spid="_x0000_s1030" type="#_x0000_t202" style="position:absolute;margin-left:170.35pt;margin-top:.65pt;width:312.4pt;height:28.4pt;z-index:251636736;visibility:visible;mso-wrap-style:square;mso-width-percent:0;mso-height-percent:0;mso-wrap-distance-left:9pt;mso-wrap-distance-top:0;mso-wrap-distance-right:9pt;mso-wrap-distance-bottom:0;mso-position-horizontal:absolute;mso-position-horizontal-relative:text;mso-position-vertical:absolute;mso-position-vertical-relative:text;mso-width-percent:0;mso-height-percent:0;mso-width-relative:page;mso-height-relative:page;v-text-anchor:top" o:gfxdata="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" filled="f" stroked="f">
+            <v:shape w14:anchorId="343F13DE" id="Text Box 66" o:spid="_x0000_s1030" type="#_x0000_t202" style="position:absolute;margin-left:170.35pt;margin-top:.65pt;width:312.4pt;height:28.4pt;z-index:251636736;visibility:visible;mso-wrap-style:square;mso-width-percent:0;mso-height-percent:0;mso-wrap-distance-left:9pt;mso-wrap-distance-top:0;mso-wrap-distance-right:9pt;mso-wrap-distance-bottom:0;mso-position-horizontal:absolute;mso-position-horizontal-relative:text;mso-position-vertical:absolute;mso-position-vertical-relative:text;mso-width-percent:0;mso-height-percent:0;mso-width-relative:page;mso-height-relative:page;v-text-anchor:top" o:gfxdata="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" filled="f" stroked="f">
               <v:path arrowok="t"/>
               <v:textbox inset="0,0,0,0">
                 <w:txbxContent>
@@ -4425,15 +3493,7 @@
                         <w:sz w:val="28"/>
                         <w:szCs w:val="28"/>
                       </w:rPr>
-                      <w:t>УП 5-04-0612-</w:t>
-                    </w:r>
-                    <w:proofErr w:type="gramStart"/>
-                    <w:r>
-                      <w:rPr>
-                        <w:sz w:val="28"/>
-                        <w:szCs w:val="28"/>
-                      </w:rPr>
-                      <w:t>02.4</w:t>
+                      <w:t>УП 5-04-0612-02.4</w:t>
                     </w:r>
                     <w:r>
                       <w:rPr>
@@ -4454,15 +3514,7 @@
                         <w:sz w:val="28"/>
                         <w:szCs w:val="28"/>
                       </w:rPr>
-                      <w:t>М</w:t>
-                    </w:r>
-                    <w:proofErr w:type="gramEnd"/>
-                    <w:r>
-                      <w:rPr>
-                        <w:sz w:val="28"/>
-                        <w:szCs w:val="28"/>
-                      </w:rPr>
-                      <w:t>-134</w:t>
+                      <w:t>М-134</w:t>
                     </w:r>
                     <w:r>
                       <w:rPr>
@@ -4476,7 +3528,14 @@
                         <w:sz w:val="28"/>
                         <w:szCs w:val="28"/>
                       </w:rPr>
-                      <w:t>25</w:t>
+                      <w:t>2</w:t>
+                    </w:r>
+                    <w:r>
+                      <w:rPr>
+                        <w:sz w:val="28"/>
+                        <w:szCs w:val="28"/>
+                      </w:rPr>
+                      <w:t>6</w:t>
                     </w:r>
                     <w:r>
                       <w:rPr>
@@ -4515,7 +3574,7 @@
       <mc:AlternateContent>
         <mc:Choice Requires="wps">
           <w:drawing>
-            <wp:anchor distT="0" distB="0" distL="114300" distR="114300" simplePos="0" relativeHeight="251637760" behindDoc="0" locked="0" layoutInCell="1" allowOverlap="1" wp14:anchorId="56D08240">
+            <wp:anchor distT="0" distB="0" distL="114300" distR="114300" simplePos="0" relativeHeight="251637760" behindDoc="0" locked="0" layoutInCell="1" allowOverlap="1" wp14:anchorId="56D08240" wp14:editId="5B29DB6B">
               <wp:simplePos x="0" y="0"/>
               <wp:positionH relativeFrom="column">
                 <wp:posOffset>-187325</wp:posOffset>
@@ -4601,7 +3660,7 @@
         </mc:Choice>
         <mc:Fallback>
           <w:pict>
-            <v:shape w14:anchorId="56D08240" id="Надпись 33" o:spid="_x0000_s1031" type="#_x0000_t202" style="position:absolute;margin-left:-14.75pt;margin-top:15.9pt;width:28.4pt;height:14.2pt;z-index:251637760;visibility:visible;mso-wrap-style:square;mso-width-percent:0;mso-height-percent:0;mso-wrap-distance-left:9pt;mso-wrap-distance-top:0;mso-wrap-distance-right:9pt;mso-wrap-distance-bottom:0;mso-position-horizontal:absolute;mso-position-horizontal-relative:text;mso-position-vertical:absolute;mso-position-vertical-relative:text;mso-width-percent:0;mso-height-percent:0;mso-width-relative:page;mso-height-relative:page;v-text-anchor:top" o:gfxdata="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" filled="f" stroked="f">
+            <v:shape w14:anchorId="56D08240" id="Надпись 33" o:spid="_x0000_s1031" type="#_x0000_t202" style="position:absolute;margin-left:-14.75pt;margin-top:15.9pt;width:28.4pt;height:14.2pt;z-index:251637760;visibility:visible;mso-wrap-style:square;mso-width-percent:0;mso-height-percent:0;mso-wrap-distance-left:9pt;mso-wrap-distance-top:0;mso-wrap-distance-right:9pt;mso-wrap-distance-bottom:0;mso-position-horizontal:absolute;mso-position-horizontal-relative:text;mso-position-vertical:absolute;mso-position-vertical-relative:text;mso-width-percent:0;mso-height-percent:0;mso-width-relative:page;mso-height-relative:page;v-text-anchor:top" o:gfxdata="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" filled="f" stroked="f">
               <v:textbox inset="0,0,0,0">
                 <w:txbxContent>
                   <w:p>
@@ -4649,7 +3708,7 @@
       <mc:AlternateContent>
         <mc:Choice Requires="wps">
           <w:drawing>
-            <wp:anchor distT="0" distB="0" distL="114300" distR="114300" simplePos="0" relativeHeight="251640832" behindDoc="0" locked="0" layoutInCell="1" allowOverlap="1" wp14:anchorId="03129BF9">
+            <wp:anchor distT="0" distB="0" distL="114300" distR="114300" simplePos="0" relativeHeight="251640832" behindDoc="0" locked="0" layoutInCell="1" allowOverlap="1" wp14:anchorId="03129BF9" wp14:editId="6FD3771A">
               <wp:simplePos x="0" y="0"/>
               <wp:positionH relativeFrom="column">
                 <wp:posOffset>1807845</wp:posOffset>
@@ -4725,7 +3784,7 @@
         </mc:Choice>
         <mc:Fallback>
           <w:pict>
-            <v:shape w14:anchorId="03129BF9" id="Надпись 32" o:spid="_x0000_s1032" type="#_x0000_t202" style="position:absolute;margin-left:142.35pt;margin-top:16.35pt;width:27.95pt;height:12.55pt;z-index:251640832;visibility:visible;mso-wrap-style:square;mso-width-percent:0;mso-height-percent:0;mso-wrap-distance-left:9pt;mso-wrap-distance-top:0;mso-wrap-distance-right:9pt;mso-wrap-distance-bottom:0;mso-position-horizontal:absolute;mso-position-horizontal-relative:text;mso-position-vertical:absolute;mso-position-vertical-relative:text;mso-width-percent:0;mso-height-percent:0;mso-width-relative:page;mso-height-relative:page;v-text-anchor:top" o:gfxdata="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" filled="f" stroked="f">
+            <v:shape w14:anchorId="03129BF9" id="Надпись 32" o:spid="_x0000_s1032" type="#_x0000_t202" style="position:absolute;margin-left:142.35pt;margin-top:16.35pt;width:27.95pt;height:12.55pt;z-index:251640832;visibility:visible;mso-wrap-style:square;mso-width-percent:0;mso-height-percent:0;mso-wrap-distance-left:9pt;mso-wrap-distance-top:0;mso-wrap-distance-right:9pt;mso-wrap-distance-bottom:0;mso-position-horizontal:absolute;mso-position-horizontal-relative:text;mso-position-vertical:absolute;mso-position-vertical-relative:text;mso-width-percent:0;mso-height-percent:0;mso-width-relative:page;mso-height-relative:page;v-text-anchor:top" o:gfxdata="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" filled="f" stroked="f">
               <v:textbox inset="0,0,0,0">
                 <w:txbxContent>
                   <w:p>
@@ -4763,7 +3822,7 @@
       <mc:AlternateContent>
         <mc:Choice Requires="wps">
           <w:drawing>
-            <wp:anchor distT="0" distB="0" distL="114300" distR="114300" simplePos="0" relativeHeight="251639808" behindDoc="0" locked="0" layoutInCell="1" allowOverlap="1" wp14:anchorId="51EDF13B">
+            <wp:anchor distT="0" distB="0" distL="114300" distR="114300" simplePos="0" relativeHeight="251639808" behindDoc="0" locked="0" layoutInCell="1" allowOverlap="1" wp14:anchorId="51EDF13B" wp14:editId="1E8D1B7B">
               <wp:simplePos x="0" y="0"/>
               <wp:positionH relativeFrom="column">
                 <wp:posOffset>1259205</wp:posOffset>
@@ -4847,7 +3906,7 @@
         </mc:Choice>
         <mc:Fallback>
           <w:pict>
-            <v:shape w14:anchorId="51EDF13B" id="Надпись 31" o:spid="_x0000_s1033" type="#_x0000_t202" style="position:absolute;margin-left:99.15pt;margin-top:16.55pt;width:42.6pt;height:13.05pt;z-index:251639808;visibility:visible;mso-wrap-style:square;mso-width-percent:0;mso-height-percent:0;mso-wrap-distance-left:9pt;mso-wrap-distance-top:0;mso-wrap-distance-right:9pt;mso-wrap-distance-bottom:0;mso-position-horizontal:absolute;mso-position-horizontal-relative:text;mso-position-vertical:absolute;mso-position-vertical-relative:text;mso-width-percent:0;mso-height-percent:0;mso-width-relative:page;mso-height-relative:page;v-text-anchor:top" o:gfxdata="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" filled="f" stroked="f">
+            <v:shape w14:anchorId="51EDF13B" id="Надпись 31" o:spid="_x0000_s1033" type="#_x0000_t202" style="position:absolute;margin-left:99.15pt;margin-top:16.55pt;width:42.6pt;height:13.05pt;z-index:251639808;visibility:visible;mso-wrap-style:square;mso-width-percent:0;mso-height-percent:0;mso-wrap-distance-left:9pt;mso-wrap-distance-top:0;mso-wrap-distance-right:9pt;mso-wrap-distance-bottom:0;mso-position-horizontal:absolute;mso-position-horizontal-relative:text;mso-position-vertical:absolute;mso-position-vertical-relative:text;mso-width-percent:0;mso-height-percent:0;mso-width-relative:page;mso-height-relative:page;v-text-anchor:top" o:gfxdata="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" filled="f" stroked="f">
               <v:textbox inset="0,0,0,0">
                 <w:txbxContent>
                   <w:p>
@@ -4893,7 +3952,7 @@
       <mc:AlternateContent>
         <mc:Choice Requires="wps">
           <w:drawing>
-            <wp:anchor distT="0" distB="0" distL="114299" distR="114299" simplePos="0" relativeHeight="251635712" behindDoc="0" locked="0" layoutInCell="1" allowOverlap="1" wp14:anchorId="0B262B1C">
+            <wp:anchor distT="0" distB="0" distL="114299" distR="114299" simplePos="0" relativeHeight="251635712" behindDoc="0" locked="0" layoutInCell="1" allowOverlap="1" wp14:anchorId="0B262B1C" wp14:editId="2663FB0D">
               <wp:simplePos x="0" y="0"/>
               <wp:positionH relativeFrom="page">
                 <wp:posOffset>2700655</wp:posOffset>
@@ -4954,7 +4013,7 @@
         </mc:Choice>
         <mc:Fallback>
           <w:pict>
-            <v:line w14:anchorId="72FBCC97" id="Line 65" o:spid="_x0000_s1026" style="position:absolute;z-index:251635712;visibility:visible;mso-wrap-style:square;mso-width-percent:0;mso-height-percent:0;mso-wrap-distance-left:3.17497mm;mso-wrap-distance-top:0;mso-wrap-distance-right:3.17497mm;mso-wrap-distance-bottom:0;mso-position-horizontal:absolute;mso-position-horizontal-relative:page;mso-position-vertical:absolute;mso-position-vertical-relative:page;mso-width-percent:0;mso-height-percent:0;mso-width-relative:page;mso-height-relative:page" from="212.65pt,781.9pt" to="212.65pt,824.4pt" o:gfxdata="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" strokeweight="1.5pt">
+            <v:line w14:anchorId="72FBCC97" id="Line 65" o:spid="_x0000_s1026" style="position:absolute;z-index:251635712;visibility:visible;mso-wrap-style:square;mso-width-percent:0;mso-height-percent:0;mso-wrap-distance-left:3.17497mm;mso-wrap-distance-top:0;mso-wrap-distance-right:3.17497mm;mso-wrap-distance-bottom:0;mso-position-horizontal:absolute;mso-position-horizontal-relative:page;mso-position-vertical:absolute;mso-position-vertical-relative:page;mso-width-percent:0;mso-height-percent:0;mso-width-relative:page;mso-height-relative:page" from="212.65pt,781.9pt" to="212.65pt,824.4pt" o:gfxdata="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" strokeweight="1.5pt">
               <o:lock v:ext="edit" shapetype="f"/>
               <w10:wrap anchorx="page" anchory="page"/>
             </v:line>
@@ -4969,7 +4028,7 @@
       <mc:AlternateContent>
         <mc:Choice Requires="wps">
           <w:drawing>
-            <wp:anchor distT="0" distB="0" distL="114299" distR="114299" simplePos="0" relativeHeight="251634688" behindDoc="0" locked="0" layoutInCell="1" allowOverlap="1" wp14:anchorId="6269D94A">
+            <wp:anchor distT="0" distB="0" distL="114299" distR="114299" simplePos="0" relativeHeight="251634688" behindDoc="0" locked="0" layoutInCell="1" allowOverlap="1" wp14:anchorId="6269D94A" wp14:editId="64A2F27E">
               <wp:simplePos x="0" y="0"/>
               <wp:positionH relativeFrom="page">
                 <wp:posOffset>2160270</wp:posOffset>
@@ -5030,7 +4089,7 @@
         </mc:Choice>
         <mc:Fallback>
           <w:pict>
-            <v:line w14:anchorId="68190816" id="Line 64" o:spid="_x0000_s1026" style="position:absolute;z-index:251634688;visibility:visible;mso-wrap-style:square;mso-width-percent:0;mso-height-percent:0;mso-wrap-distance-left:3.17497mm;mso-wrap-distance-top:0;mso-wrap-distance-right:3.17497mm;mso-wrap-distance-bottom:0;mso-position-horizontal:absolute;mso-position-horizontal-relative:page;mso-position-vertical:absolute;mso-position-vertical-relative:page;mso-width-percent:0;mso-height-percent:0;mso-width-relative:page;mso-height-relative:page" from="170.1pt,781.9pt" to="170.1pt,824.4pt" o:gfxdata="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" strokeweight="1.5pt">
+            <v:line w14:anchorId="68190816" id="Line 64" o:spid="_x0000_s1026" style="position:absolute;z-index:251634688;visibility:visible;mso-wrap-style:square;mso-width-percent:0;mso-height-percent:0;mso-wrap-distance-left:3.17497mm;mso-wrap-distance-top:0;mso-wrap-distance-right:3.17497mm;mso-wrap-distance-bottom:0;mso-position-horizontal:absolute;mso-position-horizontal-relative:page;mso-position-vertical:absolute;mso-position-vertical-relative:page;mso-width-percent:0;mso-height-percent:0;mso-width-relative:page;mso-height-relative:page" from="170.1pt,781.9pt" to="170.1pt,824.4pt" o:gfxdata="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" strokeweight="1.5pt">
               <o:lock v:ext="edit" shapetype="f"/>
               <w10:wrap anchorx="page" anchory="page"/>
             </v:line>
@@ -5045,7 +4104,7 @@
       <mc:AlternateContent>
         <mc:Choice Requires="wps">
           <w:drawing>
-            <wp:anchor distT="0" distB="0" distL="114299" distR="114299" simplePos="0" relativeHeight="251630592" behindDoc="0" locked="0" layoutInCell="1" allowOverlap="1" wp14:anchorId="19690808">
+            <wp:anchor distT="0" distB="0" distL="114299" distR="114299" simplePos="0" relativeHeight="251630592" behindDoc="0" locked="0" layoutInCell="1" allowOverlap="1" wp14:anchorId="19690808" wp14:editId="5A3DC4A2">
               <wp:simplePos x="0" y="0"/>
               <wp:positionH relativeFrom="page">
                 <wp:posOffset>7021195</wp:posOffset>
@@ -5106,7 +4165,7 @@
         </mc:Choice>
         <mc:Fallback>
           <w:pict>
-            <v:line w14:anchorId="61176B7A" id="Line 60" o:spid="_x0000_s1026" style="position:absolute;z-index:251630592;visibility:visible;mso-wrap-style:square;mso-width-percent:0;mso-height-percent:0;mso-wrap-distance-left:3.17497mm;mso-wrap-distance-top:0;mso-wrap-distance-right:3.17497mm;mso-wrap-distance-bottom:0;mso-position-horizontal:absolute;mso-position-horizontal-relative:page;mso-position-vertical:absolute;mso-position-vertical-relative:page;mso-width-percent:0;mso-height-percent:0;mso-width-relative:page;mso-height-relative:page" from="552.85pt,781.9pt" to="552.85pt,824.4pt" o:gfxdata="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" strokeweight="1.5pt">
+            <v:line w14:anchorId="61176B7A" id="Line 60" o:spid="_x0000_s1026" style="position:absolute;z-index:251630592;visibility:visible;mso-wrap-style:square;mso-width-percent:0;mso-height-percent:0;mso-wrap-distance-left:3.17497mm;mso-wrap-distance-top:0;mso-wrap-distance-right:3.17497mm;mso-wrap-distance-bottom:0;mso-position-horizontal:absolute;mso-position-horizontal-relative:page;mso-position-vertical:absolute;mso-position-vertical-relative:page;mso-width-percent:0;mso-height-percent:0;mso-width-relative:page;mso-height-relative:page" from="552.85pt,781.9pt" to="552.85pt,824.4pt" o:gfxdata="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" strokeweight="1.5pt">
               <o:lock v:ext="edit" shapetype="f"/>
               <w10:wrap anchorx="page" anchory="page"/>
             </v:line>
@@ -5121,7 +4180,7 @@
       <mc:AlternateContent>
         <mc:Choice Requires="wps">
           <w:drawing>
-            <wp:anchor distT="4294967295" distB="4294967295" distL="114300" distR="114300" simplePos="0" relativeHeight="251629568" behindDoc="0" locked="0" layoutInCell="1" allowOverlap="1" wp14:anchorId="3BEBEC2D">
+            <wp:anchor distT="4294967295" distB="4294967295" distL="114300" distR="114300" simplePos="0" relativeHeight="251629568" behindDoc="0" locked="0" layoutInCell="1" allowOverlap="1" wp14:anchorId="3BEBEC2D" wp14:editId="0EAD542B">
               <wp:simplePos x="0" y="0"/>
               <wp:positionH relativeFrom="page">
                 <wp:posOffset>720090</wp:posOffset>
@@ -5175,7 +4234,7 @@
         </mc:Choice>
         <mc:Fallback>
           <w:pict>
-            <v:line w14:anchorId="0C58205C" id="Прямая соединительная линия 30" o:spid="_x0000_s1026" style="position:absolute;z-index:251629568;visibility:visible;mso-wrap-style:square;mso-width-percent:0;mso-height-percent:0;mso-wrap-distance-left:9pt;mso-wrap-distance-top:.mm;mso-wrap-distance-right:9pt;mso-wrap-distance-bottom:.mm;mso-position-horizontal:absolute;mso-position-horizontal-relative:page;mso-position-vertical:absolute;mso-position-vertical-relative:page;mso-width-percent:0;mso-height-percent:0;mso-width-relative:page;mso-height-relative:page" from="56.7pt,810.25pt" to="240.95pt,810.25pt" o:gfxdata="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" strokeweight="1.5pt">
+            <v:line w14:anchorId="0C58205C" id="Прямая соединительная линия 30" o:spid="_x0000_s1026" style="position:absolute;z-index:251629568;visibility:visible;mso-wrap-style:square;mso-width-percent:0;mso-height-percent:0;mso-wrap-distance-left:9pt;mso-wrap-distance-top:.mm;mso-wrap-distance-right:9pt;mso-wrap-distance-bottom:.mm;mso-position-horizontal:absolute;mso-position-horizontal-relative:page;mso-position-vertical:absolute;mso-position-vertical-relative:page;mso-width-percent:0;mso-height-percent:0;mso-width-relative:page;mso-height-relative:page" from="56.7pt,810.25pt" to="240.95pt,810.25pt" o:gfxdata="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" strokeweight="1.5pt">
               <o:lock v:ext="edit" shapetype="f"/>
               <w10:wrap anchorx="page" anchory="page"/>
             </v:line>
@@ -5190,7 +4249,7 @@
       <mc:AlternateContent>
         <mc:Choice Requires="wps">
           <w:drawing>
-            <wp:anchor distT="0" distB="0" distL="114299" distR="114299" simplePos="0" relativeHeight="251628544" behindDoc="0" locked="0" layoutInCell="1" allowOverlap="1" wp14:anchorId="24CF8E4B">
+            <wp:anchor distT="0" distB="0" distL="114299" distR="114299" simplePos="0" relativeHeight="251628544" behindDoc="0" locked="0" layoutInCell="1" allowOverlap="1" wp14:anchorId="24CF8E4B" wp14:editId="2A82BCE1">
               <wp:simplePos x="0" y="0"/>
               <wp:positionH relativeFrom="page">
                 <wp:posOffset>3060700</wp:posOffset>
@@ -5251,7 +4310,7 @@
         </mc:Choice>
         <mc:Fallback>
           <w:pict>
-            <v:line w14:anchorId="33CAF691" id="Line 58" o:spid="_x0000_s1026" style="position:absolute;z-index:251628544;visibility:visible;mso-wrap-style:square;mso-width-percent:0;mso-height-percent:0;mso-wrap-distance-left:3.17497mm;mso-wrap-distance-top:0;mso-wrap-distance-right:3.17497mm;mso-wrap-distance-bottom:0;mso-position-horizontal:absolute;mso-position-horizontal-relative:page;mso-position-vertical:absolute;mso-position-vertical-relative:page;mso-width-percent:0;mso-height-percent:0;mso-width-relative:page;mso-height-relative:page" from="241pt,781.9pt" to="241pt,824.4pt" o:gfxdata="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" strokeweight="1.5pt">
+            <v:line w14:anchorId="33CAF691" id="Line 58" o:spid="_x0000_s1026" style="position:absolute;z-index:251628544;visibility:visible;mso-wrap-style:square;mso-width-percent:0;mso-height-percent:0;mso-wrap-distance-left:3.17497mm;mso-wrap-distance-top:0;mso-wrap-distance-right:3.17497mm;mso-wrap-distance-bottom:0;mso-position-horizontal:absolute;mso-position-horizontal-relative:page;mso-position-vertical:absolute;mso-position-vertical-relative:page;mso-width-percent:0;mso-height-percent:0;mso-width-relative:page;mso-height-relative:page" from="241pt,781.9pt" to="241pt,824.4pt" o:gfxdata="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" strokeweight="1.5pt">
               <o:lock v:ext="edit" shapetype="f"/>
               <w10:wrap anchorx="page" anchory="page"/>
             </v:line>
@@ -5266,7 +4325,7 @@
       <mc:AlternateContent>
         <mc:Choice Requires="wps">
           <w:drawing>
-            <wp:anchor distT="0" distB="0" distL="114300" distR="114300" simplePos="0" relativeHeight="251627520" behindDoc="0" locked="0" layoutInCell="1" allowOverlap="1" wp14:anchorId="23E63FFE">
+            <wp:anchor distT="0" distB="0" distL="114300" distR="114300" simplePos="0" relativeHeight="251627520" behindDoc="0" locked="0" layoutInCell="1" allowOverlap="1" wp14:anchorId="23E63FFE" wp14:editId="7494D39C">
               <wp:simplePos x="0" y="0"/>
               <wp:positionH relativeFrom="page">
                 <wp:posOffset>720090</wp:posOffset>
@@ -5327,7 +4386,7 @@
         </mc:Choice>
         <mc:Fallback>
           <w:pict>
-            <v:line w14:anchorId="2E086853" id="Line 57" o:spid="_x0000_s1026" style="position:absolute;z-index:251627520;visibility:visible;mso-wrap-style:square;mso-width-percent:0;mso-height-percent:0;mso-wrap-distance-left:9pt;mso-wrap-distance-top:0;mso-wrap-distance-right:9pt;mso-wrap-distance-bottom:0;mso-position-horizontal:absolute;mso-position-horizontal-relative:page;mso-position-vertical:absolute;mso-position-vertical-relative:page;mso-width-percent:0;mso-height-percent:0;mso-width-relative:page;mso-height-relative:page" from="56.7pt,796.05pt" to="240.95pt,796.05pt" o:gfxdata="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">
+            <v:line w14:anchorId="2E086853" id="Line 57" o:spid="_x0000_s1026" style="position:absolute;z-index:251627520;visibility:visible;mso-wrap-style:square;mso-width-percent:0;mso-height-percent:0;mso-wrap-distance-left:9pt;mso-wrap-distance-top:0;mso-wrap-distance-right:9pt;mso-wrap-distance-bottom:0;mso-position-horizontal:absolute;mso-position-horizontal-relative:page;mso-position-vertical:absolute;mso-position-vertical-relative:page;mso-width-percent:0;mso-height-percent:0;mso-width-relative:page;mso-height-relative:page" from="56.7pt,796.05pt" to="240.95pt,796.05pt" o:gfxdata="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">
               <o:lock v:ext="edit" shapetype="f"/>
               <w10:wrap anchorx="page" anchory="page"/>
             </v:line>
@@ -5342,7 +4401,7 @@
       <mc:AlternateContent>
         <mc:Choice Requires="wps">
           <w:drawing>
-            <wp:anchor distT="4294967295" distB="4294967295" distL="114300" distR="114300" simplePos="0" relativeHeight="251626496" behindDoc="0" locked="0" layoutInCell="1" allowOverlap="1" wp14:anchorId="22617E75">
+            <wp:anchor distT="4294967295" distB="4294967295" distL="114300" distR="114300" simplePos="0" relativeHeight="251626496" behindDoc="0" locked="0" layoutInCell="1" allowOverlap="1" wp14:anchorId="22617E75" wp14:editId="0C86F9A4">
               <wp:simplePos x="0" y="0"/>
               <wp:positionH relativeFrom="page">
                 <wp:posOffset>720090</wp:posOffset>
@@ -5396,7 +4455,7 @@
         </mc:Choice>
         <mc:Fallback>
           <w:pict>
-            <v:line w14:anchorId="6A7A2825" id="Прямая соединительная линия 29" o:spid="_x0000_s1026" style="position:absolute;z-index:251626496;visibility:visible;mso-wrap-style:square;mso-width-percent:0;mso-height-percent:0;mso-wrap-distance-left:9pt;mso-wrap-distance-top:.mm;mso-wrap-distance-right:9pt;mso-wrap-distance-bottom:.mm;mso-position-horizontal:absolute;mso-position-horizontal-relative:page;mso-position-vertical:absolute;mso-position-vertical-relative:page;mso-width-percent:0;mso-height-percent:0;mso-width-relative:page;mso-height-relative:page" from="56.7pt,781.9pt" to="581.1pt,781.9pt" o:gfxdata="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" strokeweight="1.5pt">
+            <v:line w14:anchorId="6A7A2825" id="Прямая соединительная линия 29" o:spid="_x0000_s1026" style="position:absolute;z-index:251626496;visibility:visible;mso-wrap-style:square;mso-width-percent:0;mso-height-percent:0;mso-wrap-distance-left:9pt;mso-wrap-distance-top:.mm;mso-wrap-distance-right:9pt;mso-wrap-distance-bottom:.mm;mso-position-horizontal:absolute;mso-position-horizontal-relative:page;mso-position-vertical:absolute;mso-position-vertical-relative:page;mso-width-percent:0;mso-height-percent:0;mso-width-relative:page;mso-height-relative:page" from="56.7pt,781.9pt" to="581.1pt,781.9pt" o:gfxdata="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" strokeweight="1.5pt">
               <o:lock v:ext="edit" shapetype="f"/>
               <w10:wrap anchorx="page" anchory="page"/>
             </v:line>
@@ -5409,7 +4468,7 @@
 </file>
 
 <file path=word/footer3.xml><?xml version="1.0" encoding="utf-8"?>
-<w:ftr xmlns:wpc="http://schemas.microsoft.com/office/word/2010/wordprocessingCanvas" xmlns:cx="http://schemas.microsoft.com/office/drawing/2014/chartex" xmlns:cx1="http://schemas.microsoft.com/office/drawing/2015/9/8/chartex" xmlns:cx2="http://schemas.microsoft.com/office/drawing/2015/10/21/chartex" xmlns:cx3="http://schemas.microsoft.com/office/drawing/2016/5/9/chartex" xmlns:cx4="http://schemas.microsoft.com/office/drawing/2016/5/10/chartex" xmlns:cx5="http://schemas.microsoft.com/office/drawing/2016/5/11/chartex" xmlns:cx6="http://schemas.microsoft.com/office/drawing/2016/5/12/chartex" xmlns:cx7="http://schemas.microsoft.com/office/drawing/2016/5/13/chartex" xmlns:cx8="http://schemas.microsoft.com/office/drawing/2016/5/14/chartex" xmlns:mc="http://schemas.openxmlformats.org/markup-compatibility/2006" xmlns:aink="http://schemas.microsoft.com/office/drawing/2016/ink" xmlns:am3d="http://schemas.microsoft.com/office/drawing/2017/model3d" xmlns:o="urn:schemas-microsoft-com:office:office" xmlns:oel="http://schemas.microsoft.com/office/2019/extlst" xmlns:r="http://schemas.openxmlformats.org/officeDocument/2006/relationships" xmlns:m="http://schemas.openxmlformats.org/officeDocument/2006/math" xmlns:v="urn:schemas-microsoft-com:vml" xmlns:wp14="http://schemas.microsoft.com/office/word/2010/wordprocessingDrawing" xmlns:wp="http://schemas.openxmlformats.org/drawingml/2006/wordprocessingDrawing" xmlns:w10="urn:schemas-microsoft-com:office:word" xmlns:w="http://schemas.openxmlformats.org/wordprocessingml/2006/main" xmlns:w14="http://schemas.microsoft.com/office/word/2010/wordml" xmlns:w15="http://schemas.microsoft.com/office/word/2012/wordml" xmlns:w16cex="http://schemas.microsoft.com/office/word/2018/wordml/cex" xmlns:w16cid="http://schemas.microsoft.com/office/word/2016/wordml/cid" xmlns:w16="http://schemas.microsoft.com/office/word/2018/wordml" xmlns:w16sdtdh="http://schemas.microsoft.com/office/word/2020/wordml/sdtdatahash" xmlns:w16se="http://schemas.microsoft.com/office/word/2015/wordml/symex" xmlns:wpg="http://schemas.microsoft.com/office/word/2010/wordprocessingGroup" xmlns:wpi="http://schemas.microsoft.com/office/word/2010/wordprocessingInk" xmlns:wne="http://schemas.microsoft.com/office/word/2006/wordml" xmlns:wps="http://schemas.microsoft.com/office/word/2010/wordprocessingShape" mc:Ignorable="w14 w15 w16se w16cid w16 w16cex w16sdtdh wp14">
+<w:ftr xmlns:wpc="http://schemas.microsoft.com/office/word/2010/wordprocessingCanvas" xmlns:cx="http://schemas.microsoft.com/office/drawing/2014/chartex" xmlns:cx1="http://schemas.microsoft.com/office/drawing/2015/9/8/chartex" xmlns:cx2="http://schemas.microsoft.com/office/drawing/2015/10/21/chartex" xmlns:cx3="http://schemas.microsoft.com/office/drawing/2016/5/9/chartex" xmlns:cx4="http://schemas.microsoft.com/office/drawing/2016/5/10/chartex" xmlns:cx5="http://schemas.microsoft.com/office/drawing/2016/5/11/chartex" xmlns:cx6="http://schemas.microsoft.com/office/drawing/2016/5/12/chartex" xmlns:cx7="http://schemas.microsoft.com/office/drawing/2016/5/13/chartex" xmlns:cx8="http://schemas.microsoft.com/office/drawing/2016/5/14/chartex" xmlns:mc="http://schemas.openxmlformats.org/markup-compatibility/2006" xmlns:aink="http://schemas.microsoft.com/office/drawing/2016/ink" xmlns:am3d="http://schemas.microsoft.com/office/drawing/2017/model3d" xmlns:o="urn:schemas-microsoft-com:office:office" xmlns:oel="http://schemas.microsoft.com/office/2019/extlst" xmlns:r="http://schemas.openxmlformats.org/officeDocument/2006/relationships" xmlns:m="http://schemas.openxmlformats.org/officeDocument/2006/math" xmlns:v="urn:schemas-microsoft-com:vml" xmlns:wp14="http://schemas.microsoft.com/office/word/2010/wordprocessingDrawing" xmlns:wp="http://schemas.openxmlformats.org/drawingml/2006/wordprocessingDrawing" xmlns:w10="urn:schemas-microsoft-com:office:word" xmlns:w="http://schemas.openxmlformats.org/wordprocessingml/2006/main" xmlns:w14="http://schemas.microsoft.com/office/word/2010/wordml" xmlns:w15="http://schemas.microsoft.com/office/word/2012/wordml" xmlns:w16cex="http://schemas.microsoft.com/office/word/2018/wordml/cex" xmlns:w16cid="http://schemas.microsoft.com/office/word/2016/wordml/cid" xmlns:w16="http://schemas.microsoft.com/office/word/2018/wordml" xmlns:w16du="http://schemas.microsoft.com/office/word/2023/wordml/word16du" xmlns:w16sdtdh="http://schemas.microsoft.com/office/word/2020/wordml/sdtdatahash" xmlns:w16sdtfl="http://schemas.microsoft.com/office/word/2024/wordml/sdtformatlock" xmlns:w16se="http://schemas.microsoft.com/office/word/2015/wordml/symex" xmlns:wpg="http://schemas.microsoft.com/office/word/2010/wordprocessingGroup" xmlns:wpi="http://schemas.microsoft.com/office/word/2010/wordprocessingInk" xmlns:wne="http://schemas.microsoft.com/office/word/2006/wordml" xmlns:wps="http://schemas.microsoft.com/office/word/2010/wordprocessingShape" mc:Ignorable="w14 w15 w16se w16cid w16 w16cex w16sdtdh w16sdtfl w16du wp14">
   <w:p>
     <w:pPr>
       <w:pStyle w:val="a4"/>
@@ -5468,7 +4527,7 @@
       <mc:AlternateContent>
         <mc:Choice Requires="wps">
           <w:drawing>
-            <wp:anchor distT="0" distB="0" distL="114300" distR="114300" simplePos="0" relativeHeight="251683840" behindDoc="0" locked="0" layoutInCell="1" allowOverlap="1" wp14:anchorId="35613A99">
+            <wp:anchor distT="0" distB="0" distL="114300" distR="114300" simplePos="0" relativeHeight="251683840" behindDoc="0" locked="0" layoutInCell="1" allowOverlap="1" wp14:anchorId="35613A99" wp14:editId="448A6465">
               <wp:simplePos x="0" y="0"/>
               <wp:positionH relativeFrom="column">
                 <wp:posOffset>-19685</wp:posOffset>
@@ -5530,25 +4589,13 @@
                           <w:r>
                             <w:t xml:space="preserve"> </w:t>
                           </w:r>
-                          <w:proofErr w:type="spellStart"/>
-                          <w:proofErr w:type="gramStart"/>
                           <w:r>
                             <w:rPr>
                               <w:rFonts w:ascii="ISOCPEUR" w:hAnsi="ISOCPEUR"/>
                               <w:i/>
                               <w:sz w:val="22"/>
                             </w:rPr>
-                            <w:t>Н.контр</w:t>
-                          </w:r>
-                          <w:proofErr w:type="spellEnd"/>
-                          <w:proofErr w:type="gramEnd"/>
-                          <w:r>
-                            <w:rPr>
-                              <w:rFonts w:ascii="ISOCPEUR" w:hAnsi="ISOCPEUR"/>
-                              <w:i/>
-                              <w:sz w:val="22"/>
-                            </w:rPr>
-                            <w:t>.</w:t>
+                            <w:t>Н.контр.</w:t>
                           </w:r>
                         </w:p>
                       </w:txbxContent>
@@ -5574,7 +4621,7 @@
               <v:stroke joinstyle="miter"/>
               <v:path gradientshapeok="t" o:connecttype="rect"/>
             </v:shapetype>
-            <v:shape id="Text Box 110" o:spid="_x0000_s1035" type="#_x0000_t202" style="position:absolute;margin-left:-1.55pt;margin-top:14pt;width:56.55pt;height:14.05pt;z-index:251683840;visibility:visible;mso-wrap-style:square;mso-width-percent:0;mso-height-percent:0;mso-wrap-distance-left:9pt;mso-wrap-distance-top:0;mso-wrap-distance-right:9pt;mso-wrap-distance-bottom:0;mso-position-horizontal:absolute;mso-position-horizontal-relative:text;mso-position-vertical:absolute;mso-position-vertical-relative:text;mso-width-percent:0;mso-height-percent:0;mso-width-relative:page;mso-height-relative:page;v-text-anchor:top" o:gfxdata="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" stroked="f">
+            <v:shape id="Text Box 110" o:spid="_x0000_s1035" type="#_x0000_t202" style="position:absolute;margin-left:-1.55pt;margin-top:14pt;width:56.55pt;height:14.05pt;z-index:251683840;visibility:visible;mso-wrap-style:square;mso-width-percent:0;mso-height-percent:0;mso-wrap-distance-left:9pt;mso-wrap-distance-top:0;mso-wrap-distance-right:9pt;mso-wrap-distance-bottom:0;mso-position-horizontal:absolute;mso-position-horizontal-relative:text;mso-position-vertical:absolute;mso-position-vertical-relative:text;mso-width-percent:0;mso-height-percent:0;mso-width-relative:page;mso-height-relative:page;v-text-anchor:top" o:gfxdata="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" stroked="f">
               <v:fill opacity="0"/>
               <v:path arrowok="t"/>
               <v:textbox inset="0,0,0,0">
@@ -5589,25 +4636,13 @@
                     <w:r>
                       <w:t xml:space="preserve"> </w:t>
                     </w:r>
-                    <w:proofErr w:type="spellStart"/>
-                    <w:proofErr w:type="gramStart"/>
                     <w:r>
                       <w:rPr>
                         <w:rFonts w:ascii="ISOCPEUR" w:hAnsi="ISOCPEUR"/>
                         <w:i/>
                         <w:sz w:val="22"/>
                       </w:rPr>
-                      <w:t>Н.контр</w:t>
-                    </w:r>
-                    <w:proofErr w:type="spellEnd"/>
-                    <w:proofErr w:type="gramEnd"/>
-                    <w:r>
-                      <w:rPr>
-                        <w:rFonts w:ascii="ISOCPEUR" w:hAnsi="ISOCPEUR"/>
-                        <w:i/>
-                        <w:sz w:val="22"/>
-                      </w:rPr>
-                      <w:t>.</w:t>
+                      <w:t>Н.контр.</w:t>
                     </w:r>
                   </w:p>
                 </w:txbxContent>
@@ -5624,7 +4659,7 @@
       <mc:AlternateContent>
         <mc:Choice Requires="wps">
           <w:drawing>
-            <wp:anchor distT="0" distB="0" distL="114300" distR="114300" simplePos="0" relativeHeight="251682816" behindDoc="0" locked="0" layoutInCell="1" allowOverlap="1" wp14:anchorId="4673D2AE">
+            <wp:anchor distT="0" distB="0" distL="114300" distR="114300" simplePos="0" relativeHeight="251682816" behindDoc="0" locked="0" layoutInCell="1" allowOverlap="1" wp14:anchorId="4673D2AE" wp14:editId="0C3A4658">
               <wp:simplePos x="0" y="0"/>
               <wp:positionH relativeFrom="column">
                 <wp:posOffset>-17145</wp:posOffset>
@@ -5692,7 +4727,7 @@
         </mc:Choice>
         <mc:Fallback>
           <w:pict>
-            <v:shape w14:anchorId="4673D2AE" id="Надпись 27" o:spid="_x0000_s1036" type="#_x0000_t202" style="position:absolute;margin-left:-1.35pt;margin-top:.05pt;width:55.7pt;height:13.5pt;z-index:251682816;visibility:visible;mso-wrap-style:square;mso-width-percent:0;mso-height-percent:0;mso-wrap-distance-left:9pt;mso-wrap-distance-top:0;mso-wrap-distance-right:9pt;mso-wrap-distance-bottom:0;mso-position-horizontal:absolute;mso-position-horizontal-relative:text;mso-position-vertical:absolute;mso-position-vertical-relative:text;mso-width-percent:0;mso-height-percent:0;mso-width-relative:page;mso-height-relative:page;v-text-anchor:top" o:gfxdata="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" stroked="f">
+            <v:shape w14:anchorId="4673D2AE" id="Надпись 27" o:spid="_x0000_s1036" type="#_x0000_t202" style="position:absolute;margin-left:-1.35pt;margin-top:.05pt;width:55.7pt;height:13.5pt;z-index:251682816;visibility:visible;mso-wrap-style:square;mso-width-percent:0;mso-height-percent:0;mso-wrap-distance-left:9pt;mso-wrap-distance-top:0;mso-wrap-distance-right:9pt;mso-wrap-distance-bottom:0;mso-position-horizontal:absolute;mso-position-horizontal-relative:text;mso-position-vertical:absolute;mso-position-vertical-relative:text;mso-width-percent:0;mso-height-percent:0;mso-width-relative:page;mso-height-relative:page;v-text-anchor:top" o:gfxdata="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" stroked="f">
               <v:fill opacity="0"/>
               <v:textbox inset="0,0,0,0">
                 <w:txbxContent>
@@ -5717,23 +4752,7 @@
         <w:rFonts w:ascii="GOST type B" w:hAnsi="GOST type B"/>
         <w:i/>
       </w:rPr>
-      <w:t xml:space="preserve"> </w:t>
-    </w:r>
-    <w:proofErr w:type="spellStart"/>
-    <w:r>
-      <w:rPr>
-        <w:rFonts w:ascii="GOST type B" w:hAnsi="GOST type B"/>
-        <w:i/>
-      </w:rPr>
-      <w:t>Консульт</w:t>
-    </w:r>
-    <w:proofErr w:type="spellEnd"/>
-    <w:r>
-      <w:rPr>
-        <w:rFonts w:ascii="GOST type B" w:hAnsi="GOST type B"/>
-        <w:i/>
-      </w:rPr>
-      <w:t>.</w:t>
+      <w:t xml:space="preserve"> Консульт.</w:t>
     </w:r>
   </w:p>
   <w:p>
@@ -5802,7 +4821,7 @@
                               <w:sz w:val="28"/>
                               <w:szCs w:val="28"/>
                             </w:rPr>
-                            <w:t>Коллекции, классы-прототипы, обобщения</w:t>
+                            <w:t>КОЛЛЕКЦИИ, КЛАССЫ-ПРОТОТИПЫ, ОБОБЩЕНИЯ</w:t>
                           </w:r>
                         </w:p>
                       </w:txbxContent>
@@ -5824,11 +4843,7 @@
         </mc:Choice>
         <mc:Fallback>
           <w:pict>
-            <v:shapetype w14:anchorId="67FBF48E" id="_x0000_t202" coordsize="21600,21600" o:spt="202" path="m,l,21600r21600,l21600,xe">
-              <v:stroke joinstyle="miter"/>
-              <v:path gradientshapeok="t" o:connecttype="rect"/>
-            </v:shapetype>
-            <v:shape id="Надпись 25" o:spid="_x0000_s1037" type="#_x0000_t202" style="position:absolute;margin-left:173.25pt;margin-top:-38.55pt;width:191.7pt;height:71pt;z-index:251680768;visibility:visible;mso-wrap-style:square;mso-width-percent:0;mso-height-percent:0;mso-wrap-distance-left:9pt;mso-wrap-distance-top:0;mso-wrap-distance-right:9pt;mso-wrap-distance-bottom:0;mso-position-horizontal:absolute;mso-position-horizontal-relative:text;mso-position-vertical:absolute;mso-position-vertical-relative:text;mso-width-percent:0;mso-height-percent:0;mso-width-relative:page;mso-height-relative:page;v-text-anchor:top" o:gfxdata="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" filled="f" stroked="f">
+            <v:shape w14:anchorId="67FBF48E" id="Надпись 25" o:spid="_x0000_s1037" type="#_x0000_t202" style="position:absolute;margin-left:173.25pt;margin-top:-38.55pt;width:191.7pt;height:71pt;z-index:251680768;visibility:visible;mso-wrap-style:square;mso-width-percent:0;mso-height-percent:0;mso-wrap-distance-left:9pt;mso-wrap-distance-top:0;mso-wrap-distance-right:9pt;mso-wrap-distance-bottom:0;mso-position-horizontal:absolute;mso-position-horizontal-relative:text;mso-position-vertical:absolute;mso-position-vertical-relative:text;mso-width-percent:0;mso-height-percent:0;mso-width-relative:page;mso-height-relative:page;v-text-anchor:top" o:gfxdata="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" filled="f" stroked="f">
               <v:textbox inset="0,0,0,0">
                 <w:txbxContent>
                   <w:p>
@@ -5846,7 +4861,7 @@
                         <w:sz w:val="28"/>
                         <w:szCs w:val="28"/>
                       </w:rPr>
-                      <w:t>Коллекции, классы-прототипы, обобщения</w:t>
+                      <w:t>КОЛЛЕКЦИИ, КЛАССЫ-ПРОТОТИПЫ, ОБОБЩЕНИЯ</w:t>
                     </w:r>
                   </w:p>
                 </w:txbxContent>
@@ -5933,7 +4948,7 @@
         </mc:Choice>
         <mc:Fallback>
           <w:pict>
-            <v:shape w14:anchorId="41D32F9F" id="Надпись 26" o:spid="_x0000_s1038" type="#_x0000_t202" style="position:absolute;margin-left:38.7pt;margin-top:-39pt;width:60.4pt;height:11.05pt;z-index:251673600;visibility:visible;mso-wrap-style:square;mso-width-percent:0;mso-height-percent:0;mso-wrap-distance-left:9pt;mso-wrap-distance-top:0;mso-wrap-distance-right:9pt;mso-wrap-distance-bottom:0;mso-position-horizontal:absolute;mso-position-horizontal-relative:text;mso-position-vertical:absolute;mso-position-vertical-relative:text;mso-width-percent:0;mso-height-percent:0;mso-width-relative:page;mso-height-relative:page;v-text-anchor:top" o:gfxdata="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" filled="f" stroked="f">
+            <v:shape w14:anchorId="41D32F9F" id="Надпись 26" o:spid="_x0000_s1038" type="#_x0000_t202" style="position:absolute;margin-left:38.7pt;margin-top:-39pt;width:60.4pt;height:11.05pt;z-index:251673600;visibility:visible;mso-wrap-style:square;mso-width-percent:0;mso-height-percent:0;mso-wrap-distance-left:9pt;mso-wrap-distance-top:0;mso-wrap-distance-right:9pt;mso-wrap-distance-bottom:0;mso-position-horizontal:absolute;mso-position-horizontal-relative:text;mso-position-vertical:absolute;mso-position-vertical-relative:text;mso-width-percent:0;mso-height-percent:0;mso-width-relative:page;mso-height-relative:page;v-text-anchor:top" o:gfxdata="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" filled="f" stroked="f">
               <v:textbox inset="0,0,0,0">
                 <w:txbxContent>
                   <w:p>
@@ -5965,7 +4980,7 @@
       <mc:AlternateContent>
         <mc:Choice Requires="wps">
           <w:drawing>
-            <wp:anchor distT="0" distB="0" distL="114300" distR="114300" simplePos="0" relativeHeight="251666432" behindDoc="0" locked="0" layoutInCell="1" allowOverlap="1" wp14:anchorId="22D48FF2">
+            <wp:anchor distT="0" distB="0" distL="114300" distR="114300" simplePos="0" relativeHeight="251666432" behindDoc="0" locked="0" layoutInCell="1" allowOverlap="1" wp14:anchorId="22D48FF2" wp14:editId="32A954AB">
               <wp:simplePos x="0" y="0"/>
               <wp:positionH relativeFrom="column">
                 <wp:posOffset>118110</wp:posOffset>
@@ -6051,7 +5066,7 @@
         </mc:Choice>
         <mc:Fallback>
           <w:pict>
-            <v:shape w14:anchorId="22D48FF2" id="Надпись 24" o:spid="_x0000_s1039" type="#_x0000_t202" style="position:absolute;margin-left:9.3pt;margin-top:-55.05pt;width:28.4pt;height:11.85pt;z-index:251666432;visibility:visible;mso-wrap-style:square;mso-width-percent:0;mso-height-percent:0;mso-wrap-distance-left:9pt;mso-wrap-distance-top:0;mso-wrap-distance-right:9pt;mso-wrap-distance-bottom:0;mso-position-horizontal:absolute;mso-position-horizontal-relative:text;mso-position-vertical:absolute;mso-position-vertical-relative:text;mso-width-percent:0;mso-height-percent:0;mso-width-relative:page;mso-height-relative:page;v-text-anchor:top" o:gfxdata="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" filled="f" stroked="f">
+            <v:shape w14:anchorId="22D48FF2" id="Надпись 24" o:spid="_x0000_s1039" type="#_x0000_t202" style="position:absolute;margin-left:9.3pt;margin-top:-55.05pt;width:28.4pt;height:11.85pt;z-index:251666432;visibility:visible;mso-wrap-style:square;mso-width-percent:0;mso-height-percent:0;mso-wrap-distance-left:9pt;mso-wrap-distance-top:0;mso-wrap-distance-right:9pt;mso-wrap-distance-bottom:0;mso-position-horizontal:absolute;mso-position-horizontal-relative:text;mso-position-vertical:absolute;mso-position-vertical-relative:text;mso-width-percent:0;mso-height-percent:0;mso-width-relative:page;mso-height-relative:page;v-text-anchor:top" o:gfxdata="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" filled="f" stroked="f">
               <v:textbox inset="0,0,0,0">
                 <w:txbxContent>
                   <w:p>
@@ -6099,7 +5114,7 @@
       <mc:AlternateContent>
         <mc:Choice Requires="wps">
           <w:drawing>
-            <wp:anchor distT="0" distB="0" distL="114299" distR="114299" simplePos="0" relativeHeight="251653120" behindDoc="0" locked="0" layoutInCell="1" allowOverlap="1" wp14:anchorId="2EDF42C4">
+            <wp:anchor distT="0" distB="0" distL="114299" distR="114299" simplePos="0" relativeHeight="251653120" behindDoc="0" locked="0" layoutInCell="1" allowOverlap="1" wp14:anchorId="2EDF42C4" wp14:editId="2521EE87">
               <wp:simplePos x="0" y="0"/>
               <wp:positionH relativeFrom="page">
                 <wp:posOffset>1379220</wp:posOffset>
@@ -6160,7 +5175,7 @@
         </mc:Choice>
         <mc:Fallback>
           <w:pict>
-            <v:line w14:anchorId="07F78F0A" id="Line 19" o:spid="_x0000_s1026" style="position:absolute;z-index:251653120;visibility:visible;mso-wrap-style:square;mso-width-percent:0;mso-height-percent:0;mso-wrap-distance-left:3.17497mm;mso-wrap-distance-top:0;mso-wrap-distance-right:3.17497mm;mso-wrap-distance-bottom:0;mso-position-horizontal:absolute;mso-position-horizontal-relative:page;mso-position-vertical:absolute;mso-position-vertical-relative:page;mso-width-percent:0;mso-height-percent:0;mso-width-relative:page;mso-height-relative:page" from="108.6pt,711.85pt" to="108.6pt,825.25pt" o:gfxdata="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" strokeweight="1.5pt">
+            <v:line w14:anchorId="07F78F0A" id="Line 19" o:spid="_x0000_s1026" style="position:absolute;z-index:251653120;visibility:visible;mso-wrap-style:square;mso-width-percent:0;mso-height-percent:0;mso-wrap-distance-left:3.17497mm;mso-wrap-distance-top:0;mso-wrap-distance-right:3.17497mm;mso-wrap-distance-bottom:0;mso-position-horizontal:absolute;mso-position-horizontal-relative:page;mso-position-vertical:absolute;mso-position-vertical-relative:page;mso-width-percent:0;mso-height-percent:0;mso-width-relative:page;mso-height-relative:page" from="108.6pt,711.85pt" to="108.6pt,825.25pt" o:gfxdata="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" strokeweight="1.5pt">
               <o:lock v:ext="edit" shapetype="f"/>
               <w10:wrap anchorx="page" anchory="page"/>
             </v:line>
@@ -6175,7 +5190,7 @@
       <mc:AlternateContent>
         <mc:Choice Requires="wps">
           <w:drawing>
-            <wp:anchor distT="0" distB="0" distL="114299" distR="114299" simplePos="0" relativeHeight="251652096" behindDoc="0" locked="0" layoutInCell="1" allowOverlap="1" wp14:anchorId="074BD3CE">
+            <wp:anchor distT="0" distB="0" distL="114299" distR="114299" simplePos="0" relativeHeight="251652096" behindDoc="0" locked="0" layoutInCell="1" allowOverlap="1" wp14:anchorId="074BD3CE" wp14:editId="21C872AF">
               <wp:simplePos x="0" y="0"/>
               <wp:positionH relativeFrom="page">
                 <wp:posOffset>1012825</wp:posOffset>
@@ -6236,7 +5251,7 @@
         </mc:Choice>
         <mc:Fallback>
           <w:pict>
-            <v:line w14:anchorId="46A622F6" id="Line 18" o:spid="_x0000_s1026" style="position:absolute;z-index:251652096;visibility:visible;mso-wrap-style:square;mso-width-percent:0;mso-height-percent:0;mso-wrap-distance-left:3.17497mm;mso-wrap-distance-top:0;mso-wrap-distance-right:3.17497mm;mso-wrap-distance-bottom:0;mso-position-horizontal:absolute;mso-position-horizontal-relative:page;mso-position-vertical:absolute;mso-position-vertical-relative:page;mso-width-percent:0;mso-height-percent:0;mso-width-relative:page;mso-height-relative:page" from="79.75pt,711.85pt" to="79.75pt,754.35pt" o:gfxdata="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" strokeweight="1.5pt">
+            <v:line w14:anchorId="46A622F6" id="Line 18" o:spid="_x0000_s1026" style="position:absolute;z-index:251652096;visibility:visible;mso-wrap-style:square;mso-width-percent:0;mso-height-percent:0;mso-wrap-distance-left:3.17497mm;mso-wrap-distance-top:0;mso-wrap-distance-right:3.17497mm;mso-wrap-distance-bottom:0;mso-position-horizontal:absolute;mso-position-horizontal-relative:page;mso-position-vertical:absolute;mso-position-vertical-relative:page;mso-width-percent:0;mso-height-percent:0;mso-width-relative:page;mso-height-relative:page" from="79.75pt,711.85pt" to="79.75pt,754.35pt" o:gfxdata="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" strokeweight="1.5pt">
               <o:lock v:ext="edit" shapetype="f"/>
               <w10:wrap anchorx="page" anchory="page"/>
             </v:line>
@@ -6251,7 +5266,7 @@
       <mc:AlternateContent>
         <mc:Choice Requires="wps">
           <w:drawing>
-            <wp:anchor distT="0" distB="0" distL="114300" distR="114300" simplePos="0" relativeHeight="251668480" behindDoc="0" locked="0" layoutInCell="1" allowOverlap="1" wp14:anchorId="6B22EBB2">
+            <wp:anchor distT="0" distB="0" distL="114300" distR="114300" simplePos="0" relativeHeight="251668480" behindDoc="0" locked="0" layoutInCell="1" allowOverlap="1" wp14:anchorId="6B22EBB2" wp14:editId="21E45B8C">
               <wp:simplePos x="0" y="0"/>
               <wp:positionH relativeFrom="column">
                 <wp:posOffset>552450</wp:posOffset>
@@ -6323,19 +5338,8 @@
                               <w:spacing w:val="-20"/>
                               <w:sz w:val="22"/>
                             </w:rPr>
-                            <w:t xml:space="preserve">№ </w:t>
+                            <w:t>№ докум</w:t>
                           </w:r>
-                          <w:proofErr w:type="spellStart"/>
-                          <w:r>
-                            <w:rPr>
-                              <w:rFonts w:ascii="ISOCPEUR" w:hAnsi="ISOCPEUR"/>
-                              <w:i/>
-                              <w:spacing w:val="-20"/>
-                              <w:sz w:val="22"/>
-                            </w:rPr>
-                            <w:t>докум</w:t>
-                          </w:r>
-                          <w:proofErr w:type="spellEnd"/>
                         </w:p>
                       </w:txbxContent>
                     </wps:txbx>
@@ -6356,7 +5360,7 @@
         </mc:Choice>
         <mc:Fallback>
           <w:pict>
-            <v:shape w14:anchorId="6B22EBB2" id="Text Box 47" o:spid="_x0000_s1040" type="#_x0000_t202" style="position:absolute;margin-left:43.5pt;margin-top:-54.85pt;width:54.65pt;height:12.6pt;z-index:251668480;visibility:visible;mso-wrap-style:square;mso-width-percent:0;mso-height-percent:0;mso-wrap-distance-left:9pt;mso-wrap-distance-top:0;mso-wrap-distance-right:9pt;mso-wrap-distance-bottom:0;mso-position-horizontal:absolute;mso-position-horizontal-relative:text;mso-position-vertical:absolute;mso-position-vertical-relative:text;mso-width-percent:0;mso-height-percent:0;mso-width-relative:page;mso-height-relative:page;v-text-anchor:top" o:gfxdata="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" filled="f" stroked="f">
+            <v:shape w14:anchorId="6B22EBB2" id="Text Box 47" o:spid="_x0000_s1040" type="#_x0000_t202" style="position:absolute;margin-left:43.5pt;margin-top:-54.85pt;width:54.65pt;height:12.6pt;z-index:251668480;visibility:visible;mso-wrap-style:square;mso-width-percent:0;mso-height-percent:0;mso-wrap-distance-left:9pt;mso-wrap-distance-top:0;mso-wrap-distance-right:9pt;mso-wrap-distance-bottom:0;mso-position-horizontal:absolute;mso-position-horizontal-relative:text;mso-position-vertical:absolute;mso-position-vertical-relative:text;mso-width-percent:0;mso-height-percent:0;mso-width-relative:page;mso-height-relative:page;v-text-anchor:top" o:gfxdata="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" filled="f" stroked="f">
               <v:path arrowok="t"/>
               <v:textbox inset="0,0,0,0">
                 <w:txbxContent>
@@ -6377,19 +5381,8 @@
                         <w:spacing w:val="-20"/>
                         <w:sz w:val="22"/>
                       </w:rPr>
-                      <w:t xml:space="preserve">№ </w:t>
+                      <w:t>№ докум</w:t>
                     </w:r>
-                    <w:proofErr w:type="spellStart"/>
-                    <w:r>
-                      <w:rPr>
-                        <w:rFonts w:ascii="ISOCPEUR" w:hAnsi="ISOCPEUR"/>
-                        <w:i/>
-                        <w:spacing w:val="-20"/>
-                        <w:sz w:val="22"/>
-                      </w:rPr>
-                      <w:t>докум</w:t>
-                    </w:r>
-                    <w:proofErr w:type="spellEnd"/>
                   </w:p>
                 </w:txbxContent>
               </v:textbox>
@@ -6405,7 +5398,7 @@
       <mc:AlternateContent>
         <mc:Choice Requires="wps">
           <w:drawing>
-            <wp:anchor distT="0" distB="0" distL="114300" distR="114300" simplePos="0" relativeHeight="251678720" behindDoc="0" locked="0" layoutInCell="1" allowOverlap="1" wp14:anchorId="3F33EF6F">
+            <wp:anchor distT="0" distB="0" distL="114300" distR="114300" simplePos="0" relativeHeight="251678720" behindDoc="0" locked="0" layoutInCell="1" allowOverlap="1" wp14:anchorId="3F33EF6F" wp14:editId="5098D7A2">
               <wp:simplePos x="0" y="0"/>
               <wp:positionH relativeFrom="column">
                 <wp:posOffset>5212080</wp:posOffset>
@@ -6473,7 +5466,7 @@
         </mc:Choice>
         <mc:Fallback>
           <w:pict>
-            <v:shape w14:anchorId="3F33EF6F" id="Надпись 23" o:spid="_x0000_s1041" type="#_x0000_t202" style="position:absolute;margin-left:410.4pt;margin-top:-26.95pt;width:100.75pt;height:19.15pt;z-index:251678720;visibility:visible;mso-wrap-style:square;mso-width-percent:0;mso-height-percent:0;mso-wrap-distance-left:9pt;mso-wrap-distance-top:0;mso-wrap-distance-right:9pt;mso-wrap-distance-bottom:0;mso-position-horizontal:absolute;mso-position-horizontal-relative:text;mso-position-vertical:absolute;mso-position-vertical-relative:text;mso-width-percent:0;mso-height-percent:0;mso-width-relative:page;mso-height-relative:page;v-text-anchor:top" o:gfxdata="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" filled="f" stroked="f">
+            <v:shape w14:anchorId="3F33EF6F" id="Надпись 23" o:spid="_x0000_s1041" type="#_x0000_t202" style="position:absolute;margin-left:410.4pt;margin-top:-26.95pt;width:100.75pt;height:19.15pt;z-index:251678720;visibility:visible;mso-wrap-style:square;mso-width-percent:0;mso-height-percent:0;mso-wrap-distance-left:9pt;mso-wrap-distance-top:0;mso-wrap-distance-right:9pt;mso-wrap-distance-bottom:0;mso-position-horizontal:absolute;mso-position-horizontal-relative:text;mso-position-vertical:absolute;mso-position-vertical-relative:text;mso-width-percent:0;mso-height-percent:0;mso-width-relative:page;mso-height-relative:page;v-text-anchor:top" o:gfxdata="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" filled="f" stroked="f">
               <v:textbox inset="0,0,0,0">
                 <w:txbxContent>
                   <w:p>
@@ -6503,7 +5496,7 @@
       <mc:AlternateContent>
         <mc:Choice Requires="wps">
           <w:drawing>
-            <wp:anchor distT="0" distB="0" distL="114298" distR="114298" simplePos="0" relativeHeight="251689984" behindDoc="0" locked="0" layoutInCell="1" allowOverlap="1" wp14:anchorId="4166DD5C">
+            <wp:anchor distT="0" distB="0" distL="114298" distR="114298" simplePos="0" relativeHeight="251689984" behindDoc="0" locked="0" layoutInCell="1" allowOverlap="1" wp14:anchorId="4166DD5C" wp14:editId="12955086">
               <wp:simplePos x="0" y="0"/>
               <wp:positionH relativeFrom="page">
                 <wp:posOffset>5939154</wp:posOffset>
@@ -6557,7 +5550,7 @@
         </mc:Choice>
         <mc:Fallback>
           <w:pict>
-            <v:line w14:anchorId="39CA96B3" id="Прямая соединительная линия 22" o:spid="_x0000_s1026" style="position:absolute;z-index:251689984;visibility:visible;mso-wrap-style:square;mso-width-percent:0;mso-height-percent:0;mso-wrap-distance-left:3.17494mm;mso-wrap-distance-top:0;mso-wrap-distance-right:3.17494mm;mso-wrap-distance-bottom:0;mso-position-horizontal:absolute;mso-position-horizontal-relative:page;mso-position-vertical:absolute;mso-position-vertical-relative:page;mso-width-percent:0;mso-height-percent:0;mso-width-relative:page;mso-height-relative:page" from="467.65pt,768.45pt" to="467.65pt,781.65pt" o:gfxdata="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" strokeweight="1.5pt">
+            <v:line w14:anchorId="39CA96B3" id="Прямая соединительная линия 22" o:spid="_x0000_s1026" style="position:absolute;z-index:251689984;visibility:visible;mso-wrap-style:square;mso-width-percent:0;mso-height-percent:0;mso-wrap-distance-left:3.17494mm;mso-wrap-distance-top:0;mso-wrap-distance-right:3.17494mm;mso-wrap-distance-bottom:0;mso-position-horizontal:absolute;mso-position-horizontal-relative:page;mso-position-vertical:absolute;mso-position-vertical-relative:page;mso-width-percent:0;mso-height-percent:0;mso-width-relative:page;mso-height-relative:page" from="467.65pt,768.45pt" to="467.65pt,781.65pt" o:gfxdata="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" strokeweight="1.5pt">
               <o:lock v:ext="edit" shapetype="f"/>
               <w10:wrap anchorx="page" anchory="page"/>
             </v:line>
@@ -6572,7 +5565,7 @@
       <mc:AlternateContent>
         <mc:Choice Requires="wps">
           <w:drawing>
-            <wp:anchor distT="0" distB="0" distL="114299" distR="114299" simplePos="0" relativeHeight="251688960" behindDoc="0" locked="0" layoutInCell="1" allowOverlap="1" wp14:anchorId="11965FE8">
+            <wp:anchor distT="0" distB="0" distL="114299" distR="114299" simplePos="0" relativeHeight="251688960" behindDoc="0" locked="0" layoutInCell="1" allowOverlap="1" wp14:anchorId="11965FE8" wp14:editId="053EE306">
               <wp:simplePos x="0" y="0"/>
               <wp:positionH relativeFrom="page">
                 <wp:posOffset>5753100</wp:posOffset>
@@ -6633,7 +5626,7 @@
         </mc:Choice>
         <mc:Fallback>
           <w:pict>
-            <v:line w14:anchorId="290FF902" id="Line 115" o:spid="_x0000_s1026" style="position:absolute;z-index:251688960;visibility:visible;mso-wrap-style:square;mso-width-percent:0;mso-height-percent:0;mso-wrap-distance-left:3.17497mm;mso-wrap-distance-top:0;mso-wrap-distance-right:3.17497mm;mso-wrap-distance-bottom:0;mso-position-horizontal:absolute;mso-position-horizontal-relative:page;mso-position-vertical:absolute;mso-position-vertical-relative:page;mso-width-percent:0;mso-height-percent:0;mso-width-relative:page;mso-height-relative:page" from="453pt,767.45pt" to="453pt,782.2pt" o:gfxdata="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" strokeweight="1.5pt">
+            <v:line w14:anchorId="290FF902" id="Line 115" o:spid="_x0000_s1026" style="position:absolute;z-index:251688960;visibility:visible;mso-wrap-style:square;mso-width-percent:0;mso-height-percent:0;mso-wrap-distance-left:3.17497mm;mso-wrap-distance-top:0;mso-wrap-distance-right:3.17497mm;mso-wrap-distance-bottom:0;mso-position-horizontal:absolute;mso-position-horizontal-relative:page;mso-position-vertical:absolute;mso-position-vertical-relative:page;mso-width-percent:0;mso-height-percent:0;mso-width-relative:page;mso-height-relative:page" from="453pt,767.45pt" to="453pt,782.2pt" o:gfxdata="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" strokeweight="1.5pt">
               <o:lock v:ext="edit" shapetype="f"/>
               <w10:wrap anchorx="page" anchory="page"/>
             </v:line>
@@ -6648,7 +5641,7 @@
       <mc:AlternateContent>
         <mc:Choice Requires="wps">
           <w:drawing>
-            <wp:anchor distT="0" distB="0" distL="114299" distR="114299" simplePos="0" relativeHeight="251658240" behindDoc="0" locked="0" layoutInCell="1" allowOverlap="1" wp14:anchorId="0C45D489">
+            <wp:anchor distT="0" distB="0" distL="114299" distR="114299" simplePos="0" relativeHeight="251658240" behindDoc="0" locked="0" layoutInCell="1" allowOverlap="1" wp14:anchorId="0C45D489" wp14:editId="58981573">
               <wp:simplePos x="0" y="0"/>
               <wp:positionH relativeFrom="page">
                 <wp:posOffset>6120130</wp:posOffset>
@@ -6709,7 +5702,7 @@
         </mc:Choice>
         <mc:Fallback>
           <w:pict>
-            <v:line w14:anchorId="3361AF35" id="Line 25" o:spid="_x0000_s1026" style="position:absolute;z-index:251658240;visibility:visible;mso-wrap-style:square;mso-width-percent:0;mso-height-percent:0;mso-wrap-distance-left:3.17497mm;mso-wrap-distance-top:0;mso-wrap-distance-right:3.17497mm;mso-wrap-distance-bottom:0;mso-position-horizontal:absolute;mso-position-horizontal-relative:page;mso-position-vertical:absolute;mso-position-vertical-relative:page;mso-width-percent:0;mso-height-percent:0;mso-width-relative:page;mso-height-relative:page" from="481.9pt,753.5pt" to="481.9pt,781.85pt" o:gfxdata="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" strokeweight="1.5pt">
+            <v:line w14:anchorId="3361AF35" id="Line 25" o:spid="_x0000_s1026" style="position:absolute;z-index:251658240;visibility:visible;mso-wrap-style:square;mso-width-percent:0;mso-height-percent:0;mso-wrap-distance-left:3.17497mm;mso-wrap-distance-top:0;mso-wrap-distance-right:3.17497mm;mso-wrap-distance-bottom:0;mso-position-horizontal:absolute;mso-position-horizontal-relative:page;mso-position-vertical:absolute;mso-position-vertical-relative:page;mso-width-percent:0;mso-height-percent:0;mso-width-relative:page;mso-height-relative:page" from="481.9pt,753.5pt" to="481.9pt,781.85pt" o:gfxdata="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" strokeweight="1.5pt">
               <o:lock v:ext="edit" shapetype="f"/>
               <w10:wrap anchorx="page" anchory="page"/>
             </v:line>
@@ -6724,7 +5717,7 @@
       <mc:AlternateContent>
         <mc:Choice Requires="wps">
           <w:drawing>
-            <wp:anchor distT="0" distB="0" distL="114300" distR="114300" simplePos="0" relativeHeight="251687936" behindDoc="0" locked="0" layoutInCell="1" allowOverlap="1" wp14:anchorId="59237653">
+            <wp:anchor distT="0" distB="0" distL="114300" distR="114300" simplePos="0" relativeHeight="251687936" behindDoc="0" locked="0" layoutInCell="1" allowOverlap="1" wp14:anchorId="59237653" wp14:editId="5D7BC66D">
               <wp:simplePos x="0" y="0"/>
               <wp:positionH relativeFrom="column">
                 <wp:posOffset>539115</wp:posOffset>
@@ -6802,7 +5795,7 @@
         </mc:Choice>
         <mc:Fallback>
           <w:pict>
-            <v:shape w14:anchorId="59237653" id="Text Box 114" o:spid="_x0000_s1042" type="#_x0000_t202" style="position:absolute;margin-left:42.45pt;margin-top:15.9pt;width:56.75pt;height:14.2pt;z-index:251687936;visibility:visible;mso-wrap-style:square;mso-width-percent:0;mso-height-percent:0;mso-wrap-distance-left:9pt;mso-wrap-distance-top:0;mso-wrap-distance-right:9pt;mso-wrap-distance-bottom:0;mso-position-horizontal:absolute;mso-position-horizontal-relative:text;mso-position-vertical:absolute;mso-position-vertical-relative:text;mso-width-percent:0;mso-height-percent:0;mso-width-relative:page;mso-height-relative:page;v-text-anchor:top" o:gfxdata="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" stroked="f">
+            <v:shape w14:anchorId="59237653" id="Text Box 114" o:spid="_x0000_s1042" type="#_x0000_t202" style="position:absolute;margin-left:42.45pt;margin-top:15.9pt;width:56.75pt;height:14.2pt;z-index:251687936;visibility:visible;mso-wrap-style:square;mso-width-percent:0;mso-height-percent:0;mso-wrap-distance-left:9pt;mso-wrap-distance-top:0;mso-wrap-distance-right:9pt;mso-wrap-distance-bottom:0;mso-position-horizontal:absolute;mso-position-horizontal-relative:text;mso-position-vertical:absolute;mso-position-vertical-relative:text;mso-width-percent:0;mso-height-percent:0;mso-width-relative:page;mso-height-relative:page;v-text-anchor:top" o:gfxdata="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" stroked="f">
               <v:fill opacity="0"/>
               <v:path arrowok="t"/>
               <v:textbox inset="0,0,0,0">
@@ -6828,7 +5821,7 @@
       <mc:AlternateContent>
         <mc:Choice Requires="wps">
           <w:drawing>
-            <wp:anchor distT="0" distB="0" distL="114300" distR="114300" simplePos="0" relativeHeight="251686912" behindDoc="0" locked="0" layoutInCell="1" allowOverlap="1" wp14:anchorId="68CF6761">
+            <wp:anchor distT="0" distB="0" distL="114300" distR="114300" simplePos="0" relativeHeight="251686912" behindDoc="0" locked="0" layoutInCell="1" allowOverlap="1" wp14:anchorId="68CF6761" wp14:editId="707821C8">
               <wp:simplePos x="0" y="0"/>
               <wp:positionH relativeFrom="column">
                 <wp:posOffset>541655</wp:posOffset>
@@ -6888,7 +5881,7 @@
         </mc:Choice>
         <mc:Fallback>
           <w:pict>
-            <v:shape w14:anchorId="68CF6761" id="Надпись 21" o:spid="_x0000_s1043" type="#_x0000_t202" style="position:absolute;margin-left:42.65pt;margin-top:1.8pt;width:56.45pt;height:13.9pt;z-index:251686912;visibility:visible;mso-wrap-style:square;mso-width-percent:0;mso-height-percent:0;mso-wrap-distance-left:9pt;mso-wrap-distance-top:0;mso-wrap-distance-right:9pt;mso-wrap-distance-bottom:0;mso-position-horizontal:absolute;mso-position-horizontal-relative:text;mso-position-vertical:absolute;mso-position-vertical-relative:text;mso-width-percent:0;mso-height-percent:0;mso-width-relative:page;mso-height-relative:page;v-text-anchor:top" o:gfxdata="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" stroked="f">
+            <v:shape w14:anchorId="68CF6761" id="Надпись 21" o:spid="_x0000_s1043" type="#_x0000_t202" style="position:absolute;margin-left:42.65pt;margin-top:1.8pt;width:56.45pt;height:13.9pt;z-index:251686912;visibility:visible;mso-wrap-style:square;mso-width-percent:0;mso-height-percent:0;mso-wrap-distance-left:9pt;mso-wrap-distance-top:0;mso-wrap-distance-right:9pt;mso-wrap-distance-bottom:0;mso-position-horizontal:absolute;mso-position-horizontal-relative:text;mso-position-vertical:absolute;mso-position-vertical-relative:text;mso-width-percent:0;mso-height-percent:0;mso-width-relative:page;mso-height-relative:page;v-text-anchor:top" o:gfxdata="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" stroked="f">
               <v:fill opacity="0"/>
               <v:textbox inset="0,0,0,0">
                 <w:txbxContent>
@@ -6907,7 +5900,7 @@
       <mc:AlternateContent>
         <mc:Choice Requires="wps">
           <w:drawing>
-            <wp:anchor distT="0" distB="0" distL="114300" distR="114300" simplePos="0" relativeHeight="251685888" behindDoc="0" locked="0" layoutInCell="1" allowOverlap="1" wp14:anchorId="7DC1216D">
+            <wp:anchor distT="0" distB="0" distL="114300" distR="114300" simplePos="0" relativeHeight="251685888" behindDoc="0" locked="0" layoutInCell="1" allowOverlap="1" wp14:anchorId="7DC1216D" wp14:editId="4BB4DBDC">
               <wp:simplePos x="0" y="0"/>
               <wp:positionH relativeFrom="column">
                 <wp:posOffset>539115</wp:posOffset>
@@ -6971,7 +5964,7 @@
         </mc:Choice>
         <mc:Fallback>
           <w:pict>
-            <v:shape w14:anchorId="7DC1216D" id="Надпись 20" o:spid="_x0000_s1044" type="#_x0000_t202" style="position:absolute;margin-left:42.45pt;margin-top:-12.45pt;width:56.75pt;height:14.2pt;z-index:251685888;visibility:visible;mso-wrap-style:square;mso-width-percent:0;mso-height-percent:0;mso-wrap-distance-left:9pt;mso-wrap-distance-top:0;mso-wrap-distance-right:9pt;mso-wrap-distance-bottom:0;mso-position-horizontal:absolute;mso-position-horizontal-relative:text;mso-position-vertical:absolute;mso-position-vertical-relative:text;mso-width-percent:0;mso-height-percent:0;mso-width-relative:page;mso-height-relative:page;v-text-anchor:top" o:gfxdata="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" stroked="f">
+            <v:shape w14:anchorId="7DC1216D" id="Надпись 20" o:spid="_x0000_s1044" type="#_x0000_t202" style="position:absolute;margin-left:42.45pt;margin-top:-12.45pt;width:56.75pt;height:14.2pt;z-index:251685888;visibility:visible;mso-wrap-style:square;mso-width-percent:0;mso-height-percent:0;mso-wrap-distance-left:9pt;mso-wrap-distance-top:0;mso-wrap-distance-right:9pt;mso-wrap-distance-bottom:0;mso-position-horizontal:absolute;mso-position-horizontal-relative:text;mso-position-vertical:absolute;mso-position-vertical-relative:text;mso-width-percent:0;mso-height-percent:0;mso-width-relative:page;mso-height-relative:page;v-text-anchor:top" o:gfxdata="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" stroked="f">
               <v:fill opacity="0"/>
               <v:textbox inset="0,0,0,0">
                 <w:txbxContent>
@@ -6994,7 +5987,7 @@
       <mc:AlternateContent>
         <mc:Choice Requires="wps">
           <w:drawing>
-            <wp:anchor distT="0" distB="0" distL="114300" distR="114300" simplePos="0" relativeHeight="251684864" behindDoc="0" locked="0" layoutInCell="1" allowOverlap="1" wp14:anchorId="4FA1083E">
+            <wp:anchor distT="0" distB="0" distL="114300" distR="114300" simplePos="0" relativeHeight="251684864" behindDoc="0" locked="0" layoutInCell="1" allowOverlap="1" wp14:anchorId="4FA1083E" wp14:editId="74635778">
               <wp:simplePos x="0" y="0"/>
               <wp:positionH relativeFrom="column">
                 <wp:posOffset>-177800</wp:posOffset>
@@ -7088,7 +6081,7 @@
         </mc:Choice>
         <mc:Fallback>
           <w:pict>
-            <v:shape w14:anchorId="4FA1083E" id="Text Box 111" o:spid="_x0000_s1045" type="#_x0000_t202" style="position:absolute;margin-left:-14pt;margin-top:16.05pt;width:56.8pt;height:13.5pt;z-index:251684864;visibility:visible;mso-wrap-style:square;mso-width-percent:0;mso-height-percent:0;mso-wrap-distance-left:9pt;mso-wrap-distance-top:0;mso-wrap-distance-right:9pt;mso-wrap-distance-bottom:0;mso-position-horizontal:absolute;mso-position-horizontal-relative:text;mso-position-vertical:absolute;mso-position-vertical-relative:text;mso-width-percent:0;mso-height-percent:0;mso-width-relative:page;mso-height-relative:page;v-text-anchor:top" o:gfxdata="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" stroked="f">
+            <v:shape w14:anchorId="4FA1083E" id="Text Box 111" o:spid="_x0000_s1045" type="#_x0000_t202" style="position:absolute;margin-left:-14pt;margin-top:16.05pt;width:56.8pt;height:13.5pt;z-index:251684864;visibility:visible;mso-wrap-style:square;mso-width-percent:0;mso-height-percent:0;mso-wrap-distance-left:9pt;mso-wrap-distance-top:0;mso-wrap-distance-right:9pt;mso-wrap-distance-bottom:0;mso-position-horizontal:absolute;mso-position-horizontal-relative:text;mso-position-vertical:absolute;mso-position-vertical-relative:text;mso-width-percent:0;mso-height-percent:0;mso-width-relative:page;mso-height-relative:page;v-text-anchor:top" o:gfxdata="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" stroked="f">
               <v:fill opacity="0"/>
               <v:path arrowok="t"/>
               <v:textbox inset="0,0,0,0">
@@ -7130,7 +6123,7 @@
       <mc:AlternateContent>
         <mc:Choice Requires="wps">
           <w:drawing>
-            <wp:anchor distT="0" distB="0" distL="114300" distR="114300" simplePos="0" relativeHeight="251671552" behindDoc="0" locked="0" layoutInCell="1" allowOverlap="1" wp14:anchorId="73B4EDD9">
+            <wp:anchor distT="0" distB="0" distL="114300" distR="114300" simplePos="0" relativeHeight="251671552" behindDoc="0" locked="0" layoutInCell="1" allowOverlap="1" wp14:anchorId="73B4EDD9" wp14:editId="221F7A8D">
               <wp:simplePos x="0" y="0"/>
               <wp:positionH relativeFrom="column">
                 <wp:posOffset>-168910</wp:posOffset>
@@ -7201,23 +6194,13 @@
                             </w:rPr>
                             <w:t xml:space="preserve"> </w:t>
                           </w:r>
-                          <w:proofErr w:type="spellStart"/>
                           <w:r>
                             <w:rPr>
                               <w:rFonts w:ascii="ISOCPEUR" w:hAnsi="ISOCPEUR"/>
                               <w:i/>
                               <w:sz w:val="22"/>
                             </w:rPr>
-                            <w:t>Разраб</w:t>
-                          </w:r>
-                          <w:proofErr w:type="spellEnd"/>
-                          <w:r>
-                            <w:rPr>
-                              <w:rFonts w:ascii="ISOCPEUR" w:hAnsi="ISOCPEUR"/>
-                              <w:i/>
-                              <w:sz w:val="22"/>
-                            </w:rPr>
-                            <w:t>.</w:t>
+                            <w:t>Разраб.</w:t>
                           </w:r>
                         </w:p>
                       </w:txbxContent>
@@ -7239,7 +6222,7 @@
         </mc:Choice>
         <mc:Fallback>
           <w:pict>
-            <v:shape w14:anchorId="73B4EDD9" id="Text Box 50" o:spid="_x0000_s1046" type="#_x0000_t202" style="position:absolute;margin-left:-13.3pt;margin-top:-41.4pt;width:56.8pt;height:14.2pt;z-index:251671552;visibility:visible;mso-wrap-style:square;mso-width-percent:0;mso-height-percent:0;mso-wrap-distance-left:9pt;mso-wrap-distance-top:0;mso-wrap-distance-right:9pt;mso-wrap-distance-bottom:0;mso-position-horizontal:absolute;mso-position-horizontal-relative:text;mso-position-vertical:absolute;mso-position-vertical-relative:text;mso-width-percent:0;mso-height-percent:0;mso-width-relative:page;mso-height-relative:page;v-text-anchor:top" o:gfxdata="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" filled="f" stroked="f">
+            <v:shape w14:anchorId="73B4EDD9" id="Text Box 50" o:spid="_x0000_s1046" type="#_x0000_t202" style="position:absolute;margin-left:-13.3pt;margin-top:-41.4pt;width:56.8pt;height:14.2pt;z-index:251671552;visibility:visible;mso-wrap-style:square;mso-width-percent:0;mso-height-percent:0;mso-wrap-distance-left:9pt;mso-wrap-distance-top:0;mso-wrap-distance-right:9pt;mso-wrap-distance-bottom:0;mso-position-horizontal:absolute;mso-position-horizontal-relative:text;mso-position-vertical:absolute;mso-position-vertical-relative:text;mso-width-percent:0;mso-height-percent:0;mso-width-relative:page;mso-height-relative:page;v-text-anchor:top" o:gfxdata="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" filled="f" stroked="f">
               <v:path arrowok="t"/>
               <v:textbox inset="0,0,0,0">
                 <w:txbxContent>
@@ -7259,23 +6242,13 @@
                       </w:rPr>
                       <w:t xml:space="preserve"> </w:t>
                     </w:r>
-                    <w:proofErr w:type="spellStart"/>
                     <w:r>
                       <w:rPr>
                         <w:rFonts w:ascii="ISOCPEUR" w:hAnsi="ISOCPEUR"/>
                         <w:i/>
                         <w:sz w:val="22"/>
                       </w:rPr>
-                      <w:t>Разраб</w:t>
-                    </w:r>
-                    <w:proofErr w:type="spellEnd"/>
-                    <w:r>
-                      <w:rPr>
-                        <w:rFonts w:ascii="ISOCPEUR" w:hAnsi="ISOCPEUR"/>
-                        <w:i/>
-                        <w:sz w:val="22"/>
-                      </w:rPr>
-                      <w:t>.</w:t>
+                      <w:t>Разраб.</w:t>
                     </w:r>
                   </w:p>
                 </w:txbxContent>
@@ -7292,7 +6265,7 @@
       <mc:AlternateContent>
         <mc:Choice Requires="wps">
           <w:drawing>
-            <wp:anchor distT="0" distB="0" distL="114300" distR="114300" simplePos="0" relativeHeight="251672576" behindDoc="0" locked="0" layoutInCell="1" allowOverlap="1" wp14:anchorId="3E2231AE">
+            <wp:anchor distT="0" distB="0" distL="114300" distR="114300" simplePos="0" relativeHeight="251672576" behindDoc="0" locked="0" layoutInCell="1" allowOverlap="1" wp14:anchorId="3E2231AE" wp14:editId="2CAD32B0">
               <wp:simplePos x="0" y="0"/>
               <wp:positionH relativeFrom="column">
                 <wp:posOffset>-182880</wp:posOffset>
@@ -7447,7 +6420,7 @@
         </mc:Choice>
         <mc:Fallback>
           <w:pict>
-            <v:shape w14:anchorId="3E2231AE" id="Text Box 51" o:spid="_x0000_s1047" type="#_x0000_t202" style="position:absolute;margin-left:-14.4pt;margin-top:-26.95pt;width:56.8pt;height:14.2pt;z-index:251672576;visibility:visible;mso-wrap-style:square;mso-width-percent:0;mso-height-percent:0;mso-wrap-distance-left:9pt;mso-wrap-distance-top:0;mso-wrap-distance-right:9pt;mso-wrap-distance-bottom:0;mso-position-horizontal:absolute;mso-position-horizontal-relative:text;mso-position-vertical:absolute;mso-position-vertical-relative:text;mso-width-percent:0;mso-height-percent:0;mso-width-relative:page;mso-height-relative:page;v-text-anchor:top" o:gfxdata="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" filled="f" stroked="f">
+            <v:shape w14:anchorId="3E2231AE" id="Text Box 51" o:spid="_x0000_s1047" type="#_x0000_t202" style="position:absolute;margin-left:-14.4pt;margin-top:-26.95pt;width:56.8pt;height:14.2pt;z-index:251672576;visibility:visible;mso-wrap-style:square;mso-width-percent:0;mso-height-percent:0;mso-wrap-distance-left:9pt;mso-wrap-distance-top:0;mso-wrap-distance-right:9pt;mso-wrap-distance-bottom:0;mso-position-horizontal:absolute;mso-position-horizontal-relative:text;mso-position-vertical:absolute;mso-position-vertical-relative:text;mso-width-percent:0;mso-height-percent:0;mso-width-relative:page;mso-height-relative:page;v-text-anchor:top" o:gfxdata="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" filled="f" stroked="f">
               <v:path arrowok="t"/>
               <v:textbox inset="0,0,0,0">
                 <w:txbxContent>
@@ -7546,7 +6519,7 @@
       <mc:AlternateContent>
         <mc:Choice Requires="wps">
           <w:drawing>
-            <wp:anchor distT="0" distB="0" distL="114300" distR="114300" simplePos="0" relativeHeight="251674624" behindDoc="0" locked="0" layoutInCell="1" allowOverlap="1" wp14:anchorId="07C2A482">
+            <wp:anchor distT="0" distB="0" distL="114300" distR="114300" simplePos="0" relativeHeight="251674624" behindDoc="0" locked="0" layoutInCell="1" allowOverlap="1" wp14:anchorId="07C2A482" wp14:editId="0B7E5E03">
               <wp:simplePos x="0" y="0"/>
               <wp:positionH relativeFrom="column">
                 <wp:posOffset>537845</wp:posOffset>
@@ -7616,7 +6589,7 @@
         </mc:Choice>
         <mc:Fallback>
           <w:pict>
-            <v:shape w14:anchorId="07C2A482" id="Надпись 19" o:spid="_x0000_s1048" type="#_x0000_t202" style="position:absolute;margin-left:42.35pt;margin-top:-26.35pt;width:56.8pt;height:12.4pt;z-index:251674624;visibility:visible;mso-wrap-style:square;mso-width-percent:0;mso-height-percent:0;mso-wrap-distance-left:9pt;mso-wrap-distance-top:0;mso-wrap-distance-right:9pt;mso-wrap-distance-bottom:0;mso-position-horizontal:absolute;mso-position-horizontal-relative:text;mso-position-vertical:absolute;mso-position-vertical-relative:text;mso-width-percent:0;mso-height-percent:0;mso-width-relative:page;mso-height-relative:page;v-text-anchor:top" o:gfxdata="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" filled="f" stroked="f">
+            <v:shape w14:anchorId="07C2A482" id="Надпись 19" o:spid="_x0000_s1048" type="#_x0000_t202" style="position:absolute;margin-left:42.35pt;margin-top:-26.35pt;width:56.8pt;height:12.4pt;z-index:251674624;visibility:visible;mso-wrap-style:square;mso-width-percent:0;mso-height-percent:0;mso-wrap-distance-left:9pt;mso-wrap-distance-top:0;mso-wrap-distance-right:9pt;mso-wrap-distance-bottom:0;mso-position-horizontal:absolute;mso-position-horizontal-relative:text;mso-position-vertical:absolute;mso-position-vertical-relative:text;mso-width-percent:0;mso-height-percent:0;mso-width-relative:page;mso-height-relative:page;v-text-anchor:top" o:gfxdata="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" filled="f" stroked="f">
               <v:textbox inset="0,0,0,0">
                 <w:txbxContent>
                   <w:p>
@@ -7648,7 +6621,7 @@
       <mc:AlternateContent>
         <mc:Choice Requires="wps">
           <w:drawing>
-            <wp:anchor distT="0" distB="0" distL="114300" distR="114300" simplePos="0" relativeHeight="251681792" behindDoc="0" locked="0" layoutInCell="1" allowOverlap="1" wp14:anchorId="02417628">
+            <wp:anchor distT="0" distB="0" distL="114300" distR="114300" simplePos="0" relativeHeight="251681792" behindDoc="0" locked="0" layoutInCell="1" allowOverlap="1" wp14:anchorId="02417628" wp14:editId="09E944ED">
               <wp:simplePos x="0" y="0"/>
               <wp:positionH relativeFrom="column">
                 <wp:posOffset>2157730</wp:posOffset>
@@ -7717,15 +6690,7 @@
                               <w:sz w:val="28"/>
                               <w:szCs w:val="28"/>
                             </w:rPr>
-                            <w:t>УП 5-04-0612-</w:t>
-                          </w:r>
-                          <w:proofErr w:type="gramStart"/>
-                          <w:r>
-                            <w:rPr>
-                              <w:sz w:val="28"/>
-                              <w:szCs w:val="28"/>
-                            </w:rPr>
-                            <w:t>02.4</w:t>
+                            <w:t>УП 5-04-0612-02.4</w:t>
                           </w:r>
                           <w:r>
                             <w:rPr>
@@ -7746,15 +6711,7 @@
                               <w:sz w:val="28"/>
                               <w:szCs w:val="28"/>
                             </w:rPr>
-                            <w:t>М</w:t>
-                          </w:r>
-                          <w:proofErr w:type="gramEnd"/>
-                          <w:r>
-                            <w:rPr>
-                              <w:sz w:val="28"/>
-                              <w:szCs w:val="28"/>
-                            </w:rPr>
-                            <w:t>-134</w:t>
+                            <w:t>М-134</w:t>
                           </w:r>
                           <w:r>
                             <w:rPr>
@@ -7768,7 +6725,21 @@
                               <w:sz w:val="28"/>
                               <w:szCs w:val="28"/>
                             </w:rPr>
-                            <w:t>25.</w:t>
+                            <w:t>2</w:t>
+                          </w:r>
+                          <w:r>
+                            <w:rPr>
+                              <w:sz w:val="28"/>
+                              <w:szCs w:val="28"/>
+                            </w:rPr>
+                            <w:t>6</w:t>
+                          </w:r>
+                          <w:r>
+                            <w:rPr>
+                              <w:sz w:val="28"/>
+                              <w:szCs w:val="28"/>
+                            </w:rPr>
+                            <w:t>.</w:t>
                           </w:r>
                           <w:r>
                             <w:rPr>
@@ -7815,7 +6786,7 @@
         </mc:Choice>
         <mc:Fallback>
           <w:pict>
-            <v:shape w14:anchorId="02417628" id="Text Box 103" o:spid="_x0000_s1049" type="#_x0000_t202" style="position:absolute;margin-left:169.9pt;margin-top:-69.25pt;width:340.8pt;height:28.4pt;z-index:251681792;visibility:visible;mso-wrap-style:square;mso-width-percent:0;mso-height-percent:0;mso-wrap-distance-left:9pt;mso-wrap-distance-top:0;mso-wrap-distance-right:9pt;mso-wrap-distance-bottom:0;mso-position-horizontal:absolute;mso-position-horizontal-relative:text;mso-position-vertical:absolute;mso-position-vertical-relative:text;mso-width-percent:0;mso-height-percent:0;mso-width-relative:page;mso-height-relative:page;v-text-anchor:top" o:gfxdata="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" filled="f" stroked="f">
+            <v:shape w14:anchorId="02417628" id="Text Box 103" o:spid="_x0000_s1049" type="#_x0000_t202" style="position:absolute;margin-left:169.9pt;margin-top:-69.25pt;width:340.8pt;height:28.4pt;z-index:251681792;visibility:visible;mso-wrap-style:square;mso-width-percent:0;mso-height-percent:0;mso-wrap-distance-left:9pt;mso-wrap-distance-top:0;mso-wrap-distance-right:9pt;mso-wrap-distance-bottom:0;mso-position-horizontal:absolute;mso-position-horizontal-relative:text;mso-position-vertical:absolute;mso-position-vertical-relative:text;mso-width-percent:0;mso-height-percent:0;mso-width-relative:page;mso-height-relative:page;v-text-anchor:top" o:gfxdata="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" filled="f" stroked="f">
               <v:path arrowok="t"/>
               <v:textbox inset="0,0,0,0">
                 <w:txbxContent>
@@ -7833,15 +6804,7 @@
                         <w:sz w:val="28"/>
                         <w:szCs w:val="28"/>
                       </w:rPr>
-                      <w:t>УП 5-04-0612-</w:t>
-                    </w:r>
-                    <w:proofErr w:type="gramStart"/>
-                    <w:r>
-                      <w:rPr>
-                        <w:sz w:val="28"/>
-                        <w:szCs w:val="28"/>
-                      </w:rPr>
-                      <w:t>02.4</w:t>
+                      <w:t>УП 5-04-0612-02.4</w:t>
                     </w:r>
                     <w:r>
                       <w:rPr>
@@ -7862,15 +6825,7 @@
                         <w:sz w:val="28"/>
                         <w:szCs w:val="28"/>
                       </w:rPr>
-                      <w:t>М</w:t>
-                    </w:r>
-                    <w:proofErr w:type="gramEnd"/>
-                    <w:r>
-                      <w:rPr>
-                        <w:sz w:val="28"/>
-                        <w:szCs w:val="28"/>
-                      </w:rPr>
-                      <w:t>-134</w:t>
+                      <w:t>М-134</w:t>
                     </w:r>
                     <w:r>
                       <w:rPr>
@@ -7884,7 +6839,21 @@
                         <w:sz w:val="28"/>
                         <w:szCs w:val="28"/>
                       </w:rPr>
-                      <w:t>25.</w:t>
+                      <w:t>2</w:t>
+                    </w:r>
+                    <w:r>
+                      <w:rPr>
+                        <w:sz w:val="28"/>
+                        <w:szCs w:val="28"/>
+                      </w:rPr>
+                      <w:t>6</w:t>
+                    </w:r>
+                    <w:r>
+                      <w:rPr>
+                        <w:sz w:val="28"/>
+                        <w:szCs w:val="28"/>
+                      </w:rPr>
+                      <w:t>.</w:t>
                     </w:r>
                     <w:r>
                       <w:rPr>
@@ -7926,7 +6895,7 @@
       <mc:AlternateContent>
         <mc:Choice Requires="wps">
           <w:drawing>
-            <wp:anchor distT="0" distB="0" distL="114300" distR="114300" simplePos="0" relativeHeight="251663360" behindDoc="0" locked="0" layoutInCell="1" allowOverlap="1" wp14:anchorId="58590639">
+            <wp:anchor distT="0" distB="0" distL="114300" distR="114300" simplePos="0" relativeHeight="251663360" behindDoc="0" locked="0" layoutInCell="1" allowOverlap="1" wp14:anchorId="58590639" wp14:editId="5505F58A">
               <wp:simplePos x="0" y="0"/>
               <wp:positionH relativeFrom="column">
                 <wp:posOffset>4668520</wp:posOffset>
@@ -7999,7 +6968,7 @@
         </mc:Choice>
         <mc:Fallback>
           <w:pict>
-            <v:shape w14:anchorId="58590639" id="Надпись 18" o:spid="_x0000_s1050" type="#_x0000_t202" style="position:absolute;margin-left:367.6pt;margin-top:-40.05pt;width:42.8pt;height:12.8pt;z-index:251663360;visibility:visible;mso-wrap-style:square;mso-width-percent:0;mso-height-percent:0;mso-wrap-distance-left:9pt;mso-wrap-distance-top:0;mso-wrap-distance-right:9pt;mso-wrap-distance-bottom:0;mso-position-horizontal:absolute;mso-position-horizontal-relative:text;mso-position-vertical:absolute;mso-position-vertical-relative:text;mso-width-percent:0;mso-height-percent:0;mso-width-relative:page;mso-height-relative:page;v-text-anchor:top" o:gfxdata="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" filled="f" stroked="f">
+            <v:shape w14:anchorId="58590639" id="Надпись 18" o:spid="_x0000_s1050" type="#_x0000_t202" style="position:absolute;margin-left:367.6pt;margin-top:-40.05pt;width:42.8pt;height:12.8pt;z-index:251663360;visibility:visible;mso-wrap-style:square;mso-width-percent:0;mso-height-percent:0;mso-wrap-distance-left:9pt;mso-wrap-distance-top:0;mso-wrap-distance-right:9pt;mso-wrap-distance-bottom:0;mso-position-horizontal:absolute;mso-position-horizontal-relative:text;mso-position-vertical:absolute;mso-position-vertical-relative:text;mso-width-percent:0;mso-height-percent:0;mso-width-relative:page;mso-height-relative:page;v-text-anchor:top" o:gfxdata="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" filled="f" stroked="f">
               <v:textbox inset="0,0,0,0">
                 <w:txbxContent>
                   <w:p>
@@ -8034,7 +7003,7 @@
       <mc:AlternateContent>
         <mc:Choice Requires="wps">
           <w:drawing>
-            <wp:anchor distT="0" distB="0" distL="114300" distR="114300" simplePos="0" relativeHeight="251664384" behindDoc="0" locked="0" layoutInCell="1" allowOverlap="1" wp14:anchorId="2F0474E2">
+            <wp:anchor distT="0" distB="0" distL="114300" distR="114300" simplePos="0" relativeHeight="251664384" behindDoc="0" locked="0" layoutInCell="1" allowOverlap="1" wp14:anchorId="2F0474E2" wp14:editId="60A986DF">
               <wp:simplePos x="0" y="0"/>
               <wp:positionH relativeFrom="column">
                 <wp:posOffset>5230495</wp:posOffset>
@@ -8107,7 +7076,7 @@
         </mc:Choice>
         <mc:Fallback>
           <w:pict>
-            <v:shape w14:anchorId="2F0474E2" id="Надпись 17" o:spid="_x0000_s1051" type="#_x0000_t202" style="position:absolute;margin-left:411.85pt;margin-top:-40.3pt;width:41.35pt;height:13pt;z-index:251664384;visibility:visible;mso-wrap-style:square;mso-width-percent:0;mso-height-percent:0;mso-wrap-distance-left:9pt;mso-wrap-distance-top:0;mso-wrap-distance-right:9pt;mso-wrap-distance-bottom:0;mso-position-horizontal:absolute;mso-position-horizontal-relative:text;mso-position-vertical:absolute;mso-position-vertical-relative:text;mso-width-percent:0;mso-height-percent:0;mso-width-relative:page;mso-height-relative:page;v-text-anchor:top" o:gfxdata="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" filled="f" stroked="f">
+            <v:shape w14:anchorId="2F0474E2" id="Надпись 17" o:spid="_x0000_s1051" type="#_x0000_t202" style="position:absolute;margin-left:411.85pt;margin-top:-40.3pt;width:41.35pt;height:13pt;z-index:251664384;visibility:visible;mso-wrap-style:square;mso-width-percent:0;mso-height-percent:0;mso-wrap-distance-left:9pt;mso-wrap-distance-top:0;mso-wrap-distance-right:9pt;mso-wrap-distance-bottom:0;mso-position-horizontal:absolute;mso-position-horizontal-relative:text;mso-position-vertical:absolute;mso-position-vertical-relative:text;mso-width-percent:0;mso-height-percent:0;mso-width-relative:page;mso-height-relative:page;v-text-anchor:top" o:gfxdata="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" filled="f" stroked="f">
               <v:textbox inset="0,0,0,0">
                 <w:txbxContent>
                   <w:p>
@@ -8142,7 +7111,7 @@
       <mc:AlternateContent>
         <mc:Choice Requires="wps">
           <w:drawing>
-            <wp:anchor distT="0" distB="0" distL="114300" distR="114300" simplePos="0" relativeHeight="251665408" behindDoc="0" locked="0" layoutInCell="1" allowOverlap="1" wp14:anchorId="296285C9">
+            <wp:anchor distT="0" distB="0" distL="114300" distR="114300" simplePos="0" relativeHeight="251665408" behindDoc="0" locked="0" layoutInCell="1" allowOverlap="1" wp14:anchorId="296285C9" wp14:editId="62A80DC0">
               <wp:simplePos x="0" y="0"/>
               <wp:positionH relativeFrom="column">
                 <wp:posOffset>5775325</wp:posOffset>
@@ -8234,7 +7203,7 @@
         </mc:Choice>
         <mc:Fallback>
           <w:pict>
-            <v:shape w14:anchorId="296285C9" id="Text Box 41" o:spid="_x0000_s1052" type="#_x0000_t202" style="position:absolute;margin-left:454.75pt;margin-top:-39.95pt;width:54.8pt;height:12.4pt;z-index:251665408;visibility:visible;mso-wrap-style:square;mso-width-percent:0;mso-height-percent:0;mso-wrap-distance-left:9pt;mso-wrap-distance-top:0;mso-wrap-distance-right:9pt;mso-wrap-distance-bottom:0;mso-position-horizontal:absolute;mso-position-horizontal-relative:text;mso-position-vertical:absolute;mso-position-vertical-relative:text;mso-width-percent:0;mso-height-percent:0;mso-width-relative:page;mso-height-relative:page;v-text-anchor:top" o:gfxdata="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" filled="f" stroked="f">
+            <v:shape w14:anchorId="296285C9" id="Text Box 41" o:spid="_x0000_s1052" type="#_x0000_t202" style="position:absolute;margin-left:454.75pt;margin-top:-39.95pt;width:54.8pt;height:12.4pt;z-index:251665408;visibility:visible;mso-wrap-style:square;mso-width-percent:0;mso-height-percent:0;mso-wrap-distance-left:9pt;mso-wrap-distance-top:0;mso-wrap-distance-right:9pt;mso-wrap-distance-bottom:0;mso-position-horizontal:absolute;mso-position-horizontal-relative:text;mso-position-vertical:absolute;mso-position-vertical-relative:text;mso-width-percent:0;mso-height-percent:0;mso-width-relative:page;mso-height-relative:page;v-text-anchor:top" o:gfxdata="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" filled="f" stroked="f">
               <v:path arrowok="t"/>
               <v:textbox inset="0,0,0,0">
                 <w:txbxContent>
@@ -8270,7 +7239,7 @@
       <mc:AlternateContent>
         <mc:Choice Requires="wps">
           <w:drawing>
-            <wp:anchor distT="0" distB="0" distL="114300" distR="114300" simplePos="0" relativeHeight="251662336" behindDoc="0" locked="0" layoutInCell="1" allowOverlap="1" wp14:anchorId="31FDEF5C">
+            <wp:anchor distT="0" distB="0" distL="114300" distR="114300" simplePos="0" relativeHeight="251662336" behindDoc="0" locked="0" layoutInCell="1" allowOverlap="1" wp14:anchorId="31FDEF5C" wp14:editId="64245870">
               <wp:simplePos x="0" y="0"/>
               <wp:positionH relativeFrom="column">
                 <wp:posOffset>4700270</wp:posOffset>
@@ -8318,17 +7287,8 @@
                               <w:sz w:val="28"/>
                               <w:szCs w:val="28"/>
                             </w:rPr>
-                            <w:t xml:space="preserve">Гродненский </w:t>
+                            <w:t>Гродненский ГКТТиД</w:t>
                           </w:r>
-                          <w:proofErr w:type="spellStart"/>
-                          <w:r>
-                            <w:rPr>
-                              <w:sz w:val="28"/>
-                              <w:szCs w:val="28"/>
-                            </w:rPr>
-                            <w:t>ГКТТиД</w:t>
-                          </w:r>
-                          <w:proofErr w:type="spellEnd"/>
                         </w:p>
                       </w:txbxContent>
                     </wps:txbx>
@@ -8349,7 +7309,7 @@
         </mc:Choice>
         <mc:Fallback>
           <w:pict>
-            <v:shape w14:anchorId="31FDEF5C" id="Надпись 16" o:spid="_x0000_s1053" type="#_x0000_t202" style="position:absolute;margin-left:370.1pt;margin-top:1.4pt;width:142pt;height:28.4pt;z-index:251662336;visibility:visible;mso-wrap-style:square;mso-width-percent:0;mso-height-percent:0;mso-wrap-distance-left:9pt;mso-wrap-distance-top:0;mso-wrap-distance-right:9pt;mso-wrap-distance-bottom:0;mso-position-horizontal:absolute;mso-position-horizontal-relative:text;mso-position-vertical:absolute;mso-position-vertical-relative:text;mso-width-percent:0;mso-height-percent:0;mso-width-relative:page;mso-height-relative:page;v-text-anchor:top" o:gfxdata="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" filled="f" stroked="f">
+            <v:shape w14:anchorId="31FDEF5C" id="Надпись 16" o:spid="_x0000_s1053" type="#_x0000_t202" style="position:absolute;margin-left:370.1pt;margin-top:1.4pt;width:142pt;height:28.4pt;z-index:251662336;visibility:visible;mso-wrap-style:square;mso-width-percent:0;mso-height-percent:0;mso-wrap-distance-left:9pt;mso-wrap-distance-top:0;mso-wrap-distance-right:9pt;mso-wrap-distance-bottom:0;mso-position-horizontal:absolute;mso-position-horizontal-relative:text;mso-position-vertical:absolute;mso-position-vertical-relative:text;mso-width-percent:0;mso-height-percent:0;mso-width-relative:page;mso-height-relative:page;v-text-anchor:top" o:gfxdata="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" filled="f" stroked="f">
               <v:textbox inset="0,0,0,0">
                 <w:txbxContent>
                   <w:p>
@@ -8364,17 +7324,8 @@
                         <w:sz w:val="28"/>
                         <w:szCs w:val="28"/>
                       </w:rPr>
-                      <w:t xml:space="preserve">Гродненский </w:t>
+                      <w:t>Гродненский ГКТТиД</w:t>
                     </w:r>
-                    <w:proofErr w:type="spellStart"/>
-                    <w:r>
-                      <w:rPr>
-                        <w:sz w:val="28"/>
-                        <w:szCs w:val="28"/>
-                      </w:rPr>
-                      <w:t>ГКТТиД</w:t>
-                    </w:r>
-                    <w:proofErr w:type="spellEnd"/>
                   </w:p>
                 </w:txbxContent>
               </v:textbox>
@@ -8390,7 +7341,7 @@
       <mc:AlternateContent>
         <mc:Choice Requires="wps">
           <w:drawing>
-            <wp:anchor distT="0" distB="0" distL="114300" distR="114300" simplePos="0" relativeHeight="251667456" behindDoc="0" locked="0" layoutInCell="1" allowOverlap="1" wp14:anchorId="01DEEB84">
+            <wp:anchor distT="0" distB="0" distL="114300" distR="114300" simplePos="0" relativeHeight="251667456" behindDoc="0" locked="0" layoutInCell="1" allowOverlap="1" wp14:anchorId="01DEEB84" wp14:editId="6161AAC9">
               <wp:simplePos x="0" y="0"/>
               <wp:positionH relativeFrom="column">
                 <wp:posOffset>-183515</wp:posOffset>
@@ -8492,7 +7443,7 @@
         </mc:Choice>
         <mc:Fallback>
           <w:pict>
-            <v:shape w14:anchorId="01DEEB84" id="Text Box 46" o:spid="_x0000_s1054" type="#_x0000_t202" style="position:absolute;margin-left:-14.45pt;margin-top:-54.15pt;width:28.4pt;height:12.2pt;z-index:251667456;visibility:visible;mso-wrap-style:square;mso-width-percent:0;mso-height-percent:0;mso-wrap-distance-left:9pt;mso-wrap-distance-top:0;mso-wrap-distance-right:9pt;mso-wrap-distance-bottom:0;mso-position-horizontal:absolute;mso-position-horizontal-relative:text;mso-position-vertical:absolute;mso-position-vertical-relative:text;mso-width-percent:0;mso-height-percent:0;mso-width-relative:page;mso-height-relative:page;v-text-anchor:top" o:gfxdata="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" filled="f" stroked="f">
+            <v:shape w14:anchorId="01DEEB84" id="Text Box 46" o:spid="_x0000_s1054" type="#_x0000_t202" style="position:absolute;margin-left:-14.45pt;margin-top:-54.15pt;width:28.4pt;height:12.2pt;z-index:251667456;visibility:visible;mso-wrap-style:square;mso-width-percent:0;mso-height-percent:0;mso-wrap-distance-left:9pt;mso-wrap-distance-top:0;mso-wrap-distance-right:9pt;mso-wrap-distance-bottom:0;mso-position-horizontal:absolute;mso-position-horizontal-relative:text;mso-position-vertical:absolute;mso-position-vertical-relative:text;mso-width-percent:0;mso-height-percent:0;mso-width-relative:page;mso-height-relative:page;v-text-anchor:top" o:gfxdata="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" filled="f" stroked="f">
               <v:path arrowok="t"/>
               <v:textbox inset="0,0,0,0">
                 <w:txbxContent>
@@ -8538,7 +7489,7 @@
       <mc:AlternateContent>
         <mc:Choice Requires="wps">
           <w:drawing>
-            <wp:anchor distT="0" distB="0" distL="114300" distR="114300" simplePos="0" relativeHeight="251669504" behindDoc="0" locked="0" layoutInCell="1" allowOverlap="1" wp14:anchorId="08D57D2D">
+            <wp:anchor distT="0" distB="0" distL="114300" distR="114300" simplePos="0" relativeHeight="251669504" behindDoc="0" locked="0" layoutInCell="1" allowOverlap="1" wp14:anchorId="08D57D2D" wp14:editId="7AE1C2A6">
               <wp:simplePos x="0" y="0"/>
               <wp:positionH relativeFrom="column">
                 <wp:posOffset>1270000</wp:posOffset>
@@ -8621,7 +7572,7 @@
         </mc:Choice>
         <mc:Fallback>
           <w:pict>
-            <v:shape w14:anchorId="08D57D2D" id="Надпись 15" o:spid="_x0000_s1055" type="#_x0000_t202" style="position:absolute;margin-left:100pt;margin-top:-54.5pt;width:40.55pt;height:12.9pt;z-index:251669504;visibility:visible;mso-wrap-style:square;mso-width-percent:0;mso-height-percent:0;mso-wrap-distance-left:9pt;mso-wrap-distance-top:0;mso-wrap-distance-right:9pt;mso-wrap-distance-bottom:0;mso-position-horizontal:absolute;mso-position-horizontal-relative:text;mso-position-vertical:absolute;mso-position-vertical-relative:text;mso-width-percent:0;mso-height-percent:0;mso-width-relative:page;mso-height-relative:page;v-text-anchor:top" o:gfxdata="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" filled="f" stroked="f">
+            <v:shape w14:anchorId="08D57D2D" id="Надпись 15" o:spid="_x0000_s1055" type="#_x0000_t202" style="position:absolute;margin-left:100pt;margin-top:-54.5pt;width:40.55pt;height:12.9pt;z-index:251669504;visibility:visible;mso-wrap-style:square;mso-width-percent:0;mso-height-percent:0;mso-wrap-distance-left:9pt;mso-wrap-distance-top:0;mso-wrap-distance-right:9pt;mso-wrap-distance-bottom:0;mso-position-horizontal:absolute;mso-position-horizontal-relative:text;mso-position-vertical:absolute;mso-position-vertical-relative:text;mso-width-percent:0;mso-height-percent:0;mso-width-relative:page;mso-height-relative:page;v-text-anchor:top" o:gfxdata="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" filled="f" stroked="f">
               <v:textbox inset="0,0,0,0">
                 <w:txbxContent>
                   <w:p>
@@ -8666,7 +7617,7 @@
       <mc:AlternateContent>
         <mc:Choice Requires="wps">
           <w:drawing>
-            <wp:anchor distT="0" distB="0" distL="114300" distR="114300" simplePos="0" relativeHeight="251670528" behindDoc="0" locked="0" layoutInCell="1" allowOverlap="1" wp14:anchorId="42D1EA30">
+            <wp:anchor distT="0" distB="0" distL="114300" distR="114300" simplePos="0" relativeHeight="251670528" behindDoc="0" locked="0" layoutInCell="1" allowOverlap="1" wp14:anchorId="42D1EA30" wp14:editId="41F54E25">
               <wp:simplePos x="0" y="0"/>
               <wp:positionH relativeFrom="column">
                 <wp:posOffset>1804035</wp:posOffset>
@@ -8739,7 +7690,7 @@
         </mc:Choice>
         <mc:Fallback>
           <w:pict>
-            <v:shape w14:anchorId="42D1EA30" id="Надпись 14" o:spid="_x0000_s1056" type="#_x0000_t202" style="position:absolute;margin-left:142.05pt;margin-top:-54.15pt;width:28.4pt;height:12.6pt;z-index:251670528;visibility:visible;mso-wrap-style:square;mso-width-percent:0;mso-height-percent:0;mso-wrap-distance-left:9pt;mso-wrap-distance-top:0;mso-wrap-distance-right:9pt;mso-wrap-distance-bottom:0;mso-position-horizontal:absolute;mso-position-horizontal-relative:text;mso-position-vertical:absolute;mso-position-vertical-relative:text;mso-width-percent:0;mso-height-percent:0;mso-width-relative:page;mso-height-relative:page;v-text-anchor:top" o:gfxdata="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" filled="f" stroked="f">
+            <v:shape w14:anchorId="42D1EA30" id="Надпись 14" o:spid="_x0000_s1056" type="#_x0000_t202" style="position:absolute;margin-left:142.05pt;margin-top:-54.15pt;width:28.4pt;height:12.6pt;z-index:251670528;visibility:visible;mso-wrap-style:square;mso-width-percent:0;mso-height-percent:0;mso-wrap-distance-left:9pt;mso-wrap-distance-top:0;mso-wrap-distance-right:9pt;mso-wrap-distance-bottom:0;mso-position-horizontal:absolute;mso-position-horizontal-relative:text;mso-position-vertical:absolute;mso-position-vertical-relative:text;mso-width-percent:0;mso-height-percent:0;mso-width-relative:page;mso-height-relative:page;v-text-anchor:top" o:gfxdata="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" filled="f" stroked="f">
               <v:textbox inset="0,0,0,0">
                 <w:txbxContent>
                   <w:p>
@@ -8774,7 +7725,7 @@
       <mc:AlternateContent>
         <mc:Choice Requires="wps">
           <w:drawing>
-            <wp:anchor distT="0" distB="0" distL="114300" distR="114300" simplePos="0" relativeHeight="251676672" behindDoc="0" locked="0" layoutInCell="1" allowOverlap="1" wp14:anchorId="262C7A98">
+            <wp:anchor distT="0" distB="0" distL="114300" distR="114300" simplePos="0" relativeHeight="251676672" behindDoc="0" locked="0" layoutInCell="1" allowOverlap="1" wp14:anchorId="262C7A98" wp14:editId="7AC3B462">
               <wp:simplePos x="0" y="0"/>
               <wp:positionH relativeFrom="page">
                 <wp:posOffset>720090</wp:posOffset>
@@ -8835,7 +7786,7 @@
         </mc:Choice>
         <mc:Fallback>
           <w:pict>
-            <v:line w14:anchorId="6FF523CD" id="Line 82" o:spid="_x0000_s1026" style="position:absolute;z-index:251676672;visibility:visible;mso-wrap-style:square;mso-width-percent:0;mso-height-percent:0;mso-wrap-distance-left:9pt;mso-wrap-distance-top:0;mso-wrap-distance-right:9pt;mso-wrap-distance-bottom:0;mso-position-horizontal:absolute;mso-position-horizontal-relative:page;mso-position-vertical:absolute;mso-position-vertical-relative:page;mso-width-percent:0;mso-height-percent:0;mso-width-relative:page;mso-height-relative:page" from="56.7pt,781.85pt" to="240.95pt,781.85pt" o:gfxdata="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">
+            <v:line w14:anchorId="6FF523CD" id="Line 82" o:spid="_x0000_s1026" style="position:absolute;z-index:251676672;visibility:visible;mso-wrap-style:square;mso-width-percent:0;mso-height-percent:0;mso-wrap-distance-left:9pt;mso-wrap-distance-top:0;mso-wrap-distance-right:9pt;mso-wrap-distance-bottom:0;mso-position-horizontal:absolute;mso-position-horizontal-relative:page;mso-position-vertical:absolute;mso-position-vertical-relative:page;mso-width-percent:0;mso-height-percent:0;mso-width-relative:page;mso-height-relative:page" from="56.7pt,781.85pt" to="240.95pt,781.85pt" o:gfxdata="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">
               <o:lock v:ext="edit" shapetype="f"/>
               <w10:wrap anchorx="page" anchory="page"/>
             </v:line>
@@ -8850,7 +7801,7 @@
       <mc:AlternateContent>
         <mc:Choice Requires="wps">
           <w:drawing>
-            <wp:anchor distT="4294967295" distB="4294967295" distL="114300" distR="114300" simplePos="0" relativeHeight="251675648" behindDoc="0" locked="0" layoutInCell="1" allowOverlap="1" wp14:anchorId="3BF60787">
+            <wp:anchor distT="4294967295" distB="4294967295" distL="114300" distR="114300" simplePos="0" relativeHeight="251675648" behindDoc="0" locked="0" layoutInCell="1" allowOverlap="1" wp14:anchorId="3BF60787" wp14:editId="40EC16BA">
               <wp:simplePos x="0" y="0"/>
               <wp:positionH relativeFrom="page">
                 <wp:posOffset>5579745</wp:posOffset>
@@ -8904,7 +7855,7 @@
         </mc:Choice>
         <mc:Fallback>
           <w:pict>
-            <v:line w14:anchorId="0462D929" id="Прямая соединительная линия 13" o:spid="_x0000_s1026" style="position:absolute;z-index:251675648;visibility:visible;mso-wrap-style:square;mso-width-percent:0;mso-height-percent:0;mso-wrap-distance-left:9pt;mso-wrap-distance-top:.mm;mso-wrap-distance-right:9pt;mso-wrap-distance-bottom:.mm;mso-position-horizontal:absolute;mso-position-horizontal-relative:page;mso-position-vertical:absolute;mso-position-vertical-relative:page;mso-width-percent:0;mso-height-percent:0;mso-width-relative:page;mso-height-relative:page" from="439.35pt,781.85pt" to="581.1pt,781.85pt" o:gfxdata="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" strokeweight="1.5pt">
+            <v:line w14:anchorId="0462D929" id="Прямая соединительная линия 13" o:spid="_x0000_s1026" style="position:absolute;z-index:251675648;visibility:visible;mso-wrap-style:square;mso-width-percent:0;mso-height-percent:0;mso-wrap-distance-left:9pt;mso-wrap-distance-top:.mm;mso-wrap-distance-right:9pt;mso-wrap-distance-bottom:.mm;mso-position-horizontal:absolute;mso-position-horizontal-relative:page;mso-position-vertical:absolute;mso-position-vertical-relative:page;mso-width-percent:0;mso-height-percent:0;mso-width-relative:page;mso-height-relative:page" from="439.35pt,781.85pt" to="581.1pt,781.85pt" o:gfxdata="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" strokeweight="1.5pt">
               <o:lock v:ext="edit" shapetype="f"/>
               <w10:wrap anchorx="page" anchory="page"/>
             </v:line>
@@ -8919,7 +7870,7 @@
       <mc:AlternateContent>
         <mc:Choice Requires="wps">
           <w:drawing>
-            <wp:anchor distT="0" distB="0" distL="114300" distR="114300" simplePos="0" relativeHeight="251661312" behindDoc="0" locked="0" layoutInCell="1" allowOverlap="1" wp14:anchorId="355408BC">
+            <wp:anchor distT="0" distB="0" distL="114300" distR="114300" simplePos="0" relativeHeight="251661312" behindDoc="0" locked="0" layoutInCell="1" allowOverlap="1" wp14:anchorId="355408BC" wp14:editId="3C30B29D">
               <wp:simplePos x="0" y="0"/>
               <wp:positionH relativeFrom="column">
                 <wp:posOffset>2101215</wp:posOffset>
@@ -8981,7 +7932,7 @@
         </mc:Choice>
         <mc:Fallback>
           <w:pict>
-            <v:shape w14:anchorId="355408BC" id="Надпись 12" o:spid="_x0000_s1057" type="#_x0000_t202" style="position:absolute;margin-left:165.45pt;margin-top:-85.1pt;width:321.65pt;height:11.5pt;z-index:251661312;visibility:visible;mso-wrap-style:square;mso-width-percent:0;mso-height-percent:0;mso-wrap-distance-left:9pt;mso-wrap-distance-top:0;mso-wrap-distance-right:9pt;mso-wrap-distance-bottom:0;mso-position-horizontal:absolute;mso-position-horizontal-relative:text;mso-position-vertical:absolute;mso-position-vertical-relative:text;mso-width-percent:0;mso-height-percent:0;mso-width-relative:page;mso-height-relative:page;v-text-anchor:top" o:gfxdata="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" filled="f" stroked="f">
+            <v:shape w14:anchorId="355408BC" id="Надпись 12" o:spid="_x0000_s1057" type="#_x0000_t202" style="position:absolute;margin-left:165.45pt;margin-top:-85.1pt;width:321.65pt;height:11.5pt;z-index:251661312;visibility:visible;mso-wrap-style:square;mso-width-percent:0;mso-height-percent:0;mso-wrap-distance-left:9pt;mso-wrap-distance-top:0;mso-wrap-distance-right:9pt;mso-wrap-distance-bottom:0;mso-position-horizontal:absolute;mso-position-horizontal-relative:text;mso-position-vertical:absolute;mso-position-vertical-relative:text;mso-width-percent:0;mso-height-percent:0;mso-width-relative:page;mso-height-relative:page;v-text-anchor:top" o:gfxdata="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" filled="f" stroked="f">
               <v:textbox style="mso-fit-shape-to-text:t" inset="0,0,0,0">
                 <w:txbxContent>
                   <w:p>
@@ -9005,7 +7956,7 @@
       <mc:AlternateContent>
         <mc:Choice Requires="wps">
           <w:drawing>
-            <wp:anchor distT="4294967295" distB="4294967295" distL="114300" distR="114300" simplePos="0" relativeHeight="251660288" behindDoc="0" locked="0" layoutInCell="1" allowOverlap="1" wp14:anchorId="1E55D120">
+            <wp:anchor distT="4294967295" distB="4294967295" distL="114300" distR="114300" simplePos="0" relativeHeight="251660288" behindDoc="0" locked="0" layoutInCell="1" allowOverlap="1" wp14:anchorId="1E55D120" wp14:editId="33411118">
               <wp:simplePos x="0" y="0"/>
               <wp:positionH relativeFrom="page">
                 <wp:posOffset>5578475</wp:posOffset>
@@ -9059,7 +8010,7 @@
         </mc:Choice>
         <mc:Fallback>
           <w:pict>
-            <v:line w14:anchorId="18E302E0" id="Прямая соединительная линия 11" o:spid="_x0000_s1026" style="position:absolute;z-index:251660288;visibility:visible;mso-wrap-style:square;mso-width-percent:0;mso-height-percent:0;mso-wrap-distance-left:9pt;mso-wrap-distance-top:.mm;mso-wrap-distance-right:9pt;mso-wrap-distance-bottom:.mm;mso-position-horizontal:absolute;mso-position-horizontal-relative:page;mso-position-vertical:absolute;mso-position-vertical-relative:page;mso-width-percent:0;mso-height-percent:0;mso-width-relative:page;mso-height-relative:page" from="439.25pt,767.7pt" to="581pt,767.7pt" o:gfxdata="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" strokeweight="1.5pt">
+            <v:line w14:anchorId="18E302E0" id="Прямая соединительная линия 11" o:spid="_x0000_s1026" style="position:absolute;z-index:251660288;visibility:visible;mso-wrap-style:square;mso-width-percent:0;mso-height-percent:0;mso-wrap-distance-left:9pt;mso-wrap-distance-top:.mm;mso-wrap-distance-right:9pt;mso-wrap-distance-bottom:.mm;mso-position-horizontal:absolute;mso-position-horizontal-relative:page;mso-position-vertical:absolute;mso-position-vertical-relative:page;mso-width-percent:0;mso-height-percent:0;mso-width-relative:page;mso-height-relative:page" from="439.25pt,767.7pt" to="581pt,767.7pt" o:gfxdata="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" strokeweight="1.5pt">
               <o:lock v:ext="edit" shapetype="f"/>
               <w10:wrap anchorx="page" anchory="page"/>
             </v:line>
@@ -9074,7 +8025,7 @@
       <mc:AlternateContent>
         <mc:Choice Requires="wps">
           <w:drawing>
-            <wp:anchor distT="0" distB="0" distL="114299" distR="114299" simplePos="0" relativeHeight="251659264" behindDoc="0" locked="0" layoutInCell="1" allowOverlap="1" wp14:anchorId="7D2A505C">
+            <wp:anchor distT="0" distB="0" distL="114299" distR="114299" simplePos="0" relativeHeight="251659264" behindDoc="0" locked="0" layoutInCell="1" allowOverlap="1" wp14:anchorId="7D2A505C" wp14:editId="62399A50">
               <wp:simplePos x="0" y="0"/>
               <wp:positionH relativeFrom="page">
                 <wp:posOffset>6658610</wp:posOffset>
@@ -9135,7 +8086,7 @@
         </mc:Choice>
         <mc:Fallback>
           <w:pict>
-            <v:line w14:anchorId="29F3B6A0" id="Line 26" o:spid="_x0000_s1026" style="position:absolute;z-index:251659264;visibility:visible;mso-wrap-style:square;mso-width-percent:0;mso-height-percent:0;mso-wrap-distance-left:3.17497mm;mso-wrap-distance-top:0;mso-wrap-distance-right:3.17497mm;mso-wrap-distance-bottom:0;mso-position-horizontal:absolute;mso-position-horizontal-relative:page;mso-position-vertical:absolute;mso-position-vertical-relative:page;mso-width-percent:0;mso-height-percent:0;mso-width-relative:page;mso-height-relative:page" from="524.3pt,753.55pt" to="524.3pt,781.9pt" o:gfxdata="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" strokeweight="1.5pt">
+            <v:line w14:anchorId="29F3B6A0" id="Line 26" o:spid="_x0000_s1026" style="position:absolute;z-index:251659264;visibility:visible;mso-wrap-style:square;mso-width-percent:0;mso-height-percent:0;mso-wrap-distance-left:3.17497mm;mso-wrap-distance-top:0;mso-wrap-distance-right:3.17497mm;mso-wrap-distance-bottom:0;mso-position-horizontal:absolute;mso-position-horizontal-relative:page;mso-position-vertical:absolute;mso-position-vertical-relative:page;mso-width-percent:0;mso-height-percent:0;mso-width-relative:page;mso-height-relative:page" from="524.3pt,753.55pt" to="524.3pt,781.9pt" o:gfxdata="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" strokeweight="1.5pt">
               <o:lock v:ext="edit" shapetype="f"/>
               <w10:wrap anchorx="page" anchory="page"/>
             </v:line>
@@ -9150,7 +8101,7 @@
       <mc:AlternateContent>
         <mc:Choice Requires="wps">
           <w:drawing>
-            <wp:anchor distT="0" distB="0" distL="114298" distR="114298" simplePos="0" relativeHeight="251657216" behindDoc="0" locked="0" layoutInCell="1" allowOverlap="1" wp14:anchorId="515C2F56">
+            <wp:anchor distT="0" distB="0" distL="114298" distR="114298" simplePos="0" relativeHeight="251657216" behindDoc="0" locked="0" layoutInCell="1" allowOverlap="1" wp14:anchorId="515C2F56" wp14:editId="56E1CBAC">
               <wp:simplePos x="0" y="0"/>
               <wp:positionH relativeFrom="page">
                 <wp:posOffset>5579744</wp:posOffset>
@@ -9204,7 +8155,7 @@
         </mc:Choice>
         <mc:Fallback>
           <w:pict>
-            <v:line w14:anchorId="333D8AB8" id="Прямая соединительная линия 10" o:spid="_x0000_s1026" style="position:absolute;z-index:251657216;visibility:visible;mso-wrap-style:square;mso-width-percent:0;mso-height-percent:0;mso-wrap-distance-left:3.17494mm;mso-wrap-distance-top:0;mso-wrap-distance-right:3.17494mm;mso-wrap-distance-bottom:0;mso-position-horizontal:absolute;mso-position-horizontal-relative:page;mso-position-vertical:absolute;mso-position-vertical-relative:page;mso-width-percent:0;mso-height-percent:0;mso-width-relative:page;mso-height-relative:page" from="439.35pt,753.5pt" to="439.35pt,824.35pt" o:gfxdata="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" strokeweight="1.5pt">
+            <v:line w14:anchorId="333D8AB8" id="Прямая соединительная линия 10" o:spid="_x0000_s1026" style="position:absolute;z-index:251657216;visibility:visible;mso-wrap-style:square;mso-width-percent:0;mso-height-percent:0;mso-wrap-distance-left:3.17494mm;mso-wrap-distance-top:0;mso-wrap-distance-right:3.17494mm;mso-wrap-distance-bottom:0;mso-position-horizontal:absolute;mso-position-horizontal-relative:page;mso-position-vertical:absolute;mso-position-vertical-relative:page;mso-width-percent:0;mso-height-percent:0;mso-width-relative:page;mso-height-relative:page" from="439.35pt,753.5pt" to="439.35pt,824.35pt" o:gfxdata="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" strokeweight="1.5pt">
               <o:lock v:ext="edit" shapetype="f"/>
               <w10:wrap anchorx="page" anchory="page"/>
             </v:line>
@@ -9219,7 +8170,7 @@
       <mc:AlternateContent>
         <mc:Choice Requires="wps">
           <w:drawing>
-            <wp:anchor distT="4294967295" distB="4294967295" distL="114300" distR="114300" simplePos="0" relativeHeight="251656192" behindDoc="0" locked="0" layoutInCell="1" allowOverlap="1" wp14:anchorId="5E8E771A">
+            <wp:anchor distT="4294967295" distB="4294967295" distL="114300" distR="114300" simplePos="0" relativeHeight="251656192" behindDoc="0" locked="0" layoutInCell="1" allowOverlap="1" wp14:anchorId="5E8E771A" wp14:editId="2F4F72CE">
               <wp:simplePos x="0" y="0"/>
               <wp:positionH relativeFrom="page">
                 <wp:posOffset>720090</wp:posOffset>
@@ -9273,7 +8224,7 @@
         </mc:Choice>
         <mc:Fallback>
           <w:pict>
-            <v:line w14:anchorId="196263DF" id="Прямая соединительная линия 9" o:spid="_x0000_s1026" style="position:absolute;z-index:251656192;visibility:visible;mso-wrap-style:square;mso-width-percent:0;mso-height-percent:0;mso-wrap-distance-left:9pt;mso-wrap-distance-top:.mm;mso-wrap-distance-right:9pt;mso-wrap-distance-bottom:.mm;mso-position-horizontal:absolute;mso-position-horizontal-relative:page;mso-position-vertical:absolute;mso-position-vertical-relative:page;mso-width-percent:0;mso-height-percent:0;mso-width-relative:page;mso-height-relative:page" from="56.7pt,753.5pt" to="581pt,753.5pt" o:gfxdata="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" strokeweight="1.5pt">
+            <v:line w14:anchorId="196263DF" id="Прямая соединительная линия 9" o:spid="_x0000_s1026" style="position:absolute;z-index:251656192;visibility:visible;mso-wrap-style:square;mso-width-percent:0;mso-height-percent:0;mso-wrap-distance-left:9pt;mso-wrap-distance-top:.mm;mso-wrap-distance-right:9pt;mso-wrap-distance-bottom:.mm;mso-position-horizontal:absolute;mso-position-horizontal-relative:page;mso-position-vertical:absolute;mso-position-vertical-relative:page;mso-width-percent:0;mso-height-percent:0;mso-width-relative:page;mso-height-relative:page" from="56.7pt,753.5pt" to="581pt,753.5pt" o:gfxdata="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" strokeweight="1.5pt">
               <o:lock v:ext="edit" shapetype="f"/>
               <w10:wrap anchorx="page" anchory="page"/>
             </v:line>
@@ -9288,7 +8239,7 @@
       <mc:AlternateContent>
         <mc:Choice Requires="wps">
           <w:drawing>
-            <wp:anchor distT="0" distB="0" distL="114298" distR="114298" simplePos="0" relativeHeight="251655168" behindDoc="0" locked="0" layoutInCell="1" allowOverlap="1" wp14:anchorId="1D2D6452">
+            <wp:anchor distT="0" distB="0" distL="114298" distR="114298" simplePos="0" relativeHeight="251655168" behindDoc="0" locked="0" layoutInCell="1" allowOverlap="1" wp14:anchorId="1D2D6452" wp14:editId="15F42334">
               <wp:simplePos x="0" y="0"/>
               <wp:positionH relativeFrom="page">
                 <wp:posOffset>2700654</wp:posOffset>
@@ -9342,7 +8293,7 @@
         </mc:Choice>
         <mc:Fallback>
           <w:pict>
-            <v:line w14:anchorId="598B1892" id="Прямая соединительная линия 8" o:spid="_x0000_s1026" style="position:absolute;z-index:251655168;visibility:visible;mso-wrap-style:square;mso-width-percent:0;mso-height-percent:0;mso-wrap-distance-left:3.17494mm;mso-wrap-distance-top:0;mso-wrap-distance-right:3.17494mm;mso-wrap-distance-bottom:0;mso-position-horizontal:absolute;mso-position-horizontal-relative:page;mso-position-vertical:absolute;mso-position-vertical-relative:page;mso-width-percent:0;mso-height-percent:0;mso-width-relative:page;mso-height-relative:page" from="212.65pt,711pt" to="212.65pt,824.4pt" o:gfxdata="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" strokeweight="1.5pt">
+            <v:line w14:anchorId="598B1892" id="Прямая соединительная линия 8" o:spid="_x0000_s1026" style="position:absolute;z-index:251655168;visibility:visible;mso-wrap-style:square;mso-width-percent:0;mso-height-percent:0;mso-wrap-distance-left:3.17494mm;mso-wrap-distance-top:0;mso-wrap-distance-right:3.17494mm;mso-wrap-distance-bottom:0;mso-position-horizontal:absolute;mso-position-horizontal-relative:page;mso-position-vertical:absolute;mso-position-vertical-relative:page;mso-width-percent:0;mso-height-percent:0;mso-width-relative:page;mso-height-relative:page" from="212.65pt,711pt" to="212.65pt,824.4pt" o:gfxdata="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" strokeweight="1.5pt">
               <o:lock v:ext="edit" shapetype="f"/>
               <w10:wrap anchorx="page" anchory="page"/>
             </v:line>
@@ -9357,7 +8308,7 @@
       <mc:AlternateContent>
         <mc:Choice Requires="wps">
           <w:drawing>
-            <wp:anchor distT="0" distB="0" distL="114298" distR="114298" simplePos="0" relativeHeight="251654144" behindDoc="0" locked="0" layoutInCell="1" allowOverlap="1" wp14:anchorId="1CB32F48">
+            <wp:anchor distT="0" distB="0" distL="114298" distR="114298" simplePos="0" relativeHeight="251654144" behindDoc="0" locked="0" layoutInCell="1" allowOverlap="1" wp14:anchorId="1CB32F48" wp14:editId="51F7379D">
               <wp:simplePos x="0" y="0"/>
               <wp:positionH relativeFrom="page">
                 <wp:posOffset>2159634</wp:posOffset>
@@ -9411,7 +8362,7 @@
         </mc:Choice>
         <mc:Fallback>
           <w:pict>
-            <v:line w14:anchorId="423B5DDA" id="Прямая соединительная линия 7" o:spid="_x0000_s1026" style="position:absolute;z-index:251654144;visibility:visible;mso-wrap-style:square;mso-width-percent:0;mso-height-percent:0;mso-wrap-distance-left:3.17494mm;mso-wrap-distance-top:0;mso-wrap-distance-right:3.17494mm;mso-wrap-distance-bottom:0;mso-position-horizontal:absolute;mso-position-horizontal-relative:page;mso-position-vertical:absolute;mso-position-vertical-relative:page;mso-width-percent:0;mso-height-percent:0;mso-width-relative:page;mso-height-relative:page" from="170.05pt,711pt" to="170.05pt,824.4pt" o:gfxdata="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" strokeweight="1.5pt">
+            <v:line w14:anchorId="423B5DDA" id="Прямая соединительная линия 7" o:spid="_x0000_s1026" style="position:absolute;z-index:251654144;visibility:visible;mso-wrap-style:square;mso-width-percent:0;mso-height-percent:0;mso-wrap-distance-left:3.17494mm;mso-wrap-distance-top:0;mso-wrap-distance-right:3.17494mm;mso-wrap-distance-bottom:0;mso-position-horizontal:absolute;mso-position-horizontal-relative:page;mso-position-vertical:absolute;mso-position-vertical-relative:page;mso-width-percent:0;mso-height-percent:0;mso-width-relative:page;mso-height-relative:page" from="170.05pt,711pt" to="170.05pt,824.4pt" o:gfxdata="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" strokeweight="1.5pt">
               <o:lock v:ext="edit" shapetype="f"/>
               <w10:wrap anchorx="page" anchory="page"/>
             </v:line>
@@ -9426,7 +8377,7 @@
       <mc:AlternateContent>
         <mc:Choice Requires="wps">
           <w:drawing>
-            <wp:anchor distT="0" distB="0" distL="114300" distR="114300" simplePos="0" relativeHeight="251651072" behindDoc="0" locked="0" layoutInCell="1" allowOverlap="1" wp14:anchorId="67A06BD8">
+            <wp:anchor distT="0" distB="0" distL="114300" distR="114300" simplePos="0" relativeHeight="251651072" behindDoc="0" locked="0" layoutInCell="1" allowOverlap="1" wp14:anchorId="67A06BD8" wp14:editId="141D64F2">
               <wp:simplePos x="0" y="0"/>
               <wp:positionH relativeFrom="page">
                 <wp:posOffset>720725</wp:posOffset>
@@ -9487,7 +8438,7 @@
         </mc:Choice>
         <mc:Fallback>
           <w:pict>
-            <v:line w14:anchorId="266757ED" id="Line 17" o:spid="_x0000_s1026" style="position:absolute;z-index:251651072;visibility:visible;mso-wrap-style:square;mso-width-percent:0;mso-height-percent:0;mso-wrap-distance-left:9pt;mso-wrap-distance-top:0;mso-wrap-distance-right:9pt;mso-wrap-distance-bottom:0;mso-position-horizontal:absolute;mso-position-horizontal-relative:page;mso-position-vertical:absolute;mso-position-vertical-relative:page;mso-width-percent:0;mso-height-percent:0;mso-width-relative:page;mso-height-relative:page" from="56.75pt,725.15pt" to="241pt,725.15pt" o:gfxdata="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">
+            <v:line w14:anchorId="266757ED" id="Line 17" o:spid="_x0000_s1026" style="position:absolute;z-index:251651072;visibility:visible;mso-wrap-style:square;mso-width-percent:0;mso-height-percent:0;mso-wrap-distance-left:9pt;mso-wrap-distance-top:0;mso-wrap-distance-right:9pt;mso-wrap-distance-bottom:0;mso-position-horizontal:absolute;mso-position-horizontal-relative:page;mso-position-vertical:absolute;mso-position-vertical-relative:page;mso-width-percent:0;mso-height-percent:0;mso-width-relative:page;mso-height-relative:page" from="56.75pt,725.15pt" to="241pt,725.15pt" o:gfxdata="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">
               <o:lock v:ext="edit" shapetype="f"/>
               <w10:wrap anchorx="page" anchory="page"/>
             </v:line>
@@ -9502,7 +8453,7 @@
       <mc:AlternateContent>
         <mc:Choice Requires="wps">
           <w:drawing>
-            <wp:anchor distT="4294967295" distB="4294967295" distL="114300" distR="114300" simplePos="0" relativeHeight="251650048" behindDoc="0" locked="0" layoutInCell="1" allowOverlap="1" wp14:anchorId="0DB966E2">
+            <wp:anchor distT="4294967295" distB="4294967295" distL="114300" distR="114300" simplePos="0" relativeHeight="251650048" behindDoc="0" locked="0" layoutInCell="1" allowOverlap="1" wp14:anchorId="0DB966E2" wp14:editId="46B64266">
               <wp:simplePos x="0" y="0"/>
               <wp:positionH relativeFrom="page">
                 <wp:posOffset>720090</wp:posOffset>
@@ -9556,7 +8507,7 @@
         </mc:Choice>
         <mc:Fallback>
           <w:pict>
-            <v:line w14:anchorId="5C92E012" id="Прямая соединительная линия 6" o:spid="_x0000_s1026" style="position:absolute;z-index:251650048;visibility:visible;mso-wrap-style:square;mso-width-percent:0;mso-height-percent:0;mso-wrap-distance-left:9pt;mso-wrap-distance-top:.mm;mso-wrap-distance-right:9pt;mso-wrap-distance-bottom:.mm;mso-position-horizontal:absolute;mso-position-horizontal-relative:page;mso-position-vertical:absolute;mso-position-vertical-relative:page;mso-width-percent:0;mso-height-percent:0;mso-width-relative:page;mso-height-relative:page" from="56.7pt,739.35pt" to="240.95pt,739.35pt" o:gfxdata="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" strokeweight="1.5pt">
+            <v:line w14:anchorId="5C92E012" id="Прямая соединительная линия 6" o:spid="_x0000_s1026" style="position:absolute;z-index:251650048;visibility:visible;mso-wrap-style:square;mso-width-percent:0;mso-height-percent:0;mso-wrap-distance-left:9pt;mso-wrap-distance-top:.mm;mso-wrap-distance-right:9pt;mso-wrap-distance-bottom:.mm;mso-position-horizontal:absolute;mso-position-horizontal-relative:page;mso-position-vertical:absolute;mso-position-vertical-relative:page;mso-width-percent:0;mso-height-percent:0;mso-width-relative:page;mso-height-relative:page" from="56.7pt,739.35pt" to="240.95pt,739.35pt" o:gfxdata="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" strokeweight="1.5pt">
               <o:lock v:ext="edit" shapetype="f"/>
               <w10:wrap anchorx="page" anchory="page"/>
             </v:line>
@@ -9571,7 +8522,7 @@
       <mc:AlternateContent>
         <mc:Choice Requires="wps">
           <w:drawing>
-            <wp:anchor distT="4294967295" distB="4294967295" distL="114300" distR="114300" simplePos="0" relativeHeight="251649024" behindDoc="0" locked="0" layoutInCell="1" allowOverlap="1" wp14:anchorId="34FF7D93">
+            <wp:anchor distT="4294967295" distB="4294967295" distL="114300" distR="114300" simplePos="0" relativeHeight="251649024" behindDoc="0" locked="0" layoutInCell="1" allowOverlap="1" wp14:anchorId="34FF7D93" wp14:editId="591E1C85">
               <wp:simplePos x="0" y="0"/>
               <wp:positionH relativeFrom="page">
                 <wp:posOffset>720725</wp:posOffset>
@@ -9625,7 +8576,7 @@
         </mc:Choice>
         <mc:Fallback>
           <w:pict>
-            <v:line w14:anchorId="5C72FA5A" id="Прямая соединительная линия 5" o:spid="_x0000_s1026" style="position:absolute;z-index:251649024;visibility:visible;mso-wrap-style:square;mso-width-percent:0;mso-height-percent:0;mso-wrap-distance-left:9pt;mso-wrap-distance-top:.mm;mso-wrap-distance-right:9pt;mso-wrap-distance-bottom:.mm;mso-position-horizontal:absolute;mso-position-horizontal-relative:page;mso-position-vertical:absolute;mso-position-vertical-relative:page;mso-width-percent:0;mso-height-percent:0;mso-width-relative:page;mso-height-relative:page" from="56.75pt,767.7pt" to="241pt,767.7pt" o:gfxdata="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">
+            <v:line w14:anchorId="5C72FA5A" id="Прямая соединительная линия 5" o:spid="_x0000_s1026" style="position:absolute;z-index:251649024;visibility:visible;mso-wrap-style:square;mso-width-percent:0;mso-height-percent:0;mso-wrap-distance-left:9pt;mso-wrap-distance-top:.mm;mso-wrap-distance-right:9pt;mso-wrap-distance-bottom:.mm;mso-position-horizontal:absolute;mso-position-horizontal-relative:page;mso-position-vertical:absolute;mso-position-vertical-relative:page;mso-width-percent:0;mso-height-percent:0;mso-width-relative:page;mso-height-relative:page" from="56.75pt,767.7pt" to="241pt,767.7pt" o:gfxdata="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">
               <o:lock v:ext="edit" shapetype="f"/>
               <w10:wrap anchorx="page" anchory="page"/>
             </v:line>
@@ -9640,7 +8591,7 @@
       <mc:AlternateContent>
         <mc:Choice Requires="wps">
           <w:drawing>
-            <wp:anchor distT="0" distB="0" distL="114300" distR="114300" simplePos="0" relativeHeight="251648000" behindDoc="0" locked="0" layoutInCell="1" allowOverlap="1" wp14:anchorId="1E538660">
+            <wp:anchor distT="0" distB="0" distL="114300" distR="114300" simplePos="0" relativeHeight="251648000" behindDoc="0" locked="0" layoutInCell="1" allowOverlap="1" wp14:anchorId="1E538660" wp14:editId="7338EF82">
               <wp:simplePos x="0" y="0"/>
               <wp:positionH relativeFrom="page">
                 <wp:posOffset>720725</wp:posOffset>
@@ -9701,7 +8652,7 @@
         </mc:Choice>
         <mc:Fallback>
           <w:pict>
-            <v:line w14:anchorId="0E996B15" id="Line 12" o:spid="_x0000_s1026" style="position:absolute;z-index:251648000;visibility:visible;mso-wrap-style:square;mso-width-percent:0;mso-height-percent:0;mso-wrap-distance-left:9pt;mso-wrap-distance-top:0;mso-wrap-distance-right:9pt;mso-wrap-distance-bottom:0;mso-position-horizontal:absolute;mso-position-horizontal-relative:page;mso-position-vertical:absolute;mso-position-vertical-relative:page;mso-width-percent:0;mso-height-percent:0;mso-width-relative:page;mso-height-relative:page" from="56.75pt,796.05pt" to="241pt,796.05pt" o:gfxdata="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">
+            <v:line w14:anchorId="0E996B15" id="Line 12" o:spid="_x0000_s1026" style="position:absolute;z-index:251648000;visibility:visible;mso-wrap-style:square;mso-width-percent:0;mso-height-percent:0;mso-wrap-distance-left:9pt;mso-wrap-distance-top:0;mso-wrap-distance-right:9pt;mso-wrap-distance-bottom:0;mso-position-horizontal:absolute;mso-position-horizontal-relative:page;mso-position-vertical:absolute;mso-position-vertical-relative:page;mso-width-percent:0;mso-height-percent:0;mso-width-relative:page;mso-height-relative:page" from="56.75pt,796.05pt" to="241pt,796.05pt" o:gfxdata="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">
               <o:lock v:ext="edit" shapetype="f"/>
               <w10:wrap anchorx="page" anchory="page"/>
             </v:line>
@@ -9716,7 +8667,7 @@
       <mc:AlternateContent>
         <mc:Choice Requires="wps">
           <w:drawing>
-            <wp:anchor distT="4294967295" distB="4294967295" distL="114300" distR="114300" simplePos="0" relativeHeight="251646976" behindDoc="0" locked="0" layoutInCell="1" allowOverlap="1" wp14:anchorId="79050799">
+            <wp:anchor distT="4294967295" distB="4294967295" distL="114300" distR="114300" simplePos="0" relativeHeight="251646976" behindDoc="0" locked="0" layoutInCell="1" allowOverlap="1" wp14:anchorId="79050799" wp14:editId="6A493C38">
               <wp:simplePos x="0" y="0"/>
               <wp:positionH relativeFrom="page">
                 <wp:posOffset>720725</wp:posOffset>
@@ -9770,7 +8721,7 @@
         </mc:Choice>
         <mc:Fallback>
           <w:pict>
-            <v:line w14:anchorId="1E47CD08" id="Прямая соединительная линия 4" o:spid="_x0000_s1026" style="position:absolute;z-index:251646976;visibility:visible;mso-wrap-style:square;mso-width-percent:0;mso-height-percent:0;mso-wrap-distance-left:9pt;mso-wrap-distance-top:.mm;mso-wrap-distance-right:9pt;mso-wrap-distance-bottom:.mm;mso-position-horizontal:absolute;mso-position-horizontal-relative:page;mso-position-vertical:absolute;mso-position-vertical-relative:page;mso-width-percent:0;mso-height-percent:0;mso-width-relative:page;mso-height-relative:page" from="56.75pt,810.2pt" to="241pt,810.2pt" o:gfxdata="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">
+            <v:line w14:anchorId="1E47CD08" id="Прямая соединительная линия 4" o:spid="_x0000_s1026" style="position:absolute;z-index:251646976;visibility:visible;mso-wrap-style:square;mso-width-percent:0;mso-height-percent:0;mso-wrap-distance-left:9pt;mso-wrap-distance-top:.mm;mso-wrap-distance-right:9pt;mso-wrap-distance-bottom:.mm;mso-position-horizontal:absolute;mso-position-horizontal-relative:page;mso-position-vertical:absolute;mso-position-vertical-relative:page;mso-width-percent:0;mso-height-percent:0;mso-width-relative:page;mso-height-relative:page" from="56.75pt,810.2pt" to="241pt,810.2pt" o:gfxdata="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">
               <o:lock v:ext="edit" shapetype="f"/>
               <w10:wrap anchorx="page" anchory="page"/>
             </v:line>
@@ -9785,7 +8736,7 @@
       <mc:AlternateContent>
         <mc:Choice Requires="wps">
           <w:drawing>
-            <wp:anchor distT="0" distB="0" distL="114298" distR="114298" simplePos="0" relativeHeight="251645952" behindDoc="0" locked="0" layoutInCell="1" allowOverlap="1" wp14:anchorId="3BA62BC0">
+            <wp:anchor distT="0" distB="0" distL="114298" distR="114298" simplePos="0" relativeHeight="251645952" behindDoc="0" locked="0" layoutInCell="1" allowOverlap="1" wp14:anchorId="3BA62BC0" wp14:editId="16982310">
               <wp:simplePos x="0" y="0"/>
               <wp:positionH relativeFrom="page">
                 <wp:posOffset>3060699</wp:posOffset>
@@ -9839,7 +8790,7 @@
         </mc:Choice>
         <mc:Fallback>
           <w:pict>
-            <v:line w14:anchorId="76D1CC9D" id="Прямая соединительная линия 3" o:spid="_x0000_s1026" style="position:absolute;z-index:251645952;visibility:visible;mso-wrap-style:square;mso-width-percent:0;mso-height-percent:0;mso-wrap-distance-left:3.17494mm;mso-wrap-distance-top:0;mso-wrap-distance-right:3.17494mm;mso-wrap-distance-bottom:0;mso-position-horizontal:absolute;mso-position-horizontal-relative:page;mso-position-vertical:absolute;mso-position-vertical-relative:page;mso-width-percent:0;mso-height-percent:0;mso-width-relative:page;mso-height-relative:page" from="241pt,711pt" to="241pt,824.4pt" o:gfxdata="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" strokeweight="1.5pt">
+            <v:line w14:anchorId="76D1CC9D" id="Прямая соединительная линия 3" o:spid="_x0000_s1026" style="position:absolute;z-index:251645952;visibility:visible;mso-wrap-style:square;mso-width-percent:0;mso-height-percent:0;mso-wrap-distance-left:3.17494mm;mso-wrap-distance-top:0;mso-wrap-distance-right:3.17494mm;mso-wrap-distance-bottom:0;mso-position-horizontal:absolute;mso-position-horizontal-relative:page;mso-position-vertical:absolute;mso-position-vertical-relative:page;mso-width-percent:0;mso-height-percent:0;mso-width-relative:page;mso-height-relative:page" from="241pt,711pt" to="241pt,824.4pt" o:gfxdata="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" strokeweight="1.5pt">
               <o:lock v:ext="edit" shapetype="f"/>
               <w10:wrap anchorx="page" anchory="page"/>
             </v:line>
@@ -9854,7 +8805,7 @@
       <mc:AlternateContent>
         <mc:Choice Requires="wps">
           <w:drawing>
-            <wp:anchor distT="4294967295" distB="4294967295" distL="114300" distR="114300" simplePos="0" relativeHeight="251644928" behindDoc="0" locked="0" layoutInCell="1" allowOverlap="1" wp14:anchorId="22B82FB8">
+            <wp:anchor distT="4294967295" distB="4294967295" distL="114300" distR="114300" simplePos="0" relativeHeight="251644928" behindDoc="0" locked="0" layoutInCell="1" allowOverlap="1" wp14:anchorId="22B82FB8" wp14:editId="6585D3CF">
               <wp:simplePos x="0" y="0"/>
               <wp:positionH relativeFrom="page">
                 <wp:posOffset>720090</wp:posOffset>
@@ -9908,7 +8859,7 @@
         </mc:Choice>
         <mc:Fallback>
           <w:pict>
-            <v:line w14:anchorId="110DA1CA" id="Прямая соединительная линия 2" o:spid="_x0000_s1026" style="position:absolute;z-index:251644928;visibility:visible;mso-wrap-style:square;mso-width-percent:0;mso-height-percent:0;mso-wrap-distance-left:9pt;mso-wrap-distance-top:.mm;mso-wrap-distance-right:9pt;mso-wrap-distance-bottom:.mm;mso-position-horizontal:absolute;mso-position-horizontal-relative:page;mso-position-vertical:absolute;mso-position-vertical-relative:page;mso-width-percent:0;mso-height-percent:0;mso-width-relative:page;mso-height-relative:page" from="56.7pt,711pt" to="581pt,711pt" o:gfxdata="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" strokeweight="1.5pt">
+            <v:line w14:anchorId="110DA1CA" id="Прямая соединительная линия 2" o:spid="_x0000_s1026" style="position:absolute;z-index:251644928;visibility:visible;mso-wrap-style:square;mso-width-percent:0;mso-height-percent:0;mso-wrap-distance-left:9pt;mso-wrap-distance-top:.mm;mso-wrap-distance-right:9pt;mso-wrap-distance-bottom:.mm;mso-position-horizontal:absolute;mso-position-horizontal-relative:page;mso-position-vertical:absolute;mso-position-vertical-relative:page;mso-width-percent:0;mso-height-percent:0;mso-width-relative:page;mso-height-relative:page" from="56.7pt,711pt" to="581pt,711pt" o:gfxdata="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" strokeweight="1.5pt">
               <o:lock v:ext="edit" shapetype="f"/>
               <w10:wrap anchorx="page" anchory="page"/>
             </v:line>
@@ -9923,7 +8874,7 @@
       <mc:AlternateContent>
         <mc:Choice Requires="wps">
           <w:drawing>
-            <wp:anchor distT="0" distB="0" distL="114300" distR="114300" simplePos="0" relativeHeight="251677696" behindDoc="0" locked="0" layoutInCell="1" allowOverlap="1" wp14:anchorId="7E57C65B">
+            <wp:anchor distT="0" distB="0" distL="114300" distR="114300" simplePos="0" relativeHeight="251677696" behindDoc="0" locked="0" layoutInCell="1" allowOverlap="1" wp14:anchorId="7E57C65B" wp14:editId="5A1B927A">
               <wp:simplePos x="0" y="0"/>
               <wp:positionH relativeFrom="column">
                 <wp:posOffset>2026920</wp:posOffset>
@@ -9985,7 +8936,7 @@
         </mc:Choice>
         <mc:Fallback>
           <w:pict>
-            <v:shape w14:anchorId="7E57C65B" id="Надпись 1" o:spid="_x0000_s1058" type="#_x0000_t202" style="position:absolute;margin-left:159.6pt;margin-top:-19.25pt;width:190.4pt;height:31.25pt;z-index:251677696;visibility:visible;mso-wrap-style:square;mso-width-percent:0;mso-height-percent:0;mso-wrap-distance-left:9pt;mso-wrap-distance-top:0;mso-wrap-distance-right:9pt;mso-wrap-distance-bottom:0;mso-position-horizontal:absolute;mso-position-horizontal-relative:text;mso-position-vertical:absolute;mso-position-vertical-relative:text;mso-width-percent:0;mso-height-percent:0;mso-width-relative:page;mso-height-relative:page;v-text-anchor:top" o:gfxdata="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" filled="f" stroked="f">
+            <v:shape w14:anchorId="7E57C65B" id="Надпись 1" o:spid="_x0000_s1058" type="#_x0000_t202" style="position:absolute;margin-left:159.6pt;margin-top:-19.25pt;width:190.4pt;height:31.25pt;z-index:251677696;visibility:visible;mso-wrap-style:square;mso-width-percent:0;mso-height-percent:0;mso-wrap-distance-left:9pt;mso-wrap-distance-top:0;mso-wrap-distance-right:9pt;mso-wrap-distance-bottom:0;mso-position-horizontal:absolute;mso-position-horizontal-relative:text;mso-position-vertical:absolute;mso-position-vertical-relative:text;mso-width-percent:0;mso-height-percent:0;mso-width-relative:page;mso-height-relative:page;v-text-anchor:top" o:gfxdata="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" filled="f" stroked="f">
               <v:textbox inset="0,0,0,0">
                 <w:txbxContent>
                   <w:p>
@@ -10069,7 +9020,7 @@
 </file>
 
 <file path=word/footnotes.xml><?xml version="1.0" encoding="utf-8"?>
-<w:footnotes xmlns:wpc="http://schemas.microsoft.com/office/word/2010/wordprocessingCanvas" xmlns:cx="http://schemas.microsoft.com/office/drawing/2014/chartex" xmlns:cx1="http://schemas.microsoft.com/office/drawing/2015/9/8/chartex" xmlns:cx2="http://schemas.microsoft.com/office/drawing/2015/10/21/chartex" xmlns:cx3="http://schemas.microsoft.com/office/drawing/2016/5/9/chartex" xmlns:cx4="http://schemas.microsoft.com/office/drawing/2016/5/10/chartex" xmlns:cx5="http://schemas.microsoft.com/office/drawing/2016/5/11/chartex" xmlns:cx6="http://schemas.microsoft.com/office/drawing/2016/5/12/chartex" xmlns:cx7="http://schemas.microsoft.com/office/drawing/2016/5/13/chartex" xmlns:cx8="http://schemas.microsoft.com/office/drawing/2016/5/14/chartex" xmlns:mc="http://schemas.openxmlformats.org/markup-compatibility/2006" xmlns:aink="http://schemas.microsoft.com/office/drawing/2016/ink" xmlns:am3d="http://schemas.microsoft.com/office/drawing/2017/model3d" xmlns:o="urn:schemas-microsoft-com:office:office" xmlns:oel="http://schemas.microsoft.com/office/2019/extlst" xmlns:r="http://schemas.openxmlformats.org/officeDocument/2006/relationships" xmlns:m="http://schemas.openxmlformats.org/officeDocument/2006/math" xmlns:v="urn:schemas-microsoft-com:vml" xmlns:wp14="http://schemas.microsoft.com/office/word/2010/wordprocessingDrawing" xmlns:wp="http://schemas.openxmlformats.org/drawingml/2006/wordprocessingDrawing" xmlns:w10="urn:schemas-microsoft-com:office:word" xmlns:w="http://schemas.openxmlformats.org/wordprocessingml/2006/main" xmlns:w14="http://schemas.microsoft.com/office/word/2010/wordml" xmlns:w15="http://schemas.microsoft.com/office/word/2012/wordml" xmlns:w16cex="http://schemas.microsoft.com/office/word/2018/wordml/cex" xmlns:w16cid="http://schemas.microsoft.com/office/word/2016/wordml/cid" xmlns:w16="http://schemas.microsoft.com/office/word/2018/wordml" xmlns:w16sdtdh="http://schemas.microsoft.com/office/word/2020/wordml/sdtdatahash" xmlns:w16se="http://schemas.microsoft.com/office/word/2015/wordml/symex" xmlns:wpg="http://schemas.microsoft.com/office/word/2010/wordprocessingGroup" xmlns:wpi="http://schemas.microsoft.com/office/word/2010/wordprocessingInk" xmlns:wne="http://schemas.microsoft.com/office/word/2006/wordml" xmlns:wps="http://schemas.microsoft.com/office/word/2010/wordprocessingShape" mc:Ignorable="w14 w15 w16se w16cid w16 w16cex w16sdtdh wp14">
+<w:footnotes xmlns:wpc="http://schemas.microsoft.com/office/word/2010/wordprocessingCanvas" xmlns:cx="http://schemas.microsoft.com/office/drawing/2014/chartex" xmlns:cx1="http://schemas.microsoft.com/office/drawing/2015/9/8/chartex" xmlns:cx2="http://schemas.microsoft.com/office/drawing/2015/10/21/chartex" xmlns:cx3="http://schemas.microsoft.com/office/drawing/2016/5/9/chartex" xmlns:cx4="http://schemas.microsoft.com/office/drawing/2016/5/10/chartex" xmlns:cx5="http://schemas.microsoft.com/office/drawing/2016/5/11/chartex" xmlns:cx6="http://schemas.microsoft.com/office/drawing/2016/5/12/chartex" xmlns:cx7="http://schemas.microsoft.com/office/drawing/2016/5/13/chartex" xmlns:cx8="http://schemas.microsoft.com/office/drawing/2016/5/14/chartex" xmlns:mc="http://schemas.openxmlformats.org/markup-compatibility/2006" xmlns:aink="http://schemas.microsoft.com/office/drawing/2016/ink" xmlns:am3d="http://schemas.microsoft.com/office/drawing/2017/model3d" xmlns:o="urn:schemas-microsoft-com:office:office" xmlns:oel="http://schemas.microsoft.com/office/2019/extlst" xmlns:r="http://schemas.openxmlformats.org/officeDocument/2006/relationships" xmlns:m="http://schemas.openxmlformats.org/officeDocument/2006/math" xmlns:v="urn:schemas-microsoft-com:vml" xmlns:wp14="http://schemas.microsoft.com/office/word/2010/wordprocessingDrawing" xmlns:wp="http://schemas.openxmlformats.org/drawingml/2006/wordprocessingDrawing" xmlns:w10="urn:schemas-microsoft-com:office:word" xmlns:w="http://schemas.openxmlformats.org/wordprocessingml/2006/main" xmlns:w14="http://schemas.microsoft.com/office/word/2010/wordml" xmlns:w15="http://schemas.microsoft.com/office/word/2012/wordml" xmlns:w16cex="http://schemas.microsoft.com/office/word/2018/wordml/cex" xmlns:w16cid="http://schemas.microsoft.com/office/word/2016/wordml/cid" xmlns:w16="http://schemas.microsoft.com/office/word/2018/wordml" xmlns:w16du="http://schemas.microsoft.com/office/word/2023/wordml/word16du" xmlns:w16sdtdh="http://schemas.microsoft.com/office/word/2020/wordml/sdtdatahash" xmlns:w16sdtfl="http://schemas.microsoft.com/office/word/2024/wordml/sdtformatlock" xmlns:w16se="http://schemas.microsoft.com/office/word/2015/wordml/symex" xmlns:wpg="http://schemas.microsoft.com/office/word/2010/wordprocessingGroup" xmlns:wpi="http://schemas.microsoft.com/office/word/2010/wordprocessingInk" xmlns:wne="http://schemas.microsoft.com/office/word/2006/wordml" xmlns:wps="http://schemas.microsoft.com/office/word/2010/wordprocessingShape" mc:Ignorable="w14 w15 w16se w16cid w16 w16cex w16sdtdh w16sdtfl w16du wp14">
   <w:footnote w:type="separator" w:id="-1">
     <w:p>
       <w:r>
@@ -10088,7 +9039,7 @@
 </file>
 
 <file path=word/header1.xml><?xml version="1.0" encoding="utf-8"?>
-<w:hdr xmlns:wpc="http://schemas.microsoft.com/office/word/2010/wordprocessingCanvas" xmlns:cx="http://schemas.microsoft.com/office/drawing/2014/chartex" xmlns:cx1="http://schemas.microsoft.com/office/drawing/2015/9/8/chartex" xmlns:cx2="http://schemas.microsoft.com/office/drawing/2015/10/21/chartex" xmlns:cx3="http://schemas.microsoft.com/office/drawing/2016/5/9/chartex" xmlns:cx4="http://schemas.microsoft.com/office/drawing/2016/5/10/chartex" xmlns:cx5="http://schemas.microsoft.com/office/drawing/2016/5/11/chartex" xmlns:cx6="http://schemas.microsoft.com/office/drawing/2016/5/12/chartex" xmlns:cx7="http://schemas.microsoft.com/office/drawing/2016/5/13/chartex" xmlns:cx8="http://schemas.microsoft.com/office/drawing/2016/5/14/chartex" xmlns:mc="http://schemas.openxmlformats.org/markup-compatibility/2006" xmlns:aink="http://schemas.microsoft.com/office/drawing/2016/ink" xmlns:am3d="http://schemas.microsoft.com/office/drawing/2017/model3d" xmlns:o="urn:schemas-microsoft-com:office:office" xmlns:oel="http://schemas.microsoft.com/office/2019/extlst" xmlns:r="http://schemas.openxmlformats.org/officeDocument/2006/relationships" xmlns:m="http://schemas.openxmlformats.org/officeDocument/2006/math" xmlns:v="urn:schemas-microsoft-com:vml" xmlns:wp14="http://schemas.microsoft.com/office/word/2010/wordprocessingDrawing" xmlns:wp="http://schemas.openxmlformats.org/drawingml/2006/wordprocessingDrawing" xmlns:w10="urn:schemas-microsoft-com:office:word" xmlns:w="http://schemas.openxmlformats.org/wordprocessingml/2006/main" xmlns:w14="http://schemas.microsoft.com/office/word/2010/wordml" xmlns:w15="http://schemas.microsoft.com/office/word/2012/wordml" xmlns:w16cex="http://schemas.microsoft.com/office/word/2018/wordml/cex" xmlns:w16cid="http://schemas.microsoft.com/office/word/2016/wordml/cid" xmlns:w16="http://schemas.microsoft.com/office/word/2018/wordml" xmlns:w16sdtdh="http://schemas.microsoft.com/office/word/2020/wordml/sdtdatahash" xmlns:w16se="http://schemas.microsoft.com/office/word/2015/wordml/symex" xmlns:wpg="http://schemas.microsoft.com/office/word/2010/wordprocessingGroup" xmlns:wpi="http://schemas.microsoft.com/office/word/2010/wordprocessingInk" xmlns:wne="http://schemas.microsoft.com/office/word/2006/wordml" xmlns:wps="http://schemas.microsoft.com/office/word/2010/wordprocessingShape" mc:Ignorable="w14 w15 w16se w16cid w16 w16cex w16sdtdh wp14">
+<w:hdr xmlns:wpc="http://schemas.microsoft.com/office/word/2010/wordprocessingCanvas" xmlns:cx="http://schemas.microsoft.com/office/drawing/2014/chartex" xmlns:cx1="http://schemas.microsoft.com/office/drawing/2015/9/8/chartex" xmlns:cx2="http://schemas.microsoft.com/office/drawing/2015/10/21/chartex" xmlns:cx3="http://schemas.microsoft.com/office/drawing/2016/5/9/chartex" xmlns:cx4="http://schemas.microsoft.com/office/drawing/2016/5/10/chartex" xmlns:cx5="http://schemas.microsoft.com/office/drawing/2016/5/11/chartex" xmlns:cx6="http://schemas.microsoft.com/office/drawing/2016/5/12/chartex" xmlns:cx7="http://schemas.microsoft.com/office/drawing/2016/5/13/chartex" xmlns:cx8="http://schemas.microsoft.com/office/drawing/2016/5/14/chartex" xmlns:mc="http://schemas.openxmlformats.org/markup-compatibility/2006" xmlns:aink="http://schemas.microsoft.com/office/drawing/2016/ink" xmlns:am3d="http://schemas.microsoft.com/office/drawing/2017/model3d" xmlns:o="urn:schemas-microsoft-com:office:office" xmlns:oel="http://schemas.microsoft.com/office/2019/extlst" xmlns:r="http://schemas.openxmlformats.org/officeDocument/2006/relationships" xmlns:m="http://schemas.openxmlformats.org/officeDocument/2006/math" xmlns:v="urn:schemas-microsoft-com:vml" xmlns:wp14="http://schemas.microsoft.com/office/word/2010/wordprocessingDrawing" xmlns:wp="http://schemas.openxmlformats.org/drawingml/2006/wordprocessingDrawing" xmlns:w10="urn:schemas-microsoft-com:office:word" xmlns:w="http://schemas.openxmlformats.org/wordprocessingml/2006/main" xmlns:w14="http://schemas.microsoft.com/office/word/2010/wordml" xmlns:w15="http://schemas.microsoft.com/office/word/2012/wordml" xmlns:w16cex="http://schemas.microsoft.com/office/word/2018/wordml/cex" xmlns:w16cid="http://schemas.microsoft.com/office/word/2016/wordml/cid" xmlns:w16="http://schemas.microsoft.com/office/word/2018/wordml" xmlns:w16du="http://schemas.microsoft.com/office/word/2023/wordml/word16du" xmlns:w16sdtdh="http://schemas.microsoft.com/office/word/2020/wordml/sdtdatahash" xmlns:w16sdtfl="http://schemas.microsoft.com/office/word/2024/wordml/sdtformatlock" xmlns:w16se="http://schemas.microsoft.com/office/word/2015/wordml/symex" xmlns:wpg="http://schemas.microsoft.com/office/word/2010/wordprocessingGroup" xmlns:wpi="http://schemas.microsoft.com/office/word/2010/wordprocessingInk" xmlns:wne="http://schemas.microsoft.com/office/word/2006/wordml" xmlns:wps="http://schemas.microsoft.com/office/word/2010/wordprocessingShape" mc:Ignorable="w14 w15 w16se w16cid w16 w16cex w16sdtdh w16sdtfl w16du wp14">
   <w:p>
     <w:pPr>
       <w:pStyle w:val="a3"/>
@@ -10100,7 +9051,7 @@
       <mc:AlternateContent>
         <mc:Choice Requires="wps">
           <w:drawing>
-            <wp:anchor distT="0" distB="0" distL="114300" distR="114300" simplePos="0" relativeHeight="251625472" behindDoc="0" locked="0" layoutInCell="0" allowOverlap="1" wp14:anchorId="5BAE2EBE">
+            <wp:anchor distT="0" distB="0" distL="114300" distR="114300" simplePos="0" relativeHeight="251625472" behindDoc="0" locked="0" layoutInCell="0" allowOverlap="1" wp14:anchorId="5BAE2EBE" wp14:editId="2DF63D2B">
               <wp:simplePos x="0" y="0"/>
               <wp:positionH relativeFrom="page">
                 <wp:posOffset>712470</wp:posOffset>
@@ -10158,7 +9109,7 @@
         </mc:Choice>
         <mc:Fallback>
           <w:pict>
-            <v:rect w14:anchorId="18D37AF1" id="Rectangle 55" o:spid="_x0000_s1026" style="position:absolute;margin-left:56.1pt;margin-top:16.45pt;width:524.4pt;height:807.85pt;z-index:251625472;visibility:visible;mso-wrap-style:square;mso-width-percent:0;mso-height-percent:0;mso-wrap-distance-left:9pt;mso-wrap-distance-top:0;mso-wrap-distance-right:9pt;mso-wrap-distance-bottom:0;mso-position-horizontal:absolute;mso-position-horizontal-relative:page;mso-position-vertical:absolute;mso-position-vertical-relative:page;mso-width-percent:0;mso-height-percent:0;mso-width-relative:page;mso-height-relative:page;v-text-anchor:top" o:gfxdata="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" o:allowincell="f" strokeweight="1.5pt">
+            <v:rect w14:anchorId="18D37AF1" id="Rectangle 55" o:spid="_x0000_s1026" style="position:absolute;margin-left:56.1pt;margin-top:16.45pt;width:524.4pt;height:807.85pt;z-index:251625472;visibility:visible;mso-wrap-style:square;mso-width-percent:0;mso-height-percent:0;mso-wrap-distance-left:9pt;mso-wrap-distance-top:0;mso-wrap-distance-right:9pt;mso-wrap-distance-bottom:0;mso-position-horizontal:absolute;mso-position-horizontal-relative:page;mso-position-vertical:absolute;mso-position-vertical-relative:page;mso-width-percent:0;mso-height-percent:0;mso-width-relative:page;mso-height-relative:page;v-text-anchor:top" o:gfxdata="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" o:allowincell="f" strokeweight="1.5pt">
               <v:path arrowok="t"/>
               <w10:wrap anchorx="page" anchory="page"/>
             </v:rect>
@@ -10171,7 +9122,7 @@
 </file>
 
 <file path=word/header2.xml><?xml version="1.0" encoding="utf-8"?>
-<w:hdr xmlns:wpc="http://schemas.microsoft.com/office/word/2010/wordprocessingCanvas" xmlns:cx="http://schemas.microsoft.com/office/drawing/2014/chartex" xmlns:cx1="http://schemas.microsoft.com/office/drawing/2015/9/8/chartex" xmlns:cx2="http://schemas.microsoft.com/office/drawing/2015/10/21/chartex" xmlns:cx3="http://schemas.microsoft.com/office/drawing/2016/5/9/chartex" xmlns:cx4="http://schemas.microsoft.com/office/drawing/2016/5/10/chartex" xmlns:cx5="http://schemas.microsoft.com/office/drawing/2016/5/11/chartex" xmlns:cx6="http://schemas.microsoft.com/office/drawing/2016/5/12/chartex" xmlns:cx7="http://schemas.microsoft.com/office/drawing/2016/5/13/chartex" xmlns:cx8="http://schemas.microsoft.com/office/drawing/2016/5/14/chartex" xmlns:mc="http://schemas.openxmlformats.org/markup-compatibility/2006" xmlns:aink="http://schemas.microsoft.com/office/drawing/2016/ink" xmlns:am3d="http://schemas.microsoft.com/office/drawing/2017/model3d" xmlns:o="urn:schemas-microsoft-com:office:office" xmlns:oel="http://schemas.microsoft.com/office/2019/extlst" xmlns:r="http://schemas.openxmlformats.org/officeDocument/2006/relationships" xmlns:m="http://schemas.openxmlformats.org/officeDocument/2006/math" xmlns:v="urn:schemas-microsoft-com:vml" xmlns:wp14="http://schemas.microsoft.com/office/word/2010/wordprocessingDrawing" xmlns:wp="http://schemas.openxmlformats.org/drawingml/2006/wordprocessingDrawing" xmlns:w10="urn:schemas-microsoft-com:office:word" xmlns:w="http://schemas.openxmlformats.org/wordprocessingml/2006/main" xmlns:w14="http://schemas.microsoft.com/office/word/2010/wordml" xmlns:w15="http://schemas.microsoft.com/office/word/2012/wordml" xmlns:w16cex="http://schemas.microsoft.com/office/word/2018/wordml/cex" xmlns:w16cid="http://schemas.microsoft.com/office/word/2016/wordml/cid" xmlns:w16="http://schemas.microsoft.com/office/word/2018/wordml" xmlns:w16sdtdh="http://schemas.microsoft.com/office/word/2020/wordml/sdtdatahash" xmlns:w16se="http://schemas.microsoft.com/office/word/2015/wordml/symex" xmlns:wpg="http://schemas.microsoft.com/office/word/2010/wordprocessingGroup" xmlns:wpi="http://schemas.microsoft.com/office/word/2010/wordprocessingInk" xmlns:wne="http://schemas.microsoft.com/office/word/2006/wordml" xmlns:wps="http://schemas.microsoft.com/office/word/2010/wordprocessingShape" mc:Ignorable="w14 w15 w16se w16cid w16 w16cex w16sdtdh wp14">
+<w:hdr xmlns:wpc="http://schemas.microsoft.com/office/word/2010/wordprocessingCanvas" xmlns:cx="http://schemas.microsoft.com/office/drawing/2014/chartex" xmlns:cx1="http://schemas.microsoft.com/office/drawing/2015/9/8/chartex" xmlns:cx2="http://schemas.microsoft.com/office/drawing/2015/10/21/chartex" xmlns:cx3="http://schemas.microsoft.com/office/drawing/2016/5/9/chartex" xmlns:cx4="http://schemas.microsoft.com/office/drawing/2016/5/10/chartex" xmlns:cx5="http://schemas.microsoft.com/office/drawing/2016/5/11/chartex" xmlns:cx6="http://schemas.microsoft.com/office/drawing/2016/5/12/chartex" xmlns:cx7="http://schemas.microsoft.com/office/drawing/2016/5/13/chartex" xmlns:cx8="http://schemas.microsoft.com/office/drawing/2016/5/14/chartex" xmlns:mc="http://schemas.openxmlformats.org/markup-compatibility/2006" xmlns:aink="http://schemas.microsoft.com/office/drawing/2016/ink" xmlns:am3d="http://schemas.microsoft.com/office/drawing/2017/model3d" xmlns:o="urn:schemas-microsoft-com:office:office" xmlns:oel="http://schemas.microsoft.com/office/2019/extlst" xmlns:r="http://schemas.openxmlformats.org/officeDocument/2006/relationships" xmlns:m="http://schemas.openxmlformats.org/officeDocument/2006/math" xmlns:v="urn:schemas-microsoft-com:vml" xmlns:wp14="http://schemas.microsoft.com/office/word/2010/wordprocessingDrawing" xmlns:wp="http://schemas.openxmlformats.org/drawingml/2006/wordprocessingDrawing" xmlns:w10="urn:schemas-microsoft-com:office:word" xmlns:w="http://schemas.openxmlformats.org/wordprocessingml/2006/main" xmlns:w14="http://schemas.microsoft.com/office/word/2010/wordml" xmlns:w15="http://schemas.microsoft.com/office/word/2012/wordml" xmlns:w16cex="http://schemas.microsoft.com/office/word/2018/wordml/cex" xmlns:w16cid="http://schemas.microsoft.com/office/word/2016/wordml/cid" xmlns:w16="http://schemas.microsoft.com/office/word/2018/wordml" xmlns:w16du="http://schemas.microsoft.com/office/word/2023/wordml/word16du" xmlns:w16sdtdh="http://schemas.microsoft.com/office/word/2020/wordml/sdtdatahash" xmlns:w16sdtfl="http://schemas.microsoft.com/office/word/2024/wordml/sdtformatlock" xmlns:w16se="http://schemas.microsoft.com/office/word/2015/wordml/symex" xmlns:wpg="http://schemas.microsoft.com/office/word/2010/wordprocessingGroup" xmlns:wpi="http://schemas.microsoft.com/office/word/2010/wordprocessingInk" xmlns:wne="http://schemas.microsoft.com/office/word/2006/wordml" xmlns:wps="http://schemas.microsoft.com/office/word/2010/wordprocessingShape" mc:Ignorable="w14 w15 w16se w16cid w16 w16cex w16sdtdh w16sdtfl w16du wp14">
   <w:p>
     <w:pPr>
       <w:pStyle w:val="a3"/>
@@ -10183,7 +9134,7 @@
       <mc:AlternateContent>
         <mc:Choice Requires="wps">
           <w:drawing>
-            <wp:anchor distT="0" distB="0" distL="114300" distR="114300" simplePos="0" relativeHeight="251643904" behindDoc="0" locked="0" layoutInCell="1" allowOverlap="1" wp14:anchorId="6C58BEA0">
+            <wp:anchor distT="0" distB="0" distL="114300" distR="114300" simplePos="0" relativeHeight="251643904" behindDoc="0" locked="0" layoutInCell="1" allowOverlap="1" wp14:anchorId="6C58BEA0" wp14:editId="3123C6B2">
               <wp:simplePos x="0" y="0"/>
               <wp:positionH relativeFrom="page">
                 <wp:posOffset>720090</wp:posOffset>
@@ -10253,7 +9204,7 @@
         </mc:Choice>
         <mc:Fallback>
           <w:pict>
-            <v:rect w14:anchorId="6C58BEA0" id="Прямоугольник 28" o:spid="_x0000_s1034" style="position:absolute;margin-left:56.7pt;margin-top:16.45pt;width:524.4pt;height:807.85pt;z-index:251643904;visibility:visible;mso-wrap-style:square;mso-width-percent:0;mso-height-percent:0;mso-wrap-distance-left:9pt;mso-wrap-distance-top:0;mso-wrap-distance-right:9pt;mso-wrap-distance-bottom:0;mso-position-horizontal:absolute;mso-position-horizontal-relative:page;mso-position-vertical:absolute;mso-position-vertical-relative:page;mso-width-percent:0;mso-height-percent:0;mso-width-relative:page;mso-height-relative:page;v-text-anchor:top" o:gfxdata="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" strokeweight="1.5pt">
+            <v:rect w14:anchorId="6C58BEA0" id="Прямоугольник 28" o:spid="_x0000_s1034" style="position:absolute;margin-left:56.7pt;margin-top:16.45pt;width:524.4pt;height:807.85pt;z-index:251643904;visibility:visible;mso-wrap-style:square;mso-width-percent:0;mso-height-percent:0;mso-wrap-distance-left:9pt;mso-wrap-distance-top:0;mso-wrap-distance-right:9pt;mso-wrap-distance-bottom:0;mso-position-horizontal:absolute;mso-position-horizontal-relative:page;mso-position-vertical:absolute;mso-position-vertical-relative:page;mso-width-percent:0;mso-height-percent:0;mso-width-relative:page;mso-height-relative:page;v-text-anchor:top" o:gfxdata="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" strokeweight="1.5pt">
               <v:path arrowok="t"/>
               <v:textbox>
                 <w:txbxContent>
@@ -10278,7 +9229,7 @@
 </file>
 
 <file path=word/numbering.xml><?xml version="1.0" encoding="utf-8"?>
-<w:numbering xmlns:wpc="http://schemas.microsoft.com/office/word/2010/wordprocessingCanvas" xmlns:cx="http://schemas.microsoft.com/office/drawing/2014/chartex" xmlns:cx1="http://schemas.microsoft.com/office/drawing/2015/9/8/chartex" xmlns:cx2="http://schemas.microsoft.com/office/drawing/2015/10/21/chartex" xmlns:cx3="http://schemas.microsoft.com/office/drawing/2016/5/9/chartex" xmlns:cx4="http://schemas.microsoft.com/office/drawing/2016/5/10/chartex" xmlns:cx5="http://schemas.microsoft.com/office/drawing/2016/5/11/chartex" xmlns:cx6="http://schemas.microsoft.com/office/drawing/2016/5/12/chartex" xmlns:cx7="http://schemas.microsoft.com/office/drawing/2016/5/13/chartex" xmlns:cx8="http://schemas.microsoft.com/office/drawing/2016/5/14/chartex" xmlns:mc="http://schemas.openxmlformats.org/markup-compatibility/2006" xmlns:aink="http://schemas.microsoft.com/office/drawing/2016/ink" xmlns:am3d="http://schemas.microsoft.com/office/drawing/2017/model3d" xmlns:o="urn:schemas-microsoft-com:office:office" xmlns:oel="http://schemas.microsoft.com/office/2019/extlst" xmlns:r="http://schemas.openxmlformats.org/officeDocument/2006/relationships" xmlns:m="http://schemas.openxmlformats.org/officeDocument/2006/math" xmlns:v="urn:schemas-microsoft-com:vml" xmlns:wp14="http://schemas.microsoft.com/office/word/2010/wordprocessingDrawing" xmlns:wp="http://schemas.openxmlformats.org/drawingml/2006/wordprocessingDrawing" xmlns:w10="urn:schemas-microsoft-com:office:word" xmlns:w="http://schemas.openxmlformats.org/wordprocessingml/2006/main" xmlns:w14="http://schemas.microsoft.com/office/word/2010/wordml" xmlns:w15="http://schemas.microsoft.com/office/word/2012/wordml" xmlns:w16cex="http://schemas.microsoft.com/office/word/2018/wordml/cex" xmlns:w16cid="http://schemas.microsoft.com/office/word/2016/wordml/cid" xmlns:w16="http://schemas.microsoft.com/office/word/2018/wordml" xmlns:w16sdtdh="http://schemas.microsoft.com/office/word/2020/wordml/sdtdatahash" xmlns:w16se="http://schemas.microsoft.com/office/word/2015/wordml/symex" xmlns:wpg="http://schemas.microsoft.com/office/word/2010/wordprocessingGroup" xmlns:wpi="http://schemas.microsoft.com/office/word/2010/wordprocessingInk" xmlns:wne="http://schemas.microsoft.com/office/word/2006/wordml" xmlns:wps="http://schemas.microsoft.com/office/word/2010/wordprocessingShape" mc:Ignorable="w14 w15 w16se w16cid w16 w16cex w16sdtdh wp14">
+<w:numbering xmlns:wpc="http://schemas.microsoft.com/office/word/2010/wordprocessingCanvas" xmlns:cx="http://schemas.microsoft.com/office/drawing/2014/chartex" xmlns:cx1="http://schemas.microsoft.com/office/drawing/2015/9/8/chartex" xmlns:cx2="http://schemas.microsoft.com/office/drawing/2015/10/21/chartex" xmlns:cx3="http://schemas.microsoft.com/office/drawing/2016/5/9/chartex" xmlns:cx4="http://schemas.microsoft.com/office/drawing/2016/5/10/chartex" xmlns:cx5="http://schemas.microsoft.com/office/drawing/2016/5/11/chartex" xmlns:cx6="http://schemas.microsoft.com/office/drawing/2016/5/12/chartex" xmlns:cx7="http://schemas.microsoft.com/office/drawing/2016/5/13/chartex" xmlns:cx8="http://schemas.microsoft.com/office/drawing/2016/5/14/chartex" xmlns:mc="http://schemas.openxmlformats.org/markup-compatibility/2006" xmlns:aink="http://schemas.microsoft.com/office/drawing/2016/ink" xmlns:am3d="http://schemas.microsoft.com/office/drawing/2017/model3d" xmlns:o="urn:schemas-microsoft-com:office:office" xmlns:oel="http://schemas.microsoft.com/office/2019/extlst" xmlns:r="http://schemas.openxmlformats.org/officeDocument/2006/relationships" xmlns:m="http://schemas.openxmlformats.org/officeDocument/2006/math" xmlns:v="urn:schemas-microsoft-com:vml" xmlns:wp14="http://schemas.microsoft.com/office/word/2010/wordprocessingDrawing" xmlns:wp="http://schemas.openxmlformats.org/drawingml/2006/wordprocessingDrawing" xmlns:w10="urn:schemas-microsoft-com:office:word" xmlns:w="http://schemas.openxmlformats.org/wordprocessingml/2006/main" xmlns:w14="http://schemas.microsoft.com/office/word/2010/wordml" xmlns:w15="http://schemas.microsoft.com/office/word/2012/wordml" xmlns:w16cex="http://schemas.microsoft.com/office/word/2018/wordml/cex" xmlns:w16cid="http://schemas.microsoft.com/office/word/2016/wordml/cid" xmlns:w16="http://schemas.microsoft.com/office/word/2018/wordml" xmlns:w16du="http://schemas.microsoft.com/office/word/2023/wordml/word16du" xmlns:w16sdtdh="http://schemas.microsoft.com/office/word/2020/wordml/sdtdatahash" xmlns:w16sdtfl="http://schemas.microsoft.com/office/word/2024/wordml/sdtformatlock" xmlns:w16se="http://schemas.microsoft.com/office/word/2015/wordml/symex" xmlns:wpg="http://schemas.microsoft.com/office/word/2010/wordprocessingGroup" xmlns:wpi="http://schemas.microsoft.com/office/word/2010/wordprocessingInk" xmlns:wne="http://schemas.microsoft.com/office/word/2006/wordml" xmlns:wps="http://schemas.microsoft.com/office/word/2010/wordprocessingShape" mc:Ignorable="w14 w15 w16se w16cid w16 w16cex w16sdtdh w16sdtfl w16du wp14">
   <w:abstractNum w:abstractNumId="0" w15:restartNumberingAfterBreak="0">
     <w:nsid w:val="020655F9"/>
     <w:multiLevelType w:val="hybridMultilevel"/>
@@ -12469,7 +11420,7 @@
 </file>
 
 <file path=word/styles.xml><?xml version="1.0" encoding="utf-8"?>
-<w:styles xmlns:mc="http://schemas.openxmlformats.org/markup-compatibility/2006" xmlns:r="http://schemas.openxmlformats.org/officeDocument/2006/relationships" xmlns:w="http://schemas.openxmlformats.org/wordprocessingml/2006/main" xmlns:w14="http://schemas.microsoft.com/office/word/2010/wordml" xmlns:w15="http://schemas.microsoft.com/office/word/2012/wordml" xmlns:w16cex="http://schemas.microsoft.com/office/word/2018/wordml/cex" xmlns:w16cid="http://schemas.microsoft.com/office/word/2016/wordml/cid" xmlns:w16="http://schemas.microsoft.com/office/word/2018/wordml" xmlns:w16sdtdh="http://schemas.microsoft.com/office/word/2020/wordml/sdtdatahash" xmlns:w16se="http://schemas.microsoft.com/office/word/2015/wordml/symex" mc:Ignorable="w14 w15 w16se w16cid w16 w16cex w16sdtdh">
+<w:styles xmlns:mc="http://schemas.openxmlformats.org/markup-compatibility/2006" xmlns:r="http://schemas.openxmlformats.org/officeDocument/2006/relationships" xmlns:w="http://schemas.openxmlformats.org/wordprocessingml/2006/main" xmlns:w14="http://schemas.microsoft.com/office/word/2010/wordml" xmlns:w15="http://schemas.microsoft.com/office/word/2012/wordml" xmlns:w16cex="http://schemas.microsoft.com/office/word/2018/wordml/cex" xmlns:w16cid="http://schemas.microsoft.com/office/word/2016/wordml/cid" xmlns:w16="http://schemas.microsoft.com/office/word/2018/wordml" xmlns:w16du="http://schemas.microsoft.com/office/word/2023/wordml/word16du" xmlns:w16sdtdh="http://schemas.microsoft.com/office/word/2020/wordml/sdtdatahash" xmlns:w16sdtfl="http://schemas.microsoft.com/office/word/2024/wordml/sdtformatlock" xmlns:w16se="http://schemas.microsoft.com/office/word/2015/wordml/symex" mc:Ignorable="w14 w15 w16se w16cid w16 w16cex w16sdtdh w16sdtfl w16du">
   <w:docDefaults>
     <w:rPrDefault>
       <w:rPr>
